--- a/Files/3-rd course/5-th semester/Man-Machine Interface Design/Laboratory work/Lab #1/Vlad/БПИ24-02. Гордов В. Лаб. №1.docx
+++ b/Files/3-rd course/5-th semester/Man-Machine Interface Design/Laboratory work/Lab #1/Vlad/БПИ24-02. Гордов В. Лаб. №1.docx
@@ -911,47 +911,11 @@
           <w:lang w:val="en-US"/>
         </w:rPr>
       </w:pPr>
-      <w:proofErr w:type="spellStart"/>
       <w:r>
         <w:rPr>
           <w:lang w:val="en-US"/>
         </w:rPr>
-        <w:t>Уровень</w:t>
-      </w:r>
-      <w:proofErr w:type="spellEnd"/>
-      <w:r>
-        <w:rPr>
-          <w:lang w:val="en-US"/>
-        </w:rPr>
-        <w:t xml:space="preserve"> </w:t>
-      </w:r>
-      <w:proofErr w:type="spellStart"/>
-      <w:r>
-        <w:rPr>
-          <w:lang w:val="en-US"/>
-        </w:rPr>
-        <w:t>компьютерной</w:t>
-      </w:r>
-      <w:proofErr w:type="spellEnd"/>
-      <w:r>
-        <w:rPr>
-          <w:lang w:val="en-US"/>
-        </w:rPr>
-        <w:t xml:space="preserve"> </w:t>
-      </w:r>
-      <w:proofErr w:type="spellStart"/>
-      <w:r>
-        <w:rPr>
-          <w:lang w:val="en-US"/>
-        </w:rPr>
-        <w:t>грамотности</w:t>
-      </w:r>
-      <w:proofErr w:type="spellEnd"/>
-      <w:r>
-        <w:rPr>
-          <w:lang w:val="en-US"/>
-        </w:rPr>
-        <w:t>.</w:t>
+        <w:t>Уровень компьютерной грамотности.</w:t>
       </w:r>
     </w:p>
     <w:p>
@@ -997,70 +961,12 @@
           <w:lang w:val="en-US"/>
         </w:rPr>
       </w:pPr>
-      <w:proofErr w:type="spellStart"/>
       <w:r>
         <w:rPr>
           <w:lang w:val="en-US"/>
         </w:rPr>
-        <w:t>Сформировать</w:t>
-      </w:r>
-      <w:proofErr w:type="spellEnd"/>
-      <w:r>
-        <w:rPr>
-          <w:lang w:val="en-US"/>
-        </w:rPr>
-        <w:t xml:space="preserve"> </w:t>
-      </w:r>
-      <w:proofErr w:type="spellStart"/>
-      <w:r>
-        <w:rPr>
-          <w:lang w:val="en-US"/>
-        </w:rPr>
-        <w:t>отчет</w:t>
-      </w:r>
-      <w:proofErr w:type="spellEnd"/>
-      <w:r>
-        <w:rPr>
-          <w:lang w:val="en-US"/>
-        </w:rPr>
-        <w:t xml:space="preserve"> </w:t>
-      </w:r>
-      <w:proofErr w:type="spellStart"/>
-      <w:r>
-        <w:rPr>
-          <w:lang w:val="en-US"/>
-        </w:rPr>
-        <w:t>по</w:t>
-      </w:r>
-      <w:proofErr w:type="spellEnd"/>
-      <w:r>
-        <w:rPr>
-          <w:lang w:val="en-US"/>
-        </w:rPr>
-        <w:t xml:space="preserve"> </w:t>
-      </w:r>
-      <w:proofErr w:type="spellStart"/>
-      <w:r>
-        <w:rPr>
-          <w:lang w:val="en-US"/>
-        </w:rPr>
-        <w:t>лабораторной</w:t>
-      </w:r>
-      <w:proofErr w:type="spellEnd"/>
-      <w:r>
-        <w:rPr>
-          <w:lang w:val="en-US"/>
-        </w:rPr>
-        <w:t xml:space="preserve"> </w:t>
-      </w:r>
-      <w:proofErr w:type="spellStart"/>
-      <w:r>
-        <w:rPr>
-          <w:lang w:val="en-US"/>
-        </w:rPr>
-        <w:t>работе</w:t>
-      </w:r>
-      <w:proofErr w:type="spellEnd"/>
+        <w:t>Сформировать отчет по лабораторной работе</w:t>
+      </w:r>
     </w:p>
     <w:p/>
     <w:bookmarkEnd w:id="2"/>
@@ -1119,34 +1025,13 @@
     </w:p>
     <w:p>
       <w:r>
-        <w:t xml:space="preserve">Технически продукт реализован на языке C# (платформа .NET 10, Windows </w:t>
-      </w:r>
-      <w:proofErr w:type="spellStart"/>
-      <w:r>
-        <w:t>Forms</w:t>
-      </w:r>
-      <w:proofErr w:type="spellEnd"/>
-      <w:r>
-        <w:t xml:space="preserve">), данные хранятся в локальной базе </w:t>
-      </w:r>
-      <w:proofErr w:type="spellStart"/>
-      <w:r>
-        <w:t>SQLite</w:t>
-      </w:r>
-      <w:proofErr w:type="spellEnd"/>
-      <w:r>
-        <w:t xml:space="preserve"> (допущение в целях создания учебного прототипа) </w:t>
-      </w:r>
-      <w:r>
-        <w:t xml:space="preserve">и обрабатываются через </w:t>
-      </w:r>
-      <w:proofErr w:type="spellStart"/>
-      <w:r>
-        <w:t>Entity</w:t>
-      </w:r>
-      <w:proofErr w:type="spellEnd"/>
-      <w:r>
-        <w:t xml:space="preserve"> Framework Core. Пароли хранятся в виде SHA-256 хэшей. Доступ к функциям разграничен ролевой моделью с тремя ролями: «Администратор», «Менеджер» и «Сотрудник».</w:t>
+        <w:t>Технически продукт реализован на языке C# (платформа .NET 10, Windows Forms), данные хранятся в локальной базе SQLite</w:t>
+      </w:r>
+      <w:r>
+        <w:t xml:space="preserve"> </w:t>
+      </w:r>
+      <w:r>
+        <w:t>и обрабатываются через Entity Framework Core. Пароли хранятся в виде SHA-256 хэшей. Доступ к функциям разграничен ролевой моделью с тремя ролями: «Администратор», «Менеджер» и «Сотрудник».</w:t>
       </w:r>
     </w:p>
     <w:p>
@@ -1163,28 +1048,5513 @@
         <w:t xml:space="preserve"> возможными пользовательскими требованиями, пригодными для анализа в целях выполнения лабораторной работы.</w:t>
       </w:r>
     </w:p>
-    <w:p/>
-    <w:p/>
+    <w:p>
+      <w:pPr>
+        <w:pStyle w:val="2"/>
+      </w:pPr>
+      <w:r>
+        <w:t>Модель пользователя</w:t>
+      </w:r>
+    </w:p>
+    <w:p>
+      <w:r>
+        <w:t>Пользователями приложения являются сотрудники небольшого подразделения организации, работающие с материально-техническими средствами. Общие условия использования для всех групп:</w:t>
+      </w:r>
+    </w:p>
+    <w:p>
+      <w:pPr>
+        <w:numPr>
+          <w:ilvl w:val="0"/>
+          <w:numId w:val="34"/>
+        </w:numPr>
+      </w:pPr>
+      <w:r>
+        <w:t>Р</w:t>
+      </w:r>
+      <w:r>
+        <w:t>абочее место — офисный персональный компьютер с мышью и клавиатурой;</w:t>
+      </w:r>
+    </w:p>
+    <w:p>
+      <w:pPr>
+        <w:numPr>
+          <w:ilvl w:val="0"/>
+          <w:numId w:val="34"/>
+        </w:numPr>
+      </w:pPr>
+      <w:r>
+        <w:t>О</w:t>
+      </w:r>
+      <w:r>
+        <w:t>перационная система — Windows 10 и выше;</w:t>
+      </w:r>
+    </w:p>
+    <w:p>
+      <w:pPr>
+        <w:numPr>
+          <w:ilvl w:val="0"/>
+          <w:numId w:val="34"/>
+        </w:numPr>
+      </w:pPr>
+      <w:r>
+        <w:t>П</w:t>
+      </w:r>
+      <w:r>
+        <w:t>риложение локальное, серверная инфраструктура и подключение к сети не требуются;</w:t>
+      </w:r>
+    </w:p>
+    <w:p>
+      <w:pPr>
+        <w:numPr>
+          <w:ilvl w:val="0"/>
+          <w:numId w:val="34"/>
+        </w:numPr>
+      </w:pPr>
+      <w:r>
+        <w:t>Я</w:t>
+      </w:r>
+      <w:r>
+        <w:t>зык интерфейса — русский.</w:t>
+      </w:r>
+    </w:p>
+    <w:p>
+      <w:pPr>
+        <w:ind w:left="1134" w:firstLine="0"/>
+      </w:pPr>
+    </w:p>
+    <w:p>
+      <w:r>
+        <w:t>Профили пользователей, относящихся к конкретным группам, указаны в Таблицах 1-3.</w:t>
+      </w:r>
+    </w:p>
+    <w:p>
+      <w:pPr>
+        <w:ind w:firstLine="0"/>
+        <w:jc w:val="left"/>
+      </w:pPr>
+      <w:r>
+        <w:br w:type="page"/>
+      </w:r>
+    </w:p>
+    <w:p>
+      <w:pPr>
+        <w:pStyle w:val="af8"/>
+      </w:pPr>
+      <w:r>
+        <w:lastRenderedPageBreak/>
+        <w:t>Таблица 1 – Профиль пользователя «Администратор»</w:t>
+      </w:r>
+    </w:p>
+    <w:tbl>
+      <w:tblPr>
+        <w:tblW w:w="9747" w:type="dxa"/>
+        <w:tblBorders>
+          <w:top w:val="single" w:sz="4" w:space="0" w:color="auto"/>
+          <w:left w:val="single" w:sz="4" w:space="0" w:color="auto"/>
+          <w:bottom w:val="single" w:sz="4" w:space="0" w:color="auto"/>
+          <w:right w:val="single" w:sz="4" w:space="0" w:color="auto"/>
+          <w:insideH w:val="single" w:sz="4" w:space="0" w:color="auto"/>
+          <w:insideV w:val="single" w:sz="4" w:space="0" w:color="auto"/>
+        </w:tblBorders>
+        <w:tblCellMar>
+          <w:left w:w="10" w:type="dxa"/>
+          <w:right w:w="10" w:type="dxa"/>
+        </w:tblCellMar>
+        <w:tblLook w:val="0000" w:firstRow="0" w:lastRow="0" w:firstColumn="0" w:lastColumn="0" w:noHBand="0" w:noVBand="0"/>
+      </w:tblPr>
+      <w:tblGrid>
+        <w:gridCol w:w="3092"/>
+        <w:gridCol w:w="6655"/>
+      </w:tblGrid>
+      <w:tr>
+        <w:tc>
+          <w:tcPr>
+            <w:tcW w:w="3092" w:type="dxa"/>
+            <w:tcBorders>
+              <w:top w:val="single" w:sz="4" w:space="0" w:color="000000"/>
+              <w:left w:val="single" w:sz="4" w:space="0" w:color="000000"/>
+              <w:bottom w:val="single" w:sz="4" w:space="0" w:color="000000"/>
+              <w:right w:val="single" w:sz="4" w:space="0" w:color="000000"/>
+            </w:tcBorders>
+            <w:shd w:val="clear" w:color="auto" w:fill="F2F2F2"/>
+            <w:tcMar>
+              <w:top w:w="60" w:type="dxa"/>
+              <w:left w:w="100" w:type="dxa"/>
+              <w:bottom w:w="60" w:type="dxa"/>
+              <w:right w:w="100" w:type="dxa"/>
+            </w:tcMar>
+            <w:vAlign w:val="center"/>
+          </w:tcPr>
+          <w:p>
+            <w:pPr>
+              <w:pStyle w:val="aff9"/>
+              <w:jc w:val="left"/>
+              <w:rPr>
+                <w:b/>
+                <w:bCs/>
+              </w:rPr>
+            </w:pPr>
+            <w:r>
+              <w:rPr>
+                <w:b/>
+                <w:bCs/>
+              </w:rPr>
+              <w:t>Роль в организации</w:t>
+            </w:r>
+          </w:p>
+        </w:tc>
+        <w:tc>
+          <w:tcPr>
+            <w:tcW w:w="6655" w:type="dxa"/>
+            <w:tcBorders>
+              <w:top w:val="single" w:sz="4" w:space="0" w:color="000000"/>
+              <w:left w:val="single" w:sz="4" w:space="0" w:color="000000"/>
+              <w:bottom w:val="single" w:sz="4" w:space="0" w:color="000000"/>
+              <w:right w:val="single" w:sz="4" w:space="0" w:color="000000"/>
+            </w:tcBorders>
+            <w:tcMar>
+              <w:top w:w="60" w:type="dxa"/>
+              <w:left w:w="100" w:type="dxa"/>
+              <w:bottom w:w="60" w:type="dxa"/>
+              <w:right w:w="100" w:type="dxa"/>
+            </w:tcMar>
+          </w:tcPr>
+          <w:p>
+            <w:pPr>
+              <w:pStyle w:val="aff9"/>
+            </w:pPr>
+            <w:r>
+              <w:t>Системный администратор или ИТ-специалист подразделения.</w:t>
+            </w:r>
+          </w:p>
+        </w:tc>
+      </w:tr>
+      <w:tr>
+        <w:tc>
+          <w:tcPr>
+            <w:tcW w:w="3092" w:type="dxa"/>
+            <w:tcBorders>
+              <w:top w:val="single" w:sz="4" w:space="0" w:color="000000"/>
+              <w:left w:val="single" w:sz="4" w:space="0" w:color="000000"/>
+              <w:bottom w:val="single" w:sz="4" w:space="0" w:color="000000"/>
+              <w:right w:val="single" w:sz="4" w:space="0" w:color="000000"/>
+            </w:tcBorders>
+            <w:shd w:val="clear" w:color="auto" w:fill="F2F2F2"/>
+            <w:tcMar>
+              <w:top w:w="60" w:type="dxa"/>
+              <w:left w:w="100" w:type="dxa"/>
+              <w:bottom w:w="60" w:type="dxa"/>
+              <w:right w:w="100" w:type="dxa"/>
+            </w:tcMar>
+            <w:vAlign w:val="center"/>
+          </w:tcPr>
+          <w:p>
+            <w:pPr>
+              <w:pStyle w:val="aff9"/>
+              <w:jc w:val="left"/>
+              <w:rPr>
+                <w:b/>
+                <w:bCs/>
+              </w:rPr>
+            </w:pPr>
+            <w:r>
+              <w:rPr>
+                <w:b/>
+                <w:bCs/>
+              </w:rPr>
+              <w:t>Уровень компьютерной грамотности</w:t>
+            </w:r>
+          </w:p>
+        </w:tc>
+        <w:tc>
+          <w:tcPr>
+            <w:tcW w:w="6655" w:type="dxa"/>
+            <w:tcBorders>
+              <w:top w:val="single" w:sz="4" w:space="0" w:color="000000"/>
+              <w:left w:val="single" w:sz="4" w:space="0" w:color="000000"/>
+              <w:bottom w:val="single" w:sz="4" w:space="0" w:color="000000"/>
+              <w:right w:val="single" w:sz="4" w:space="0" w:color="000000"/>
+            </w:tcBorders>
+            <w:tcMar>
+              <w:top w:w="60" w:type="dxa"/>
+              <w:left w:w="100" w:type="dxa"/>
+              <w:bottom w:w="60" w:type="dxa"/>
+              <w:right w:w="100" w:type="dxa"/>
+            </w:tcMar>
+          </w:tcPr>
+          <w:p>
+            <w:pPr>
+              <w:pStyle w:val="aff9"/>
+            </w:pPr>
+            <w:r>
+              <w:t>Высокий. Уверенно работает с учётными записями, файлами и базами данных, понимает принципы разграничения прав.</w:t>
+            </w:r>
+          </w:p>
+        </w:tc>
+      </w:tr>
+      <w:tr>
+        <w:tc>
+          <w:tcPr>
+            <w:tcW w:w="3092" w:type="dxa"/>
+            <w:tcBorders>
+              <w:top w:val="single" w:sz="4" w:space="0" w:color="000000"/>
+              <w:left w:val="single" w:sz="4" w:space="0" w:color="000000"/>
+              <w:bottom w:val="single" w:sz="4" w:space="0" w:color="000000"/>
+              <w:right w:val="single" w:sz="4" w:space="0" w:color="000000"/>
+            </w:tcBorders>
+            <w:shd w:val="clear" w:color="auto" w:fill="F2F2F2"/>
+            <w:tcMar>
+              <w:top w:w="60" w:type="dxa"/>
+              <w:left w:w="100" w:type="dxa"/>
+              <w:bottom w:w="60" w:type="dxa"/>
+              <w:right w:w="100" w:type="dxa"/>
+            </w:tcMar>
+            <w:vAlign w:val="center"/>
+          </w:tcPr>
+          <w:p>
+            <w:pPr>
+              <w:pStyle w:val="aff9"/>
+              <w:jc w:val="left"/>
+              <w:rPr>
+                <w:b/>
+                <w:bCs/>
+              </w:rPr>
+            </w:pPr>
+            <w:r>
+              <w:rPr>
+                <w:b/>
+                <w:bCs/>
+              </w:rPr>
+              <w:t>Задачи</w:t>
+            </w:r>
+          </w:p>
+        </w:tc>
+        <w:tc>
+          <w:tcPr>
+            <w:tcW w:w="6655" w:type="dxa"/>
+            <w:tcBorders>
+              <w:top w:val="single" w:sz="4" w:space="0" w:color="000000"/>
+              <w:left w:val="single" w:sz="4" w:space="0" w:color="000000"/>
+              <w:bottom w:val="single" w:sz="4" w:space="0" w:color="000000"/>
+              <w:right w:val="single" w:sz="4" w:space="0" w:color="000000"/>
+            </w:tcBorders>
+            <w:tcMar>
+              <w:top w:w="60" w:type="dxa"/>
+              <w:left w:w="100" w:type="dxa"/>
+              <w:bottom w:w="60" w:type="dxa"/>
+              <w:right w:w="100" w:type="dxa"/>
+            </w:tcMar>
+          </w:tcPr>
+          <w:p>
+            <w:pPr>
+              <w:pStyle w:val="aff9"/>
+              <w:numPr>
+                <w:ilvl w:val="0"/>
+                <w:numId w:val="37"/>
+              </w:numPr>
+            </w:pPr>
+            <w:r>
+              <w:t>Поддерживать реестр оборудования в актуальном состоянии.</w:t>
+            </w:r>
+          </w:p>
+          <w:p>
+            <w:pPr>
+              <w:pStyle w:val="aff9"/>
+              <w:numPr>
+                <w:ilvl w:val="0"/>
+                <w:numId w:val="37"/>
+              </w:numPr>
+            </w:pPr>
+            <w:r>
+              <w:t>Создавать и удалять учётные записи, назначать роли.</w:t>
+            </w:r>
+          </w:p>
+          <w:p>
+            <w:pPr>
+              <w:pStyle w:val="aff9"/>
+              <w:numPr>
+                <w:ilvl w:val="0"/>
+                <w:numId w:val="37"/>
+              </w:numPr>
+            </w:pPr>
+            <w:r>
+              <w:t>Удалять ошибочные записи об оборудовании.</w:t>
+            </w:r>
+          </w:p>
+          <w:p>
+            <w:pPr>
+              <w:pStyle w:val="aff9"/>
+              <w:numPr>
+                <w:ilvl w:val="0"/>
+                <w:numId w:val="37"/>
+              </w:numPr>
+            </w:pPr>
+            <w:r>
+              <w:t>Контролировать журнал операций.</w:t>
+            </w:r>
+          </w:p>
+        </w:tc>
+      </w:tr>
+      <w:tr>
+        <w:tc>
+          <w:tcPr>
+            <w:tcW w:w="3092" w:type="dxa"/>
+            <w:tcBorders>
+              <w:top w:val="single" w:sz="4" w:space="0" w:color="000000"/>
+              <w:left w:val="single" w:sz="4" w:space="0" w:color="000000"/>
+              <w:bottom w:val="single" w:sz="4" w:space="0" w:color="000000"/>
+              <w:right w:val="single" w:sz="4" w:space="0" w:color="000000"/>
+            </w:tcBorders>
+            <w:shd w:val="clear" w:color="auto" w:fill="F2F2F2"/>
+            <w:tcMar>
+              <w:top w:w="60" w:type="dxa"/>
+              <w:left w:w="100" w:type="dxa"/>
+              <w:bottom w:w="60" w:type="dxa"/>
+              <w:right w:w="100" w:type="dxa"/>
+            </w:tcMar>
+            <w:vAlign w:val="center"/>
+          </w:tcPr>
+          <w:p>
+            <w:pPr>
+              <w:pStyle w:val="aff9"/>
+              <w:jc w:val="left"/>
+              <w:rPr>
+                <w:b/>
+                <w:bCs/>
+              </w:rPr>
+            </w:pPr>
+            <w:r>
+              <w:rPr>
+                <w:b/>
+                <w:bCs/>
+              </w:rPr>
+              <w:t>Специфические требования</w:t>
+            </w:r>
+          </w:p>
+        </w:tc>
+        <w:tc>
+          <w:tcPr>
+            <w:tcW w:w="6655" w:type="dxa"/>
+            <w:tcBorders>
+              <w:top w:val="single" w:sz="4" w:space="0" w:color="000000"/>
+              <w:left w:val="single" w:sz="4" w:space="0" w:color="000000"/>
+              <w:bottom w:val="single" w:sz="4" w:space="0" w:color="000000"/>
+              <w:right w:val="single" w:sz="4" w:space="0" w:color="000000"/>
+            </w:tcBorders>
+            <w:tcMar>
+              <w:top w:w="60" w:type="dxa"/>
+              <w:left w:w="100" w:type="dxa"/>
+              <w:bottom w:w="60" w:type="dxa"/>
+              <w:right w:w="100" w:type="dxa"/>
+            </w:tcMar>
+          </w:tcPr>
+          <w:p>
+            <w:pPr>
+              <w:pStyle w:val="aff9"/>
+              <w:numPr>
+                <w:ilvl w:val="0"/>
+                <w:numId w:val="38"/>
+              </w:numPr>
+            </w:pPr>
+            <w:r>
+              <w:t>Полный доступ ко всем функциям.</w:t>
+            </w:r>
+          </w:p>
+          <w:p>
+            <w:pPr>
+              <w:pStyle w:val="aff9"/>
+              <w:numPr>
+                <w:ilvl w:val="0"/>
+                <w:numId w:val="38"/>
+              </w:numPr>
+            </w:pPr>
+            <w:r>
+              <w:t>Подтверждение необратимых действий (удаление</w:t>
+            </w:r>
+            <w:r>
+              <w:t xml:space="preserve"> записей</w:t>
+            </w:r>
+            <w:r>
+              <w:t>).</w:t>
+            </w:r>
+          </w:p>
+          <w:p>
+            <w:pPr>
+              <w:pStyle w:val="aff9"/>
+              <w:numPr>
+                <w:ilvl w:val="0"/>
+                <w:numId w:val="38"/>
+              </w:numPr>
+            </w:pPr>
+            <w:r>
+              <w:t xml:space="preserve">Безопасное хранение паролей. Возможность </w:t>
+            </w:r>
+            <w:r>
+              <w:t>изменять логины и пароли учётных записей</w:t>
+            </w:r>
+            <w:r>
+              <w:t>.</w:t>
+            </w:r>
+          </w:p>
+        </w:tc>
+      </w:tr>
+    </w:tbl>
+    <w:p>
+      <w:pPr>
+        <w:pStyle w:val="af8"/>
+      </w:pPr>
+      <w:r>
+        <w:t>Таблица 2 – Профиль пользователя «Менеджер»</w:t>
+      </w:r>
+    </w:p>
+    <w:tbl>
+      <w:tblPr>
+        <w:tblW w:w="9747" w:type="dxa"/>
+        <w:tblBorders>
+          <w:top w:val="single" w:sz="4" w:space="0" w:color="auto"/>
+          <w:left w:val="single" w:sz="4" w:space="0" w:color="auto"/>
+          <w:bottom w:val="single" w:sz="4" w:space="0" w:color="auto"/>
+          <w:right w:val="single" w:sz="4" w:space="0" w:color="auto"/>
+          <w:insideH w:val="single" w:sz="4" w:space="0" w:color="auto"/>
+          <w:insideV w:val="single" w:sz="4" w:space="0" w:color="auto"/>
+        </w:tblBorders>
+        <w:tblCellMar>
+          <w:left w:w="10" w:type="dxa"/>
+          <w:right w:w="10" w:type="dxa"/>
+        </w:tblCellMar>
+        <w:tblLook w:val="0000" w:firstRow="0" w:lastRow="0" w:firstColumn="0" w:lastColumn="0" w:noHBand="0" w:noVBand="0"/>
+      </w:tblPr>
+      <w:tblGrid>
+        <w:gridCol w:w="3092"/>
+        <w:gridCol w:w="6655"/>
+      </w:tblGrid>
+      <w:tr>
+        <w:tc>
+          <w:tcPr>
+            <w:tcW w:w="3092" w:type="dxa"/>
+            <w:tcBorders>
+              <w:top w:val="single" w:sz="4" w:space="0" w:color="000000"/>
+              <w:left w:val="single" w:sz="4" w:space="0" w:color="000000"/>
+              <w:bottom w:val="single" w:sz="4" w:space="0" w:color="000000"/>
+              <w:right w:val="single" w:sz="4" w:space="0" w:color="000000"/>
+            </w:tcBorders>
+            <w:shd w:val="clear" w:color="auto" w:fill="F2F2F2"/>
+            <w:tcMar>
+              <w:top w:w="60" w:type="dxa"/>
+              <w:left w:w="100" w:type="dxa"/>
+              <w:bottom w:w="60" w:type="dxa"/>
+              <w:right w:w="100" w:type="dxa"/>
+            </w:tcMar>
+            <w:vAlign w:val="center"/>
+          </w:tcPr>
+          <w:p>
+            <w:pPr>
+              <w:pStyle w:val="aff9"/>
+              <w:jc w:val="left"/>
+              <w:rPr>
+                <w:b/>
+                <w:bCs/>
+              </w:rPr>
+            </w:pPr>
+            <w:r>
+              <w:rPr>
+                <w:b/>
+                <w:bCs/>
+              </w:rPr>
+              <w:t>Роль в организации</w:t>
+            </w:r>
+          </w:p>
+        </w:tc>
+        <w:tc>
+          <w:tcPr>
+            <w:tcW w:w="6655" w:type="dxa"/>
+            <w:tcBorders>
+              <w:top w:val="single" w:sz="4" w:space="0" w:color="000000"/>
+              <w:left w:val="single" w:sz="4" w:space="0" w:color="000000"/>
+              <w:bottom w:val="single" w:sz="4" w:space="0" w:color="000000"/>
+              <w:right w:val="single" w:sz="4" w:space="0" w:color="000000"/>
+            </w:tcBorders>
+            <w:tcMar>
+              <w:top w:w="60" w:type="dxa"/>
+              <w:left w:w="100" w:type="dxa"/>
+              <w:bottom w:w="60" w:type="dxa"/>
+              <w:right w:w="100" w:type="dxa"/>
+            </w:tcMar>
+          </w:tcPr>
+          <w:p>
+            <w:pPr>
+              <w:pStyle w:val="aff9"/>
+            </w:pPr>
+            <w:r>
+              <w:t>Материально ответственное лицо: сотрудник отдела снабжения, учёта или ИТ-отдела.</w:t>
+            </w:r>
+          </w:p>
+        </w:tc>
+      </w:tr>
+      <w:tr>
+        <w:tc>
+          <w:tcPr>
+            <w:tcW w:w="3092" w:type="dxa"/>
+            <w:tcBorders>
+              <w:top w:val="single" w:sz="4" w:space="0" w:color="000000"/>
+              <w:left w:val="single" w:sz="4" w:space="0" w:color="000000"/>
+              <w:bottom w:val="single" w:sz="4" w:space="0" w:color="000000"/>
+              <w:right w:val="single" w:sz="4" w:space="0" w:color="000000"/>
+            </w:tcBorders>
+            <w:shd w:val="clear" w:color="auto" w:fill="F2F2F2"/>
+            <w:tcMar>
+              <w:top w:w="60" w:type="dxa"/>
+              <w:left w:w="100" w:type="dxa"/>
+              <w:bottom w:w="60" w:type="dxa"/>
+              <w:right w:w="100" w:type="dxa"/>
+            </w:tcMar>
+            <w:vAlign w:val="center"/>
+          </w:tcPr>
+          <w:p>
+            <w:pPr>
+              <w:pStyle w:val="aff9"/>
+              <w:jc w:val="left"/>
+              <w:rPr>
+                <w:b/>
+                <w:bCs/>
+              </w:rPr>
+            </w:pPr>
+            <w:r>
+              <w:rPr>
+                <w:b/>
+                <w:bCs/>
+              </w:rPr>
+              <w:t>Уровень компьютерной грамотности</w:t>
+            </w:r>
+          </w:p>
+        </w:tc>
+        <w:tc>
+          <w:tcPr>
+            <w:tcW w:w="6655" w:type="dxa"/>
+            <w:tcBorders>
+              <w:top w:val="single" w:sz="4" w:space="0" w:color="000000"/>
+              <w:left w:val="single" w:sz="4" w:space="0" w:color="000000"/>
+              <w:bottom w:val="single" w:sz="4" w:space="0" w:color="000000"/>
+              <w:right w:val="single" w:sz="4" w:space="0" w:color="000000"/>
+            </w:tcBorders>
+            <w:tcMar>
+              <w:top w:w="60" w:type="dxa"/>
+              <w:left w:w="100" w:type="dxa"/>
+              <w:bottom w:w="60" w:type="dxa"/>
+              <w:right w:w="100" w:type="dxa"/>
+            </w:tcMar>
+          </w:tcPr>
+          <w:p>
+            <w:pPr>
+              <w:pStyle w:val="aff9"/>
+            </w:pPr>
+            <w:r>
+              <w:t>Средний. Свободно пользуется офисными программами и табличными процессорами, но не является программистом.</w:t>
+            </w:r>
+          </w:p>
+        </w:tc>
+      </w:tr>
+      <w:tr>
+        <w:tc>
+          <w:tcPr>
+            <w:tcW w:w="3092" w:type="dxa"/>
+            <w:tcBorders>
+              <w:top w:val="single" w:sz="4" w:space="0" w:color="000000"/>
+              <w:left w:val="single" w:sz="4" w:space="0" w:color="000000"/>
+              <w:bottom w:val="single" w:sz="4" w:space="0" w:color="000000"/>
+              <w:right w:val="single" w:sz="4" w:space="0" w:color="000000"/>
+            </w:tcBorders>
+            <w:shd w:val="clear" w:color="auto" w:fill="F2F2F2"/>
+            <w:tcMar>
+              <w:top w:w="60" w:type="dxa"/>
+              <w:left w:w="100" w:type="dxa"/>
+              <w:bottom w:w="60" w:type="dxa"/>
+              <w:right w:w="100" w:type="dxa"/>
+            </w:tcMar>
+            <w:vAlign w:val="center"/>
+          </w:tcPr>
+          <w:p>
+            <w:pPr>
+              <w:pStyle w:val="aff9"/>
+              <w:jc w:val="left"/>
+              <w:rPr>
+                <w:b/>
+                <w:bCs/>
+              </w:rPr>
+            </w:pPr>
+            <w:r>
+              <w:rPr>
+                <w:b/>
+                <w:bCs/>
+              </w:rPr>
+              <w:t>Задачи</w:t>
+            </w:r>
+          </w:p>
+        </w:tc>
+        <w:tc>
+          <w:tcPr>
+            <w:tcW w:w="6655" w:type="dxa"/>
+            <w:tcBorders>
+              <w:top w:val="single" w:sz="4" w:space="0" w:color="000000"/>
+              <w:left w:val="single" w:sz="4" w:space="0" w:color="000000"/>
+              <w:bottom w:val="single" w:sz="4" w:space="0" w:color="000000"/>
+              <w:right w:val="single" w:sz="4" w:space="0" w:color="000000"/>
+            </w:tcBorders>
+            <w:tcMar>
+              <w:top w:w="60" w:type="dxa"/>
+              <w:left w:w="100" w:type="dxa"/>
+              <w:bottom w:w="60" w:type="dxa"/>
+              <w:right w:w="100" w:type="dxa"/>
+            </w:tcMar>
+          </w:tcPr>
+          <w:p>
+            <w:pPr>
+              <w:pStyle w:val="aff9"/>
+              <w:numPr>
+                <w:ilvl w:val="0"/>
+                <w:numId w:val="39"/>
+              </w:numPr>
+            </w:pPr>
+            <w:r>
+              <w:t>Регистрировать поступление нового оборудования.</w:t>
+            </w:r>
+          </w:p>
+          <w:p>
+            <w:pPr>
+              <w:pStyle w:val="aff9"/>
+              <w:numPr>
+                <w:ilvl w:val="0"/>
+                <w:numId w:val="39"/>
+              </w:numPr>
+            </w:pPr>
+            <w:r>
+              <w:t>Изменять статус, ответственного и подразделение.</w:t>
+            </w:r>
+          </w:p>
+          <w:p>
+            <w:pPr>
+              <w:pStyle w:val="aff9"/>
+              <w:numPr>
+                <w:ilvl w:val="0"/>
+                <w:numId w:val="39"/>
+              </w:numPr>
+            </w:pPr>
+            <w:r>
+              <w:t>Оформлять списание оборудования.</w:t>
+            </w:r>
+          </w:p>
+          <w:p>
+            <w:pPr>
+              <w:pStyle w:val="aff9"/>
+              <w:numPr>
+                <w:ilvl w:val="0"/>
+                <w:numId w:val="39"/>
+              </w:numPr>
+            </w:pPr>
+            <w:r>
+              <w:t>Находить технику по названию, номеру, статусу.</w:t>
+            </w:r>
+          </w:p>
+          <w:p>
+            <w:pPr>
+              <w:pStyle w:val="aff9"/>
+              <w:numPr>
+                <w:ilvl w:val="0"/>
+                <w:numId w:val="39"/>
+              </w:numPr>
+            </w:pPr>
+            <w:r>
+              <w:t>Просматривать историю операций.</w:t>
+            </w:r>
+          </w:p>
+        </w:tc>
+      </w:tr>
+      <w:tr>
+        <w:tc>
+          <w:tcPr>
+            <w:tcW w:w="3092" w:type="dxa"/>
+            <w:tcBorders>
+              <w:top w:val="single" w:sz="4" w:space="0" w:color="000000"/>
+              <w:left w:val="single" w:sz="4" w:space="0" w:color="000000"/>
+              <w:bottom w:val="single" w:sz="4" w:space="0" w:color="000000"/>
+              <w:right w:val="single" w:sz="4" w:space="0" w:color="000000"/>
+            </w:tcBorders>
+            <w:shd w:val="clear" w:color="auto" w:fill="F2F2F2"/>
+            <w:tcMar>
+              <w:top w:w="60" w:type="dxa"/>
+              <w:left w:w="100" w:type="dxa"/>
+              <w:bottom w:w="60" w:type="dxa"/>
+              <w:right w:w="100" w:type="dxa"/>
+            </w:tcMar>
+            <w:vAlign w:val="center"/>
+          </w:tcPr>
+          <w:p>
+            <w:pPr>
+              <w:pStyle w:val="aff9"/>
+              <w:jc w:val="left"/>
+              <w:rPr>
+                <w:b/>
+                <w:bCs/>
+              </w:rPr>
+            </w:pPr>
+            <w:r>
+              <w:rPr>
+                <w:b/>
+                <w:bCs/>
+              </w:rPr>
+              <w:t>Специфические требования</w:t>
+            </w:r>
+          </w:p>
+        </w:tc>
+        <w:tc>
+          <w:tcPr>
+            <w:tcW w:w="6655" w:type="dxa"/>
+            <w:tcBorders>
+              <w:top w:val="single" w:sz="4" w:space="0" w:color="000000"/>
+              <w:left w:val="single" w:sz="4" w:space="0" w:color="000000"/>
+              <w:bottom w:val="single" w:sz="4" w:space="0" w:color="000000"/>
+              <w:right w:val="single" w:sz="4" w:space="0" w:color="000000"/>
+            </w:tcBorders>
+            <w:tcMar>
+              <w:top w:w="60" w:type="dxa"/>
+              <w:left w:w="100" w:type="dxa"/>
+              <w:bottom w:w="60" w:type="dxa"/>
+              <w:right w:w="100" w:type="dxa"/>
+            </w:tcMar>
+          </w:tcPr>
+          <w:p>
+            <w:pPr>
+              <w:pStyle w:val="aff9"/>
+              <w:numPr>
+                <w:ilvl w:val="0"/>
+                <w:numId w:val="40"/>
+              </w:numPr>
+            </w:pPr>
+            <w:r>
+              <w:t xml:space="preserve">Быстрый ввод данных, понятные формы с отметкой обязательных полей. </w:t>
+            </w:r>
+          </w:p>
+          <w:p>
+            <w:pPr>
+              <w:pStyle w:val="aff9"/>
+              <w:numPr>
+                <w:ilvl w:val="0"/>
+                <w:numId w:val="40"/>
+              </w:numPr>
+            </w:pPr>
+            <w:r>
+              <w:t>Удобные поиск и фильтр записей</w:t>
+            </w:r>
+            <w:r>
+              <w:t xml:space="preserve">. </w:t>
+            </w:r>
+          </w:p>
+          <w:p>
+            <w:pPr>
+              <w:pStyle w:val="aff9"/>
+              <w:numPr>
+                <w:ilvl w:val="0"/>
+                <w:numId w:val="40"/>
+              </w:numPr>
+            </w:pPr>
+            <w:r>
+              <w:t xml:space="preserve">Автоматическая запись операций в журнал, чтобы не вести его вручную. </w:t>
+            </w:r>
+          </w:p>
+          <w:p>
+            <w:pPr>
+              <w:pStyle w:val="aff9"/>
+              <w:numPr>
+                <w:ilvl w:val="0"/>
+                <w:numId w:val="40"/>
+              </w:numPr>
+            </w:pPr>
+            <w:r>
+              <w:t>Защита от случайного удаления: удалять записи менеджер не может.</w:t>
+            </w:r>
+          </w:p>
+        </w:tc>
+      </w:tr>
+    </w:tbl>
+    <w:p>
+      <w:pPr>
+        <w:pStyle w:val="af8"/>
+      </w:pPr>
+      <w:r>
+        <w:t>Таблица 3 – Профиль пользователя «Сотрудник»</w:t>
+      </w:r>
+    </w:p>
+    <w:tbl>
+      <w:tblPr>
+        <w:tblW w:w="9747" w:type="dxa"/>
+        <w:tblBorders>
+          <w:top w:val="single" w:sz="4" w:space="0" w:color="auto"/>
+          <w:left w:val="single" w:sz="4" w:space="0" w:color="auto"/>
+          <w:bottom w:val="single" w:sz="4" w:space="0" w:color="auto"/>
+          <w:right w:val="single" w:sz="4" w:space="0" w:color="auto"/>
+          <w:insideH w:val="single" w:sz="4" w:space="0" w:color="auto"/>
+          <w:insideV w:val="single" w:sz="4" w:space="0" w:color="auto"/>
+        </w:tblBorders>
+        <w:tblCellMar>
+          <w:left w:w="10" w:type="dxa"/>
+          <w:right w:w="10" w:type="dxa"/>
+        </w:tblCellMar>
+        <w:tblLook w:val="0000" w:firstRow="0" w:lastRow="0" w:firstColumn="0" w:lastColumn="0" w:noHBand="0" w:noVBand="0"/>
+      </w:tblPr>
+      <w:tblGrid>
+        <w:gridCol w:w="3092"/>
+        <w:gridCol w:w="6655"/>
+      </w:tblGrid>
+      <w:tr>
+        <w:tc>
+          <w:tcPr>
+            <w:tcW w:w="3092" w:type="dxa"/>
+            <w:tcBorders>
+              <w:top w:val="single" w:sz="4" w:space="0" w:color="000000"/>
+              <w:left w:val="single" w:sz="4" w:space="0" w:color="000000"/>
+              <w:bottom w:val="single" w:sz="4" w:space="0" w:color="000000"/>
+              <w:right w:val="single" w:sz="4" w:space="0" w:color="000000"/>
+            </w:tcBorders>
+            <w:shd w:val="clear" w:color="auto" w:fill="F2F2F2"/>
+            <w:tcMar>
+              <w:top w:w="60" w:type="dxa"/>
+              <w:left w:w="100" w:type="dxa"/>
+              <w:bottom w:w="60" w:type="dxa"/>
+              <w:right w:w="100" w:type="dxa"/>
+            </w:tcMar>
+            <w:vAlign w:val="center"/>
+          </w:tcPr>
+          <w:p>
+            <w:pPr>
+              <w:pStyle w:val="aff9"/>
+              <w:jc w:val="left"/>
+              <w:rPr>
+                <w:b/>
+                <w:bCs/>
+              </w:rPr>
+            </w:pPr>
+            <w:r>
+              <w:rPr>
+                <w:b/>
+                <w:bCs/>
+              </w:rPr>
+              <w:t>Роль в организации</w:t>
+            </w:r>
+          </w:p>
+        </w:tc>
+        <w:tc>
+          <w:tcPr>
+            <w:tcW w:w="6655" w:type="dxa"/>
+            <w:tcBorders>
+              <w:top w:val="single" w:sz="4" w:space="0" w:color="000000"/>
+              <w:left w:val="single" w:sz="4" w:space="0" w:color="000000"/>
+              <w:bottom w:val="single" w:sz="4" w:space="0" w:color="000000"/>
+              <w:right w:val="single" w:sz="4" w:space="0" w:color="000000"/>
+            </w:tcBorders>
+            <w:tcMar>
+              <w:top w:w="60" w:type="dxa"/>
+              <w:left w:w="100" w:type="dxa"/>
+              <w:bottom w:w="60" w:type="dxa"/>
+              <w:right w:w="100" w:type="dxa"/>
+            </w:tcMar>
+          </w:tcPr>
+          <w:p>
+            <w:pPr>
+              <w:pStyle w:val="aff9"/>
+            </w:pPr>
+            <w:r>
+              <w:t>Рядовой работник организации.</w:t>
+            </w:r>
+            <w:r>
+              <w:t xml:space="preserve"> Пользуется программой эпизодически.</w:t>
+            </w:r>
+          </w:p>
+        </w:tc>
+      </w:tr>
+      <w:tr>
+        <w:tc>
+          <w:tcPr>
+            <w:tcW w:w="3092" w:type="dxa"/>
+            <w:tcBorders>
+              <w:top w:val="single" w:sz="4" w:space="0" w:color="000000"/>
+              <w:left w:val="single" w:sz="4" w:space="0" w:color="000000"/>
+              <w:bottom w:val="single" w:sz="4" w:space="0" w:color="000000"/>
+              <w:right w:val="single" w:sz="4" w:space="0" w:color="000000"/>
+            </w:tcBorders>
+            <w:shd w:val="clear" w:color="auto" w:fill="F2F2F2"/>
+            <w:tcMar>
+              <w:top w:w="60" w:type="dxa"/>
+              <w:left w:w="100" w:type="dxa"/>
+              <w:bottom w:w="60" w:type="dxa"/>
+              <w:right w:w="100" w:type="dxa"/>
+            </w:tcMar>
+            <w:vAlign w:val="center"/>
+          </w:tcPr>
+          <w:p>
+            <w:pPr>
+              <w:pStyle w:val="aff9"/>
+              <w:jc w:val="left"/>
+              <w:rPr>
+                <w:b/>
+                <w:bCs/>
+              </w:rPr>
+            </w:pPr>
+            <w:r>
+              <w:rPr>
+                <w:b/>
+                <w:bCs/>
+              </w:rPr>
+              <w:t>Уровень компьютерной грамотности</w:t>
+            </w:r>
+          </w:p>
+        </w:tc>
+        <w:tc>
+          <w:tcPr>
+            <w:tcW w:w="6655" w:type="dxa"/>
+            <w:tcBorders>
+              <w:top w:val="single" w:sz="4" w:space="0" w:color="000000"/>
+              <w:left w:val="single" w:sz="4" w:space="0" w:color="000000"/>
+              <w:bottom w:val="single" w:sz="4" w:space="0" w:color="000000"/>
+              <w:right w:val="single" w:sz="4" w:space="0" w:color="000000"/>
+            </w:tcBorders>
+            <w:tcMar>
+              <w:top w:w="60" w:type="dxa"/>
+              <w:left w:w="100" w:type="dxa"/>
+              <w:bottom w:w="60" w:type="dxa"/>
+              <w:right w:w="100" w:type="dxa"/>
+            </w:tcMar>
+          </w:tcPr>
+          <w:p>
+            <w:pPr>
+              <w:pStyle w:val="aff9"/>
+            </w:pPr>
+            <w:r>
+              <w:t>Любой выше базового</w:t>
+            </w:r>
+            <w:r>
+              <w:t>. Не обязан знать устройство системы.</w:t>
+            </w:r>
+          </w:p>
+        </w:tc>
+      </w:tr>
+      <w:tr>
+        <w:tc>
+          <w:tcPr>
+            <w:tcW w:w="3092" w:type="dxa"/>
+            <w:tcBorders>
+              <w:top w:val="single" w:sz="4" w:space="0" w:color="000000"/>
+              <w:left w:val="single" w:sz="4" w:space="0" w:color="000000"/>
+              <w:bottom w:val="single" w:sz="4" w:space="0" w:color="000000"/>
+              <w:right w:val="single" w:sz="4" w:space="0" w:color="000000"/>
+            </w:tcBorders>
+            <w:shd w:val="clear" w:color="auto" w:fill="F2F2F2"/>
+            <w:tcMar>
+              <w:top w:w="60" w:type="dxa"/>
+              <w:left w:w="100" w:type="dxa"/>
+              <w:bottom w:w="60" w:type="dxa"/>
+              <w:right w:w="100" w:type="dxa"/>
+            </w:tcMar>
+            <w:vAlign w:val="center"/>
+          </w:tcPr>
+          <w:p>
+            <w:pPr>
+              <w:pStyle w:val="aff9"/>
+              <w:jc w:val="left"/>
+              <w:rPr>
+                <w:b/>
+                <w:bCs/>
+              </w:rPr>
+            </w:pPr>
+            <w:r>
+              <w:rPr>
+                <w:b/>
+                <w:bCs/>
+              </w:rPr>
+              <w:t>Задачи</w:t>
+            </w:r>
+          </w:p>
+        </w:tc>
+        <w:tc>
+          <w:tcPr>
+            <w:tcW w:w="6655" w:type="dxa"/>
+            <w:tcBorders>
+              <w:top w:val="single" w:sz="4" w:space="0" w:color="000000"/>
+              <w:left w:val="single" w:sz="4" w:space="0" w:color="000000"/>
+              <w:bottom w:val="single" w:sz="4" w:space="0" w:color="000000"/>
+              <w:right w:val="single" w:sz="4" w:space="0" w:color="000000"/>
+            </w:tcBorders>
+            <w:tcMar>
+              <w:top w:w="60" w:type="dxa"/>
+              <w:left w:w="100" w:type="dxa"/>
+              <w:bottom w:w="60" w:type="dxa"/>
+              <w:right w:w="100" w:type="dxa"/>
+            </w:tcMar>
+          </w:tcPr>
+          <w:p>
+            <w:pPr>
+              <w:pStyle w:val="aff9"/>
+              <w:numPr>
+                <w:ilvl w:val="0"/>
+                <w:numId w:val="41"/>
+              </w:numPr>
+            </w:pPr>
+            <w:r>
+              <w:t>Узнать, какое оборудование закреплено за ним или подразделением.</w:t>
+            </w:r>
+          </w:p>
+          <w:p>
+            <w:pPr>
+              <w:pStyle w:val="aff9"/>
+              <w:numPr>
+                <w:ilvl w:val="0"/>
+                <w:numId w:val="41"/>
+              </w:numPr>
+            </w:pPr>
+            <w:r>
+              <w:t>Найти нужное устройство и посмотреть его статус.</w:t>
+            </w:r>
+          </w:p>
+        </w:tc>
+      </w:tr>
+      <w:tr>
+        <w:tc>
+          <w:tcPr>
+            <w:tcW w:w="3092" w:type="dxa"/>
+            <w:tcBorders>
+              <w:top w:val="single" w:sz="4" w:space="0" w:color="000000"/>
+              <w:left w:val="single" w:sz="4" w:space="0" w:color="000000"/>
+              <w:bottom w:val="single" w:sz="4" w:space="0" w:color="000000"/>
+              <w:right w:val="single" w:sz="4" w:space="0" w:color="000000"/>
+            </w:tcBorders>
+            <w:shd w:val="clear" w:color="auto" w:fill="F2F2F2"/>
+            <w:tcMar>
+              <w:top w:w="60" w:type="dxa"/>
+              <w:left w:w="100" w:type="dxa"/>
+              <w:bottom w:w="60" w:type="dxa"/>
+              <w:right w:w="100" w:type="dxa"/>
+            </w:tcMar>
+            <w:vAlign w:val="center"/>
+          </w:tcPr>
+          <w:p>
+            <w:pPr>
+              <w:pStyle w:val="aff9"/>
+              <w:jc w:val="left"/>
+              <w:rPr>
+                <w:b/>
+                <w:bCs/>
+              </w:rPr>
+            </w:pPr>
+            <w:r>
+              <w:rPr>
+                <w:b/>
+                <w:bCs/>
+              </w:rPr>
+              <w:t>Специфические требования</w:t>
+            </w:r>
+          </w:p>
+        </w:tc>
+        <w:tc>
+          <w:tcPr>
+            <w:tcW w:w="6655" w:type="dxa"/>
+            <w:tcBorders>
+              <w:top w:val="single" w:sz="4" w:space="0" w:color="000000"/>
+              <w:left w:val="single" w:sz="4" w:space="0" w:color="000000"/>
+              <w:bottom w:val="single" w:sz="4" w:space="0" w:color="000000"/>
+              <w:right w:val="single" w:sz="4" w:space="0" w:color="000000"/>
+            </w:tcBorders>
+            <w:tcMar>
+              <w:top w:w="60" w:type="dxa"/>
+              <w:left w:w="100" w:type="dxa"/>
+              <w:bottom w:w="60" w:type="dxa"/>
+              <w:right w:w="100" w:type="dxa"/>
+            </w:tcMar>
+          </w:tcPr>
+          <w:p>
+            <w:pPr>
+              <w:pStyle w:val="aff9"/>
+              <w:numPr>
+                <w:ilvl w:val="0"/>
+                <w:numId w:val="41"/>
+              </w:numPr>
+            </w:pPr>
+            <w:r>
+              <w:t>Только просмотр и поиск, без возможности изменения данных.</w:t>
+            </w:r>
+          </w:p>
+          <w:p>
+            <w:pPr>
+              <w:pStyle w:val="aff9"/>
+              <w:numPr>
+                <w:ilvl w:val="0"/>
+                <w:numId w:val="41"/>
+              </w:numPr>
+            </w:pPr>
+            <w:r>
+              <w:t>Максимально простой</w:t>
+            </w:r>
+            <w:r>
+              <w:t xml:space="preserve"> и понятный</w:t>
+            </w:r>
+            <w:r>
+              <w:t xml:space="preserve"> интерфейс, защита от случайных изменений.</w:t>
+            </w:r>
+          </w:p>
+        </w:tc>
+      </w:tr>
+    </w:tbl>
+    <w:p>
+      <w:pPr>
+        <w:ind w:firstLine="0"/>
+      </w:pPr>
+    </w:p>
+    <w:p>
+      <w:pPr>
+        <w:pStyle w:val="2"/>
+      </w:pPr>
+      <w:r>
+        <w:lastRenderedPageBreak/>
+        <w:t>Формализация требований</w:t>
+      </w:r>
+    </w:p>
+    <w:p>
+      <w:r>
+        <w:t>На основании анализа задач пользователей выделены функциональные требования</w:t>
+      </w:r>
+      <w:r>
+        <w:t xml:space="preserve"> к программе</w:t>
+      </w:r>
+      <w:r>
+        <w:t xml:space="preserve">. </w:t>
+      </w:r>
+      <w:r>
+        <w:t>Так, с</w:t>
+      </w:r>
+      <w:r>
+        <w:t>истема должна:</w:t>
+      </w:r>
+    </w:p>
+    <w:p>
+      <w:pPr>
+        <w:pStyle w:val="a"/>
+        <w:numPr>
+          <w:ilvl w:val="0"/>
+          <w:numId w:val="44"/>
+        </w:numPr>
+      </w:pPr>
+      <w:r>
+        <w:t>Выполнять аутентификацию пользователя по логину и паролю;</w:t>
+      </w:r>
+    </w:p>
+    <w:p>
+      <w:pPr>
+        <w:pStyle w:val="a"/>
+        <w:numPr>
+          <w:ilvl w:val="0"/>
+          <w:numId w:val="44"/>
+        </w:numPr>
+      </w:pPr>
+      <w:r>
+        <w:t>Отображать список оборудования и обеспечивать поиск, фильтрацию по статусу и сортировку;</w:t>
+      </w:r>
+    </w:p>
+    <w:p>
+      <w:pPr>
+        <w:pStyle w:val="a"/>
+        <w:numPr>
+          <w:ilvl w:val="0"/>
+          <w:numId w:val="44"/>
+        </w:numPr>
+      </w:pPr>
+      <w:r>
+        <w:t>Позволять добавлять, редактировать, списывать оборудование и закреплять его за ответственным лицом;</w:t>
+      </w:r>
+    </w:p>
+    <w:p>
+      <w:pPr>
+        <w:pStyle w:val="a"/>
+        <w:numPr>
+          <w:ilvl w:val="0"/>
+          <w:numId w:val="44"/>
+        </w:numPr>
+      </w:pPr>
+      <w:r>
+        <w:t>Автоматически фиксировать операции с оборудованием в журнале с указанием даты, типа операции и исполнителя;</w:t>
+      </w:r>
+    </w:p>
+    <w:p>
+      <w:pPr>
+        <w:pStyle w:val="a"/>
+        <w:numPr>
+          <w:ilvl w:val="0"/>
+          <w:numId w:val="44"/>
+        </w:numPr>
+      </w:pPr>
+      <w:r>
+        <w:t>Позволять удалять записи об оборудовании только администратору, с подтверждением;</w:t>
+      </w:r>
+    </w:p>
+    <w:p>
+      <w:pPr>
+        <w:pStyle w:val="a"/>
+        <w:numPr>
+          <w:ilvl w:val="0"/>
+          <w:numId w:val="44"/>
+        </w:numPr>
+      </w:pPr>
+      <w:r>
+        <w:t>Позволять администратору добавлять и удалять учётные записи пользователей.</w:t>
+      </w:r>
+    </w:p>
     <w:p/>
     <w:p>
+      <w:r>
+        <w:t xml:space="preserve">Данные требования формализованы в виде </w:t>
+      </w:r>
+      <w:r>
+        <w:rPr>
+          <w:lang w:val="en-US"/>
+        </w:rPr>
+        <w:t>UML</w:t>
+      </w:r>
+      <w:r>
+        <w:t>-</w:t>
+      </w:r>
+      <w:r>
+        <w:t>диаграммы прецедентов, представленной на Рисунке 1. На диаграмме показаны 3 актора, соответствующие разобранным ранее профилям пользователей, и 10 прецедентов, выведенные на основе анализа требований.</w:t>
+      </w:r>
+    </w:p>
+    <w:p/>
+    <w:p>
+      <w:pPr>
+        <w:pStyle w:val="afff9"/>
+        <w:keepNext/>
+      </w:pPr>
+      <w:r>
+        <w:rPr>
+          <w:noProof/>
+        </w:rPr>
+        <w:lastRenderedPageBreak/>
+        <w:drawing>
+          <wp:inline distT="0" distB="0" distL="0" distR="0" wp14:anchorId="3BA964CF" wp14:editId="5E582540">
+            <wp:extent cx="6119495" cy="5827395"/>
+            <wp:effectExtent l="0" t="0" r="0" b="0"/>
+            <wp:docPr id="179072306" name="Рисунок 1"/>
+            <wp:cNvGraphicFramePr>
+              <a:graphicFrameLocks xmlns:a="http://schemas.openxmlformats.org/drawingml/2006/main" noChangeAspect="1"/>
+            </wp:cNvGraphicFramePr>
+            <a:graphic xmlns:a="http://schemas.openxmlformats.org/drawingml/2006/main">
+              <a:graphicData uri="http://schemas.openxmlformats.org/drawingml/2006/picture">
+                <pic:pic xmlns:pic="http://schemas.openxmlformats.org/drawingml/2006/picture">
+                  <pic:nvPicPr>
+                    <pic:cNvPr id="179072306" name=""/>
+                    <pic:cNvPicPr/>
+                  </pic:nvPicPr>
+                  <pic:blipFill>
+                    <a:blip r:embed="rId10"/>
+                    <a:stretch>
+                      <a:fillRect/>
+                    </a:stretch>
+                  </pic:blipFill>
+                  <pic:spPr>
+                    <a:xfrm>
+                      <a:off x="0" y="0"/>
+                      <a:ext cx="6119495" cy="5827395"/>
+                    </a:xfrm>
+                    <a:prstGeom prst="rect">
+                      <a:avLst/>
+                    </a:prstGeom>
+                  </pic:spPr>
+                </pic:pic>
+              </a:graphicData>
+            </a:graphic>
+          </wp:inline>
+        </w:drawing>
+      </w:r>
+    </w:p>
+    <w:p>
+      <w:pPr>
+        <w:pStyle w:val="af5"/>
+      </w:pPr>
+      <w:r>
+        <w:t xml:space="preserve">Рисунок </w:t>
+      </w:r>
+      <w:fldSimple w:instr=" SEQ Рисунок \* ARABIC ">
+        <w:r>
+          <w:rPr>
+            <w:noProof/>
+          </w:rPr>
+          <w:t>1</w:t>
+        </w:r>
+      </w:fldSimple>
+      <w:r>
+        <w:t xml:space="preserve"> — </w:t>
+      </w:r>
+      <w:r>
+        <w:t>Диаграмма прецедентов</w:t>
+      </w:r>
+    </w:p>
+    <w:p/>
+    <w:p>
+      <w:pPr>
+        <w:pStyle w:val="2"/>
+      </w:pPr>
+      <w:r>
+        <w:t>Сценарии прецедентов</w:t>
+      </w:r>
+    </w:p>
+    <w:p>
+      <w:r>
+        <w:t xml:space="preserve">Для каждого из указанных на диаграмме выше прецедентов </w:t>
+      </w:r>
+      <w:r>
+        <w:t xml:space="preserve">существует несколько возможных сценариев, приводящих к различным результатам. Доступные сценарии </w:t>
+      </w:r>
+      <w:r>
+        <w:t xml:space="preserve">описаны </w:t>
+      </w:r>
+      <w:r>
+        <w:t>в Таблицах 5-14.</w:t>
+      </w:r>
+    </w:p>
+    <w:p>
+      <w:pPr>
+        <w:pStyle w:val="af8"/>
+        <w:rPr>
+          <w:lang w:eastAsia="ru-RU"/>
+        </w:rPr>
+      </w:pPr>
+      <w:bookmarkStart w:id="4" w:name="_Toc28003444"/>
+      <w:r>
+        <w:rPr>
+          <w:lang w:eastAsia="ru-RU"/>
+        </w:rPr>
+        <w:t>Таблица 5 – Сценарии прецедента «Авторизация в системе»</w:t>
+      </w:r>
+    </w:p>
+    <w:tbl>
+      <w:tblPr>
+        <w:tblW w:w="9355" w:type="dxa"/>
+        <w:tblBorders>
+          <w:top w:val="single" w:sz="4" w:space="0" w:color="auto"/>
+          <w:left w:val="single" w:sz="4" w:space="0" w:color="auto"/>
+          <w:bottom w:val="single" w:sz="4" w:space="0" w:color="auto"/>
+          <w:right w:val="single" w:sz="4" w:space="0" w:color="auto"/>
+          <w:insideH w:val="single" w:sz="4" w:space="0" w:color="auto"/>
+          <w:insideV w:val="single" w:sz="4" w:space="0" w:color="auto"/>
+        </w:tblBorders>
+        <w:tblCellMar>
+          <w:left w:w="10" w:type="dxa"/>
+          <w:right w:w="10" w:type="dxa"/>
+        </w:tblCellMar>
+        <w:tblLook w:val="0000" w:firstRow="0" w:lastRow="0" w:firstColumn="0" w:lastColumn="0" w:noHBand="0" w:noVBand="0"/>
+      </w:tblPr>
+      <w:tblGrid>
+        <w:gridCol w:w="2700"/>
+        <w:gridCol w:w="6655"/>
+      </w:tblGrid>
+      <w:tr>
+        <w:tblPrEx>
+          <w:tblCellMar>
+            <w:top w:w="0" w:type="dxa"/>
+            <w:bottom w:w="0" w:type="dxa"/>
+          </w:tblCellMar>
+        </w:tblPrEx>
+        <w:tc>
+          <w:tcPr>
+            <w:tcW w:w="2700" w:type="dxa"/>
+            <w:tcBorders>
+              <w:top w:val="single" w:sz="4" w:space="0" w:color="000000"/>
+              <w:left w:val="single" w:sz="4" w:space="0" w:color="000000"/>
+              <w:bottom w:val="single" w:sz="4" w:space="0" w:color="000000"/>
+              <w:right w:val="single" w:sz="4" w:space="0" w:color="000000"/>
+            </w:tcBorders>
+            <w:shd w:val="clear" w:color="auto" w:fill="F2F2F2"/>
+            <w:tcMar>
+              <w:top w:w="60" w:type="dxa"/>
+              <w:left w:w="100" w:type="dxa"/>
+              <w:bottom w:w="60" w:type="dxa"/>
+              <w:right w:w="100" w:type="dxa"/>
+            </w:tcMar>
+          </w:tcPr>
+          <w:p>
+            <w:pPr>
+              <w:spacing w:before="40" w:after="40" w:line="276" w:lineRule="auto"/>
+              <w:ind w:firstLine="0"/>
+              <w:jc w:val="left"/>
+              <w:rPr>
+                <w:szCs w:val="28"/>
+                <w:lang w:eastAsia="ru-RU"/>
+              </w:rPr>
+            </w:pPr>
+            <w:r>
+              <w:rPr>
+                <w:b/>
+                <w:bCs/>
+                <w:sz w:val="24"/>
+                <w:szCs w:val="24"/>
+                <w:lang w:eastAsia="ru-RU"/>
+              </w:rPr>
+              <w:t>Прецедент</w:t>
+            </w:r>
+          </w:p>
+        </w:tc>
+        <w:tc>
+          <w:tcPr>
+            <w:tcW w:w="6655" w:type="dxa"/>
+            <w:tcBorders>
+              <w:top w:val="single" w:sz="4" w:space="0" w:color="000000"/>
+              <w:left w:val="single" w:sz="4" w:space="0" w:color="000000"/>
+              <w:bottom w:val="single" w:sz="4" w:space="0" w:color="000000"/>
+              <w:right w:val="single" w:sz="4" w:space="0" w:color="000000"/>
+            </w:tcBorders>
+            <w:tcMar>
+              <w:top w:w="60" w:type="dxa"/>
+              <w:left w:w="100" w:type="dxa"/>
+              <w:bottom w:w="60" w:type="dxa"/>
+              <w:right w:w="100" w:type="dxa"/>
+            </w:tcMar>
+          </w:tcPr>
+          <w:p>
+            <w:pPr>
+              <w:spacing w:before="40" w:after="40" w:line="276" w:lineRule="auto"/>
+              <w:ind w:firstLine="0"/>
+              <w:jc w:val="left"/>
+              <w:rPr>
+                <w:szCs w:val="28"/>
+                <w:lang w:eastAsia="ru-RU"/>
+              </w:rPr>
+            </w:pPr>
+            <w:r>
+              <w:rPr>
+                <w:sz w:val="24"/>
+                <w:szCs w:val="24"/>
+                <w:lang w:eastAsia="ru-RU"/>
+              </w:rPr>
+              <w:t>П1. Авторизация в системе</w:t>
+            </w:r>
+          </w:p>
+        </w:tc>
+      </w:tr>
+      <w:tr>
+        <w:tblPrEx>
+          <w:tblCellMar>
+            <w:top w:w="0" w:type="dxa"/>
+            <w:bottom w:w="0" w:type="dxa"/>
+          </w:tblCellMar>
+        </w:tblPrEx>
+        <w:tc>
+          <w:tcPr>
+            <w:tcW w:w="2700" w:type="dxa"/>
+            <w:tcBorders>
+              <w:top w:val="single" w:sz="4" w:space="0" w:color="000000"/>
+              <w:left w:val="single" w:sz="4" w:space="0" w:color="000000"/>
+              <w:bottom w:val="single" w:sz="4" w:space="0" w:color="000000"/>
+              <w:right w:val="single" w:sz="4" w:space="0" w:color="000000"/>
+            </w:tcBorders>
+            <w:shd w:val="clear" w:color="auto" w:fill="F2F2F2"/>
+            <w:tcMar>
+              <w:top w:w="60" w:type="dxa"/>
+              <w:left w:w="100" w:type="dxa"/>
+              <w:bottom w:w="60" w:type="dxa"/>
+              <w:right w:w="100" w:type="dxa"/>
+            </w:tcMar>
+          </w:tcPr>
+          <w:p>
+            <w:pPr>
+              <w:spacing w:before="40" w:after="40" w:line="276" w:lineRule="auto"/>
+              <w:ind w:firstLine="0"/>
+              <w:jc w:val="left"/>
+              <w:rPr>
+                <w:szCs w:val="28"/>
+                <w:lang w:eastAsia="ru-RU"/>
+              </w:rPr>
+            </w:pPr>
+            <w:r>
+              <w:rPr>
+                <w:b/>
+                <w:bCs/>
+                <w:sz w:val="24"/>
+                <w:szCs w:val="24"/>
+                <w:lang w:eastAsia="ru-RU"/>
+              </w:rPr>
+              <w:t>Основной сценарий</w:t>
+            </w:r>
+          </w:p>
+        </w:tc>
+        <w:tc>
+          <w:tcPr>
+            <w:tcW w:w="6655" w:type="dxa"/>
+            <w:tcBorders>
+              <w:top w:val="single" w:sz="4" w:space="0" w:color="000000"/>
+              <w:left w:val="single" w:sz="4" w:space="0" w:color="000000"/>
+              <w:bottom w:val="single" w:sz="4" w:space="0" w:color="000000"/>
+              <w:right w:val="single" w:sz="4" w:space="0" w:color="000000"/>
+            </w:tcBorders>
+            <w:tcMar>
+              <w:top w:w="60" w:type="dxa"/>
+              <w:left w:w="100" w:type="dxa"/>
+              <w:bottom w:w="60" w:type="dxa"/>
+              <w:right w:w="100" w:type="dxa"/>
+            </w:tcMar>
+          </w:tcPr>
+          <w:p>
+            <w:pPr>
+              <w:spacing w:before="40" w:after="40" w:line="276" w:lineRule="auto"/>
+              <w:ind w:firstLine="0"/>
+              <w:jc w:val="left"/>
+              <w:rPr>
+                <w:szCs w:val="28"/>
+                <w:lang w:eastAsia="ru-RU"/>
+              </w:rPr>
+            </w:pPr>
+            <w:r>
+              <w:rPr>
+                <w:sz w:val="24"/>
+                <w:szCs w:val="24"/>
+                <w:lang w:eastAsia="ru-RU"/>
+              </w:rPr>
+              <w:t>1. Пользователь вводит логин и пароль.</w:t>
+            </w:r>
+          </w:p>
+          <w:p>
+            <w:pPr>
+              <w:spacing w:before="40" w:after="40" w:line="276" w:lineRule="auto"/>
+              <w:ind w:firstLine="0"/>
+              <w:jc w:val="left"/>
+              <w:rPr>
+                <w:szCs w:val="28"/>
+                <w:lang w:eastAsia="ru-RU"/>
+              </w:rPr>
+            </w:pPr>
+            <w:r>
+              <w:rPr>
+                <w:sz w:val="24"/>
+                <w:szCs w:val="24"/>
+                <w:lang w:eastAsia="ru-RU"/>
+              </w:rPr>
+              <w:t>2. Пользователь нажимает кнопку «Войти» или клавишу Enter.</w:t>
+            </w:r>
+          </w:p>
+          <w:p>
+            <w:pPr>
+              <w:spacing w:before="40" w:after="40" w:line="276" w:lineRule="auto"/>
+              <w:ind w:firstLine="0"/>
+              <w:jc w:val="left"/>
+              <w:rPr>
+                <w:szCs w:val="28"/>
+                <w:lang w:eastAsia="ru-RU"/>
+              </w:rPr>
+            </w:pPr>
+            <w:r>
+              <w:rPr>
+                <w:sz w:val="24"/>
+                <w:szCs w:val="24"/>
+                <w:lang w:eastAsia="ru-RU"/>
+              </w:rPr>
+              <w:t xml:space="preserve">3. Система находит пользователя по логину и сверяет хэш </w:t>
+            </w:r>
+            <w:r>
+              <w:rPr>
+                <w:sz w:val="24"/>
+                <w:szCs w:val="24"/>
+                <w:lang w:eastAsia="ru-RU"/>
+              </w:rPr>
+              <w:lastRenderedPageBreak/>
+              <w:t>введённого пароля с хранимым.</w:t>
+            </w:r>
+          </w:p>
+          <w:p>
+            <w:pPr>
+              <w:spacing w:before="40" w:after="40" w:line="276" w:lineRule="auto"/>
+              <w:ind w:firstLine="0"/>
+              <w:jc w:val="left"/>
+              <w:rPr>
+                <w:szCs w:val="28"/>
+                <w:lang w:eastAsia="ru-RU"/>
+              </w:rPr>
+            </w:pPr>
+            <w:r>
+              <w:rPr>
+                <w:sz w:val="24"/>
+                <w:szCs w:val="24"/>
+                <w:lang w:eastAsia="ru-RU"/>
+              </w:rPr>
+              <w:t>4. Система открывает главное окно с правами, соответствующими роли.</w:t>
+            </w:r>
+          </w:p>
+        </w:tc>
+      </w:tr>
+      <w:tr>
+        <w:tblPrEx>
+          <w:tblCellMar>
+            <w:top w:w="0" w:type="dxa"/>
+            <w:bottom w:w="0" w:type="dxa"/>
+          </w:tblCellMar>
+        </w:tblPrEx>
+        <w:tc>
+          <w:tcPr>
+            <w:tcW w:w="2700" w:type="dxa"/>
+            <w:tcBorders>
+              <w:top w:val="single" w:sz="4" w:space="0" w:color="000000"/>
+              <w:left w:val="single" w:sz="4" w:space="0" w:color="000000"/>
+              <w:bottom w:val="single" w:sz="4" w:space="0" w:color="000000"/>
+              <w:right w:val="single" w:sz="4" w:space="0" w:color="000000"/>
+            </w:tcBorders>
+            <w:shd w:val="clear" w:color="auto" w:fill="F2F2F2"/>
+            <w:tcMar>
+              <w:top w:w="60" w:type="dxa"/>
+              <w:left w:w="100" w:type="dxa"/>
+              <w:bottom w:w="60" w:type="dxa"/>
+              <w:right w:w="100" w:type="dxa"/>
+            </w:tcMar>
+          </w:tcPr>
+          <w:p>
+            <w:pPr>
+              <w:spacing w:before="40" w:after="40" w:line="276" w:lineRule="auto"/>
+              <w:ind w:firstLine="0"/>
+              <w:jc w:val="left"/>
+              <w:rPr>
+                <w:szCs w:val="28"/>
+                <w:lang w:eastAsia="ru-RU"/>
+              </w:rPr>
+            </w:pPr>
+            <w:r>
+              <w:rPr>
+                <w:b/>
+                <w:bCs/>
+                <w:sz w:val="24"/>
+                <w:szCs w:val="24"/>
+                <w:lang w:eastAsia="ru-RU"/>
+              </w:rPr>
+              <w:lastRenderedPageBreak/>
+              <w:t xml:space="preserve">Альтернативный сценарий </w:t>
+            </w:r>
+            <w:r>
+              <w:rPr>
+                <w:b/>
+                <w:bCs/>
+                <w:sz w:val="24"/>
+                <w:szCs w:val="24"/>
+                <w:lang w:eastAsia="ru-RU"/>
+              </w:rPr>
+              <w:t>А</w:t>
+            </w:r>
+            <w:r>
+              <w:rPr>
+                <w:b/>
+                <w:bCs/>
+                <w:sz w:val="24"/>
+                <w:szCs w:val="24"/>
+                <w:lang w:eastAsia="ru-RU"/>
+              </w:rPr>
+              <w:t>. Пользователь не найден</w:t>
+            </w:r>
+          </w:p>
+        </w:tc>
+        <w:tc>
+          <w:tcPr>
+            <w:tcW w:w="6655" w:type="dxa"/>
+            <w:tcBorders>
+              <w:top w:val="single" w:sz="4" w:space="0" w:color="000000"/>
+              <w:left w:val="single" w:sz="4" w:space="0" w:color="000000"/>
+              <w:bottom w:val="single" w:sz="4" w:space="0" w:color="000000"/>
+              <w:right w:val="single" w:sz="4" w:space="0" w:color="000000"/>
+            </w:tcBorders>
+            <w:tcMar>
+              <w:top w:w="60" w:type="dxa"/>
+              <w:left w:w="100" w:type="dxa"/>
+              <w:bottom w:w="60" w:type="dxa"/>
+              <w:right w:w="100" w:type="dxa"/>
+            </w:tcMar>
+          </w:tcPr>
+          <w:p>
+            <w:pPr>
+              <w:spacing w:before="40" w:after="40" w:line="276" w:lineRule="auto"/>
+              <w:ind w:firstLine="0"/>
+              <w:jc w:val="left"/>
+              <w:rPr>
+                <w:szCs w:val="28"/>
+                <w:lang w:eastAsia="ru-RU"/>
+              </w:rPr>
+            </w:pPr>
+            <w:r>
+              <w:rPr>
+                <w:sz w:val="24"/>
+                <w:szCs w:val="24"/>
+                <w:lang w:eastAsia="ru-RU"/>
+              </w:rPr>
+              <w:t>1. Система не находит логин в базе.</w:t>
+            </w:r>
+          </w:p>
+          <w:p>
+            <w:pPr>
+              <w:spacing w:before="40" w:after="40" w:line="276" w:lineRule="auto"/>
+              <w:ind w:firstLine="0"/>
+              <w:jc w:val="left"/>
+              <w:rPr>
+                <w:szCs w:val="28"/>
+                <w:lang w:eastAsia="ru-RU"/>
+              </w:rPr>
+            </w:pPr>
+            <w:r>
+              <w:rPr>
+                <w:sz w:val="24"/>
+                <w:szCs w:val="24"/>
+                <w:lang w:eastAsia="ru-RU"/>
+              </w:rPr>
+              <w:t>2. Система выводит сообщение «Пользователь не найден».</w:t>
+            </w:r>
+          </w:p>
+        </w:tc>
+      </w:tr>
+      <w:tr>
+        <w:tblPrEx>
+          <w:tblCellMar>
+            <w:top w:w="0" w:type="dxa"/>
+            <w:bottom w:w="0" w:type="dxa"/>
+          </w:tblCellMar>
+        </w:tblPrEx>
+        <w:tc>
+          <w:tcPr>
+            <w:tcW w:w="2700" w:type="dxa"/>
+            <w:tcBorders>
+              <w:top w:val="single" w:sz="4" w:space="0" w:color="000000"/>
+              <w:left w:val="single" w:sz="4" w:space="0" w:color="000000"/>
+              <w:bottom w:val="single" w:sz="4" w:space="0" w:color="000000"/>
+              <w:right w:val="single" w:sz="4" w:space="0" w:color="000000"/>
+            </w:tcBorders>
+            <w:shd w:val="clear" w:color="auto" w:fill="F2F2F2"/>
+            <w:tcMar>
+              <w:top w:w="60" w:type="dxa"/>
+              <w:left w:w="100" w:type="dxa"/>
+              <w:bottom w:w="60" w:type="dxa"/>
+              <w:right w:w="100" w:type="dxa"/>
+            </w:tcMar>
+          </w:tcPr>
+          <w:p>
+            <w:pPr>
+              <w:spacing w:before="40" w:after="40" w:line="276" w:lineRule="auto"/>
+              <w:ind w:firstLine="0"/>
+              <w:jc w:val="left"/>
+              <w:rPr>
+                <w:szCs w:val="28"/>
+                <w:lang w:eastAsia="ru-RU"/>
+              </w:rPr>
+            </w:pPr>
+            <w:r>
+              <w:rPr>
+                <w:b/>
+                <w:bCs/>
+                <w:sz w:val="24"/>
+                <w:szCs w:val="24"/>
+                <w:lang w:eastAsia="ru-RU"/>
+              </w:rPr>
+              <w:t xml:space="preserve">Альтернативный сценарий </w:t>
+            </w:r>
+            <w:r>
+              <w:rPr>
+                <w:b/>
+                <w:bCs/>
+                <w:sz w:val="24"/>
+                <w:szCs w:val="24"/>
+                <w:lang w:eastAsia="ru-RU"/>
+              </w:rPr>
+              <w:t>Б</w:t>
+            </w:r>
+            <w:r>
+              <w:rPr>
+                <w:b/>
+                <w:bCs/>
+                <w:sz w:val="24"/>
+                <w:szCs w:val="24"/>
+                <w:lang w:eastAsia="ru-RU"/>
+              </w:rPr>
+              <w:t>. Неверный пароль</w:t>
+            </w:r>
+          </w:p>
+        </w:tc>
+        <w:tc>
+          <w:tcPr>
+            <w:tcW w:w="6655" w:type="dxa"/>
+            <w:tcBorders>
+              <w:top w:val="single" w:sz="4" w:space="0" w:color="000000"/>
+              <w:left w:val="single" w:sz="4" w:space="0" w:color="000000"/>
+              <w:bottom w:val="single" w:sz="4" w:space="0" w:color="000000"/>
+              <w:right w:val="single" w:sz="4" w:space="0" w:color="000000"/>
+            </w:tcBorders>
+            <w:tcMar>
+              <w:top w:w="60" w:type="dxa"/>
+              <w:left w:w="100" w:type="dxa"/>
+              <w:bottom w:w="60" w:type="dxa"/>
+              <w:right w:w="100" w:type="dxa"/>
+            </w:tcMar>
+          </w:tcPr>
+          <w:p>
+            <w:pPr>
+              <w:spacing w:before="40" w:after="40" w:line="276" w:lineRule="auto"/>
+              <w:ind w:firstLine="0"/>
+              <w:jc w:val="left"/>
+              <w:rPr>
+                <w:szCs w:val="28"/>
+                <w:lang w:eastAsia="ru-RU"/>
+              </w:rPr>
+            </w:pPr>
+            <w:r>
+              <w:rPr>
+                <w:sz w:val="24"/>
+                <w:szCs w:val="24"/>
+                <w:lang w:eastAsia="ru-RU"/>
+              </w:rPr>
+              <w:t>1. Пользователь найден, но хэши паролей не совпадают.</w:t>
+            </w:r>
+          </w:p>
+          <w:p>
+            <w:pPr>
+              <w:spacing w:before="40" w:after="40" w:line="276" w:lineRule="auto"/>
+              <w:ind w:firstLine="0"/>
+              <w:jc w:val="left"/>
+              <w:rPr>
+                <w:szCs w:val="28"/>
+                <w:lang w:eastAsia="ru-RU"/>
+              </w:rPr>
+            </w:pPr>
+            <w:r>
+              <w:rPr>
+                <w:sz w:val="24"/>
+                <w:szCs w:val="24"/>
+                <w:lang w:eastAsia="ru-RU"/>
+              </w:rPr>
+              <w:t>2. Система выводит сообщение «Неверный пароль».</w:t>
+            </w:r>
+          </w:p>
+        </w:tc>
+      </w:tr>
+    </w:tbl>
+    <w:p>
+      <w:pPr>
+        <w:pStyle w:val="af8"/>
+        <w:rPr>
+          <w:lang w:eastAsia="ru-RU"/>
+        </w:rPr>
+      </w:pPr>
+      <w:r>
+        <w:rPr>
+          <w:lang w:eastAsia="ru-RU"/>
+        </w:rPr>
+        <w:t xml:space="preserve">Таблица 6 – Сценарии прецедента </w:t>
+      </w:r>
+      <w:r>
+        <w:rPr>
+          <w:lang w:eastAsia="ru-RU"/>
+        </w:rPr>
+        <w:t>«</w:t>
+      </w:r>
+      <w:r>
+        <w:rPr>
+          <w:lang w:eastAsia="ru-RU"/>
+        </w:rPr>
+        <w:t>Просмотр списка оборудования»</w:t>
+      </w:r>
+    </w:p>
+    <w:tbl>
+      <w:tblPr>
+        <w:tblW w:w="9355" w:type="dxa"/>
+        <w:tblBorders>
+          <w:top w:val="single" w:sz="4" w:space="0" w:color="auto"/>
+          <w:left w:val="single" w:sz="4" w:space="0" w:color="auto"/>
+          <w:bottom w:val="single" w:sz="4" w:space="0" w:color="auto"/>
+          <w:right w:val="single" w:sz="4" w:space="0" w:color="auto"/>
+          <w:insideH w:val="single" w:sz="4" w:space="0" w:color="auto"/>
+          <w:insideV w:val="single" w:sz="4" w:space="0" w:color="auto"/>
+        </w:tblBorders>
+        <w:tblCellMar>
+          <w:left w:w="10" w:type="dxa"/>
+          <w:right w:w="10" w:type="dxa"/>
+        </w:tblCellMar>
+        <w:tblLook w:val="0000" w:firstRow="0" w:lastRow="0" w:firstColumn="0" w:lastColumn="0" w:noHBand="0" w:noVBand="0"/>
+      </w:tblPr>
+      <w:tblGrid>
+        <w:gridCol w:w="2700"/>
+        <w:gridCol w:w="6655"/>
+      </w:tblGrid>
+      <w:tr>
+        <w:tblPrEx>
+          <w:tblCellMar>
+            <w:top w:w="0" w:type="dxa"/>
+            <w:bottom w:w="0" w:type="dxa"/>
+          </w:tblCellMar>
+        </w:tblPrEx>
+        <w:tc>
+          <w:tcPr>
+            <w:tcW w:w="2700" w:type="dxa"/>
+            <w:tcBorders>
+              <w:top w:val="single" w:sz="4" w:space="0" w:color="000000"/>
+              <w:left w:val="single" w:sz="4" w:space="0" w:color="000000"/>
+              <w:bottom w:val="single" w:sz="4" w:space="0" w:color="000000"/>
+              <w:right w:val="single" w:sz="4" w:space="0" w:color="000000"/>
+            </w:tcBorders>
+            <w:shd w:val="clear" w:color="auto" w:fill="F2F2F2"/>
+            <w:tcMar>
+              <w:top w:w="60" w:type="dxa"/>
+              <w:left w:w="100" w:type="dxa"/>
+              <w:bottom w:w="60" w:type="dxa"/>
+              <w:right w:w="100" w:type="dxa"/>
+            </w:tcMar>
+          </w:tcPr>
+          <w:p>
+            <w:pPr>
+              <w:spacing w:before="40" w:after="40" w:line="276" w:lineRule="auto"/>
+              <w:ind w:firstLine="0"/>
+              <w:jc w:val="left"/>
+              <w:rPr>
+                <w:szCs w:val="28"/>
+                <w:lang w:eastAsia="ru-RU"/>
+              </w:rPr>
+            </w:pPr>
+            <w:r>
+              <w:rPr>
+                <w:b/>
+                <w:bCs/>
+                <w:sz w:val="24"/>
+                <w:szCs w:val="24"/>
+                <w:lang w:eastAsia="ru-RU"/>
+              </w:rPr>
+              <w:t>Прецедент</w:t>
+            </w:r>
+          </w:p>
+        </w:tc>
+        <w:tc>
+          <w:tcPr>
+            <w:tcW w:w="6655" w:type="dxa"/>
+            <w:tcBorders>
+              <w:top w:val="single" w:sz="4" w:space="0" w:color="000000"/>
+              <w:left w:val="single" w:sz="4" w:space="0" w:color="000000"/>
+              <w:bottom w:val="single" w:sz="4" w:space="0" w:color="000000"/>
+              <w:right w:val="single" w:sz="4" w:space="0" w:color="000000"/>
+            </w:tcBorders>
+            <w:tcMar>
+              <w:top w:w="60" w:type="dxa"/>
+              <w:left w:w="100" w:type="dxa"/>
+              <w:bottom w:w="60" w:type="dxa"/>
+              <w:right w:w="100" w:type="dxa"/>
+            </w:tcMar>
+          </w:tcPr>
+          <w:p>
+            <w:pPr>
+              <w:spacing w:before="40" w:after="40" w:line="276" w:lineRule="auto"/>
+              <w:ind w:firstLine="0"/>
+              <w:jc w:val="left"/>
+              <w:rPr>
+                <w:szCs w:val="28"/>
+                <w:lang w:eastAsia="ru-RU"/>
+              </w:rPr>
+            </w:pPr>
+            <w:r>
+              <w:rPr>
+                <w:sz w:val="24"/>
+                <w:szCs w:val="24"/>
+                <w:lang w:eastAsia="ru-RU"/>
+              </w:rPr>
+              <w:t>П2. Просмотр списка оборудования</w:t>
+            </w:r>
+          </w:p>
+        </w:tc>
+      </w:tr>
+      <w:tr>
+        <w:tblPrEx>
+          <w:tblCellMar>
+            <w:top w:w="0" w:type="dxa"/>
+            <w:bottom w:w="0" w:type="dxa"/>
+          </w:tblCellMar>
+        </w:tblPrEx>
+        <w:tc>
+          <w:tcPr>
+            <w:tcW w:w="2700" w:type="dxa"/>
+            <w:tcBorders>
+              <w:top w:val="single" w:sz="4" w:space="0" w:color="000000"/>
+              <w:left w:val="single" w:sz="4" w:space="0" w:color="000000"/>
+              <w:bottom w:val="single" w:sz="4" w:space="0" w:color="000000"/>
+              <w:right w:val="single" w:sz="4" w:space="0" w:color="000000"/>
+            </w:tcBorders>
+            <w:shd w:val="clear" w:color="auto" w:fill="F2F2F2"/>
+            <w:tcMar>
+              <w:top w:w="60" w:type="dxa"/>
+              <w:left w:w="100" w:type="dxa"/>
+              <w:bottom w:w="60" w:type="dxa"/>
+              <w:right w:w="100" w:type="dxa"/>
+            </w:tcMar>
+          </w:tcPr>
+          <w:p>
+            <w:pPr>
+              <w:spacing w:before="40" w:after="40" w:line="276" w:lineRule="auto"/>
+              <w:ind w:firstLine="0"/>
+              <w:jc w:val="left"/>
+              <w:rPr>
+                <w:szCs w:val="28"/>
+                <w:lang w:eastAsia="ru-RU"/>
+              </w:rPr>
+            </w:pPr>
+            <w:r>
+              <w:rPr>
+                <w:b/>
+                <w:bCs/>
+                <w:sz w:val="24"/>
+                <w:szCs w:val="24"/>
+                <w:lang w:eastAsia="ru-RU"/>
+              </w:rPr>
+              <w:t>Основной сценарий</w:t>
+            </w:r>
+          </w:p>
+        </w:tc>
+        <w:tc>
+          <w:tcPr>
+            <w:tcW w:w="6655" w:type="dxa"/>
+            <w:tcBorders>
+              <w:top w:val="single" w:sz="4" w:space="0" w:color="000000"/>
+              <w:left w:val="single" w:sz="4" w:space="0" w:color="000000"/>
+              <w:bottom w:val="single" w:sz="4" w:space="0" w:color="000000"/>
+              <w:right w:val="single" w:sz="4" w:space="0" w:color="000000"/>
+            </w:tcBorders>
+            <w:tcMar>
+              <w:top w:w="60" w:type="dxa"/>
+              <w:left w:w="100" w:type="dxa"/>
+              <w:bottom w:w="60" w:type="dxa"/>
+              <w:right w:w="100" w:type="dxa"/>
+            </w:tcMar>
+          </w:tcPr>
+          <w:p>
+            <w:pPr>
+              <w:spacing w:before="40" w:after="40" w:line="276" w:lineRule="auto"/>
+              <w:ind w:firstLine="0"/>
+              <w:jc w:val="left"/>
+              <w:rPr>
+                <w:szCs w:val="28"/>
+                <w:lang w:eastAsia="ru-RU"/>
+              </w:rPr>
+            </w:pPr>
+            <w:r>
+              <w:rPr>
+                <w:sz w:val="24"/>
+                <w:szCs w:val="24"/>
+                <w:lang w:eastAsia="ru-RU"/>
+              </w:rPr>
+              <w:t>1. Система открывает главное окно с таблицей оборудования.</w:t>
+            </w:r>
+          </w:p>
+          <w:p>
+            <w:pPr>
+              <w:spacing w:before="40" w:after="40" w:line="276" w:lineRule="auto"/>
+              <w:ind w:firstLine="0"/>
+              <w:jc w:val="left"/>
+              <w:rPr>
+                <w:szCs w:val="28"/>
+                <w:lang w:eastAsia="ru-RU"/>
+              </w:rPr>
+            </w:pPr>
+            <w:r>
+              <w:rPr>
+                <w:sz w:val="24"/>
+                <w:szCs w:val="24"/>
+                <w:lang w:eastAsia="ru-RU"/>
+              </w:rPr>
+              <w:t>2. Для каждой записи отображаются название, инвентарный номер, категория, статус, ответственный</w:t>
+            </w:r>
+            <w:r>
+              <w:rPr>
+                <w:sz w:val="24"/>
+                <w:szCs w:val="24"/>
+                <w:lang w:eastAsia="ru-RU"/>
+              </w:rPr>
+              <w:t xml:space="preserve"> сотрудник</w:t>
+            </w:r>
+            <w:r>
+              <w:rPr>
+                <w:sz w:val="24"/>
+                <w:szCs w:val="24"/>
+                <w:lang w:eastAsia="ru-RU"/>
+              </w:rPr>
+              <w:t>, подразделение и дата постановки на учёт.</w:t>
+            </w:r>
+          </w:p>
+        </w:tc>
+      </w:tr>
+      <w:tr>
+        <w:tblPrEx>
+          <w:tblCellMar>
+            <w:top w:w="0" w:type="dxa"/>
+            <w:bottom w:w="0" w:type="dxa"/>
+          </w:tblCellMar>
+        </w:tblPrEx>
+        <w:tc>
+          <w:tcPr>
+            <w:tcW w:w="2700" w:type="dxa"/>
+            <w:tcBorders>
+              <w:top w:val="single" w:sz="4" w:space="0" w:color="000000"/>
+              <w:left w:val="single" w:sz="4" w:space="0" w:color="000000"/>
+              <w:bottom w:val="single" w:sz="4" w:space="0" w:color="000000"/>
+              <w:right w:val="single" w:sz="4" w:space="0" w:color="000000"/>
+            </w:tcBorders>
+            <w:shd w:val="clear" w:color="auto" w:fill="F2F2F2"/>
+            <w:tcMar>
+              <w:top w:w="60" w:type="dxa"/>
+              <w:left w:w="100" w:type="dxa"/>
+              <w:bottom w:w="60" w:type="dxa"/>
+              <w:right w:w="100" w:type="dxa"/>
+            </w:tcMar>
+          </w:tcPr>
+          <w:p>
+            <w:pPr>
+              <w:spacing w:before="40" w:after="40" w:line="276" w:lineRule="auto"/>
+              <w:ind w:firstLine="0"/>
+              <w:jc w:val="left"/>
+              <w:rPr>
+                <w:szCs w:val="28"/>
+                <w:lang w:eastAsia="ru-RU"/>
+              </w:rPr>
+            </w:pPr>
+            <w:r>
+              <w:rPr>
+                <w:b/>
+                <w:bCs/>
+                <w:sz w:val="24"/>
+                <w:szCs w:val="24"/>
+                <w:lang w:eastAsia="ru-RU"/>
+              </w:rPr>
+              <w:t>Альтернативный сценарий А. Записей нет</w:t>
+            </w:r>
+          </w:p>
+        </w:tc>
+        <w:tc>
+          <w:tcPr>
+            <w:tcW w:w="6655" w:type="dxa"/>
+            <w:tcBorders>
+              <w:top w:val="single" w:sz="4" w:space="0" w:color="000000"/>
+              <w:left w:val="single" w:sz="4" w:space="0" w:color="000000"/>
+              <w:bottom w:val="single" w:sz="4" w:space="0" w:color="000000"/>
+              <w:right w:val="single" w:sz="4" w:space="0" w:color="000000"/>
+            </w:tcBorders>
+            <w:tcMar>
+              <w:top w:w="60" w:type="dxa"/>
+              <w:left w:w="100" w:type="dxa"/>
+              <w:bottom w:w="60" w:type="dxa"/>
+              <w:right w:w="100" w:type="dxa"/>
+            </w:tcMar>
+          </w:tcPr>
+          <w:p>
+            <w:pPr>
+              <w:spacing w:before="40" w:after="40" w:line="276" w:lineRule="auto"/>
+              <w:ind w:firstLine="0"/>
+              <w:jc w:val="left"/>
+              <w:rPr>
+                <w:szCs w:val="28"/>
+                <w:lang w:eastAsia="ru-RU"/>
+              </w:rPr>
+            </w:pPr>
+            <w:r>
+              <w:rPr>
+                <w:sz w:val="24"/>
+                <w:szCs w:val="24"/>
+                <w:lang w:eastAsia="ru-RU"/>
+              </w:rPr>
+              <w:t>1. В базе нет ни одной записи об оборудовании.</w:t>
+            </w:r>
+          </w:p>
+          <w:p>
+            <w:pPr>
+              <w:spacing w:before="40" w:after="40" w:line="276" w:lineRule="auto"/>
+              <w:ind w:firstLine="0"/>
+              <w:jc w:val="left"/>
+              <w:rPr>
+                <w:szCs w:val="28"/>
+                <w:lang w:eastAsia="ru-RU"/>
+              </w:rPr>
+            </w:pPr>
+            <w:r>
+              <w:rPr>
+                <w:sz w:val="24"/>
+                <w:szCs w:val="24"/>
+                <w:lang w:eastAsia="ru-RU"/>
+              </w:rPr>
+              <w:t>2. Система показывает пустую таблицу.</w:t>
+            </w:r>
+          </w:p>
+        </w:tc>
+      </w:tr>
+    </w:tbl>
+    <w:p>
+      <w:pPr>
+        <w:pStyle w:val="af8"/>
+        <w:rPr>
+          <w:lang w:eastAsia="ru-RU"/>
+        </w:rPr>
+      </w:pPr>
+      <w:r>
+        <w:rPr>
+          <w:lang w:eastAsia="ru-RU"/>
+        </w:rPr>
+        <w:t>Таблица 7 – Сценарии прецедента «Поиск, фильтрация и сортировка»</w:t>
+      </w:r>
+    </w:p>
+    <w:tbl>
+      <w:tblPr>
+        <w:tblW w:w="9355" w:type="dxa"/>
+        <w:tblBorders>
+          <w:top w:val="single" w:sz="4" w:space="0" w:color="auto"/>
+          <w:left w:val="single" w:sz="4" w:space="0" w:color="auto"/>
+          <w:bottom w:val="single" w:sz="4" w:space="0" w:color="auto"/>
+          <w:right w:val="single" w:sz="4" w:space="0" w:color="auto"/>
+          <w:insideH w:val="single" w:sz="4" w:space="0" w:color="auto"/>
+          <w:insideV w:val="single" w:sz="4" w:space="0" w:color="auto"/>
+        </w:tblBorders>
+        <w:tblCellMar>
+          <w:left w:w="10" w:type="dxa"/>
+          <w:right w:w="10" w:type="dxa"/>
+        </w:tblCellMar>
+        <w:tblLook w:val="0000" w:firstRow="0" w:lastRow="0" w:firstColumn="0" w:lastColumn="0" w:noHBand="0" w:noVBand="0"/>
+      </w:tblPr>
+      <w:tblGrid>
+        <w:gridCol w:w="2700"/>
+        <w:gridCol w:w="6655"/>
+      </w:tblGrid>
+      <w:tr>
+        <w:tblPrEx>
+          <w:tblCellMar>
+            <w:top w:w="0" w:type="dxa"/>
+            <w:bottom w:w="0" w:type="dxa"/>
+          </w:tblCellMar>
+        </w:tblPrEx>
+        <w:tc>
+          <w:tcPr>
+            <w:tcW w:w="2700" w:type="dxa"/>
+            <w:tcBorders>
+              <w:top w:val="single" w:sz="4" w:space="0" w:color="000000"/>
+              <w:left w:val="single" w:sz="4" w:space="0" w:color="000000"/>
+              <w:bottom w:val="single" w:sz="4" w:space="0" w:color="000000"/>
+              <w:right w:val="single" w:sz="4" w:space="0" w:color="000000"/>
+            </w:tcBorders>
+            <w:shd w:val="clear" w:color="auto" w:fill="F2F2F2"/>
+            <w:tcMar>
+              <w:top w:w="60" w:type="dxa"/>
+              <w:left w:w="100" w:type="dxa"/>
+              <w:bottom w:w="60" w:type="dxa"/>
+              <w:right w:w="100" w:type="dxa"/>
+            </w:tcMar>
+          </w:tcPr>
+          <w:p>
+            <w:pPr>
+              <w:spacing w:before="40" w:after="40" w:line="276" w:lineRule="auto"/>
+              <w:ind w:firstLine="0"/>
+              <w:jc w:val="left"/>
+              <w:rPr>
+                <w:szCs w:val="28"/>
+                <w:lang w:eastAsia="ru-RU"/>
+              </w:rPr>
+            </w:pPr>
+            <w:r>
+              <w:rPr>
+                <w:b/>
+                <w:bCs/>
+                <w:sz w:val="24"/>
+                <w:szCs w:val="24"/>
+                <w:lang w:eastAsia="ru-RU"/>
+              </w:rPr>
+              <w:t>Прецедент</w:t>
+            </w:r>
+          </w:p>
+        </w:tc>
+        <w:tc>
+          <w:tcPr>
+            <w:tcW w:w="6655" w:type="dxa"/>
+            <w:tcBorders>
+              <w:top w:val="single" w:sz="4" w:space="0" w:color="000000"/>
+              <w:left w:val="single" w:sz="4" w:space="0" w:color="000000"/>
+              <w:bottom w:val="single" w:sz="4" w:space="0" w:color="000000"/>
+              <w:right w:val="single" w:sz="4" w:space="0" w:color="000000"/>
+            </w:tcBorders>
+            <w:tcMar>
+              <w:top w:w="60" w:type="dxa"/>
+              <w:left w:w="100" w:type="dxa"/>
+              <w:bottom w:w="60" w:type="dxa"/>
+              <w:right w:w="100" w:type="dxa"/>
+            </w:tcMar>
+          </w:tcPr>
+          <w:p>
+            <w:pPr>
+              <w:spacing w:before="40" w:after="40" w:line="276" w:lineRule="auto"/>
+              <w:ind w:firstLine="0"/>
+              <w:jc w:val="left"/>
+              <w:rPr>
+                <w:szCs w:val="28"/>
+                <w:lang w:eastAsia="ru-RU"/>
+              </w:rPr>
+            </w:pPr>
+            <w:r>
+              <w:rPr>
+                <w:sz w:val="24"/>
+                <w:szCs w:val="24"/>
+                <w:lang w:eastAsia="ru-RU"/>
+              </w:rPr>
+              <w:t>П3. Поиск, фильтрация и сортировка</w:t>
+            </w:r>
+          </w:p>
+        </w:tc>
+      </w:tr>
+      <w:tr>
+        <w:tblPrEx>
+          <w:tblCellMar>
+            <w:top w:w="0" w:type="dxa"/>
+            <w:bottom w:w="0" w:type="dxa"/>
+          </w:tblCellMar>
+        </w:tblPrEx>
+        <w:tc>
+          <w:tcPr>
+            <w:tcW w:w="2700" w:type="dxa"/>
+            <w:tcBorders>
+              <w:top w:val="single" w:sz="4" w:space="0" w:color="000000"/>
+              <w:left w:val="single" w:sz="4" w:space="0" w:color="000000"/>
+              <w:bottom w:val="single" w:sz="4" w:space="0" w:color="000000"/>
+              <w:right w:val="single" w:sz="4" w:space="0" w:color="000000"/>
+            </w:tcBorders>
+            <w:shd w:val="clear" w:color="auto" w:fill="F2F2F2"/>
+            <w:tcMar>
+              <w:top w:w="60" w:type="dxa"/>
+              <w:left w:w="100" w:type="dxa"/>
+              <w:bottom w:w="60" w:type="dxa"/>
+              <w:right w:w="100" w:type="dxa"/>
+            </w:tcMar>
+          </w:tcPr>
+          <w:p>
+            <w:pPr>
+              <w:spacing w:before="40" w:after="40" w:line="276" w:lineRule="auto"/>
+              <w:ind w:firstLine="0"/>
+              <w:jc w:val="left"/>
+              <w:rPr>
+                <w:szCs w:val="28"/>
+                <w:lang w:eastAsia="ru-RU"/>
+              </w:rPr>
+            </w:pPr>
+            <w:r>
+              <w:rPr>
+                <w:b/>
+                <w:bCs/>
+                <w:sz w:val="24"/>
+                <w:szCs w:val="24"/>
+                <w:lang w:eastAsia="ru-RU"/>
+              </w:rPr>
+              <w:t>Основной сценарий</w:t>
+            </w:r>
+          </w:p>
+        </w:tc>
+        <w:tc>
+          <w:tcPr>
+            <w:tcW w:w="6655" w:type="dxa"/>
+            <w:tcBorders>
+              <w:top w:val="single" w:sz="4" w:space="0" w:color="000000"/>
+              <w:left w:val="single" w:sz="4" w:space="0" w:color="000000"/>
+              <w:bottom w:val="single" w:sz="4" w:space="0" w:color="000000"/>
+              <w:right w:val="single" w:sz="4" w:space="0" w:color="000000"/>
+            </w:tcBorders>
+            <w:tcMar>
+              <w:top w:w="60" w:type="dxa"/>
+              <w:left w:w="100" w:type="dxa"/>
+              <w:bottom w:w="60" w:type="dxa"/>
+              <w:right w:w="100" w:type="dxa"/>
+            </w:tcMar>
+          </w:tcPr>
+          <w:p>
+            <w:pPr>
+              <w:spacing w:before="40" w:after="40" w:line="276" w:lineRule="auto"/>
+              <w:ind w:firstLine="0"/>
+              <w:jc w:val="left"/>
+              <w:rPr>
+                <w:szCs w:val="28"/>
+                <w:lang w:eastAsia="ru-RU"/>
+              </w:rPr>
+            </w:pPr>
+            <w:r>
+              <w:rPr>
+                <w:sz w:val="24"/>
+                <w:szCs w:val="24"/>
+                <w:lang w:eastAsia="ru-RU"/>
+              </w:rPr>
+              <w:t>1. Пользователь вводит часть текста в поле поиска.</w:t>
+            </w:r>
+          </w:p>
+          <w:p>
+            <w:pPr>
+              <w:spacing w:before="40" w:after="40" w:line="276" w:lineRule="auto"/>
+              <w:ind w:firstLine="0"/>
+              <w:jc w:val="left"/>
+              <w:rPr>
+                <w:szCs w:val="28"/>
+                <w:lang w:eastAsia="ru-RU"/>
+              </w:rPr>
+            </w:pPr>
+            <w:r>
+              <w:rPr>
+                <w:sz w:val="24"/>
+                <w:szCs w:val="24"/>
+                <w:lang w:eastAsia="ru-RU"/>
+              </w:rPr>
+              <w:t>2. Система по мере ввода символов отбирает записи, в которых текст встречается в любом текстовом поле, и обновляет таблицу.</w:t>
+            </w:r>
+          </w:p>
+        </w:tc>
+      </w:tr>
+      <w:tr>
+        <w:tblPrEx>
+          <w:tblCellMar>
+            <w:top w:w="0" w:type="dxa"/>
+            <w:bottom w:w="0" w:type="dxa"/>
+          </w:tblCellMar>
+        </w:tblPrEx>
+        <w:tc>
+          <w:tcPr>
+            <w:tcW w:w="2700" w:type="dxa"/>
+            <w:tcBorders>
+              <w:top w:val="single" w:sz="4" w:space="0" w:color="000000"/>
+              <w:left w:val="single" w:sz="4" w:space="0" w:color="000000"/>
+              <w:bottom w:val="single" w:sz="4" w:space="0" w:color="000000"/>
+              <w:right w:val="single" w:sz="4" w:space="0" w:color="000000"/>
+            </w:tcBorders>
+            <w:shd w:val="clear" w:color="auto" w:fill="F2F2F2"/>
+            <w:tcMar>
+              <w:top w:w="60" w:type="dxa"/>
+              <w:left w:w="100" w:type="dxa"/>
+              <w:bottom w:w="60" w:type="dxa"/>
+              <w:right w:w="100" w:type="dxa"/>
+            </w:tcMar>
+          </w:tcPr>
+          <w:p>
+            <w:pPr>
+              <w:spacing w:before="40" w:after="40" w:line="276" w:lineRule="auto"/>
+              <w:ind w:firstLine="0"/>
+              <w:jc w:val="left"/>
+              <w:rPr>
+                <w:szCs w:val="28"/>
+                <w:lang w:eastAsia="ru-RU"/>
+              </w:rPr>
+            </w:pPr>
+            <w:r>
+              <w:rPr>
+                <w:b/>
+                <w:bCs/>
+                <w:sz w:val="24"/>
+                <w:szCs w:val="24"/>
+                <w:lang w:eastAsia="ru-RU"/>
+              </w:rPr>
+              <w:t>Альтернативный сценарий А. Фильтр</w:t>
+            </w:r>
+          </w:p>
+        </w:tc>
+        <w:tc>
+          <w:tcPr>
+            <w:tcW w:w="6655" w:type="dxa"/>
+            <w:tcBorders>
+              <w:top w:val="single" w:sz="4" w:space="0" w:color="000000"/>
+              <w:left w:val="single" w:sz="4" w:space="0" w:color="000000"/>
+              <w:bottom w:val="single" w:sz="4" w:space="0" w:color="000000"/>
+              <w:right w:val="single" w:sz="4" w:space="0" w:color="000000"/>
+            </w:tcBorders>
+            <w:tcMar>
+              <w:top w:w="60" w:type="dxa"/>
+              <w:left w:w="100" w:type="dxa"/>
+              <w:bottom w:w="60" w:type="dxa"/>
+              <w:right w:w="100" w:type="dxa"/>
+            </w:tcMar>
+          </w:tcPr>
+          <w:p>
+            <w:pPr>
+              <w:spacing w:before="40" w:after="40" w:line="276" w:lineRule="auto"/>
+              <w:ind w:firstLine="0"/>
+              <w:jc w:val="left"/>
+              <w:rPr>
+                <w:szCs w:val="28"/>
+                <w:lang w:eastAsia="ru-RU"/>
+              </w:rPr>
+            </w:pPr>
+            <w:r>
+              <w:rPr>
+                <w:sz w:val="24"/>
+                <w:szCs w:val="24"/>
+                <w:lang w:eastAsia="ru-RU"/>
+              </w:rPr>
+              <w:t xml:space="preserve">1. Пользователь </w:t>
+            </w:r>
+            <w:r>
+              <w:rPr>
+                <w:sz w:val="24"/>
+                <w:szCs w:val="24"/>
+                <w:lang w:eastAsia="ru-RU"/>
+              </w:rPr>
+              <w:t xml:space="preserve">включает опцию фильтра </w:t>
+            </w:r>
+            <w:r>
+              <w:rPr>
+                <w:sz w:val="24"/>
+                <w:szCs w:val="24"/>
+                <w:lang w:eastAsia="ru-RU"/>
+              </w:rPr>
+              <w:t>(например,</w:t>
+            </w:r>
+            <w:r>
+              <w:rPr>
+                <w:sz w:val="24"/>
+                <w:szCs w:val="24"/>
+                <w:lang w:eastAsia="ru-RU"/>
+              </w:rPr>
+              <w:t xml:space="preserve"> статус</w:t>
+            </w:r>
+            <w:r>
+              <w:rPr>
+                <w:sz w:val="24"/>
+                <w:szCs w:val="24"/>
+                <w:lang w:eastAsia="ru-RU"/>
+              </w:rPr>
+              <w:t xml:space="preserve"> «На обслуживании»).</w:t>
+            </w:r>
+          </w:p>
+          <w:p>
+            <w:pPr>
+              <w:spacing w:before="40" w:after="40" w:line="276" w:lineRule="auto"/>
+              <w:ind w:firstLine="0"/>
+              <w:jc w:val="left"/>
+              <w:rPr>
+                <w:szCs w:val="28"/>
+                <w:lang w:eastAsia="ru-RU"/>
+              </w:rPr>
+            </w:pPr>
+            <w:r>
+              <w:rPr>
+                <w:sz w:val="24"/>
+                <w:szCs w:val="24"/>
+                <w:lang w:eastAsia="ru-RU"/>
+              </w:rPr>
+              <w:t xml:space="preserve">2. Система показывает только </w:t>
+            </w:r>
+            <w:r>
+              <w:rPr>
+                <w:sz w:val="24"/>
+                <w:szCs w:val="24"/>
+                <w:lang w:eastAsia="ru-RU"/>
+              </w:rPr>
+              <w:t>прошедшие фильтр записи</w:t>
+            </w:r>
+            <w:r>
+              <w:rPr>
+                <w:sz w:val="24"/>
+                <w:szCs w:val="24"/>
+                <w:lang w:eastAsia="ru-RU"/>
+              </w:rPr>
+              <w:t>.</w:t>
+            </w:r>
+          </w:p>
+        </w:tc>
+      </w:tr>
+      <w:tr>
+        <w:tblPrEx>
+          <w:tblCellMar>
+            <w:top w:w="0" w:type="dxa"/>
+            <w:bottom w:w="0" w:type="dxa"/>
+          </w:tblCellMar>
+        </w:tblPrEx>
+        <w:tc>
+          <w:tcPr>
+            <w:tcW w:w="2700" w:type="dxa"/>
+            <w:tcBorders>
+              <w:top w:val="single" w:sz="4" w:space="0" w:color="000000"/>
+              <w:left w:val="single" w:sz="4" w:space="0" w:color="000000"/>
+              <w:bottom w:val="single" w:sz="4" w:space="0" w:color="000000"/>
+              <w:right w:val="single" w:sz="4" w:space="0" w:color="000000"/>
+            </w:tcBorders>
+            <w:shd w:val="clear" w:color="auto" w:fill="F2F2F2"/>
+            <w:tcMar>
+              <w:top w:w="60" w:type="dxa"/>
+              <w:left w:w="100" w:type="dxa"/>
+              <w:bottom w:w="60" w:type="dxa"/>
+              <w:right w:w="100" w:type="dxa"/>
+            </w:tcMar>
+          </w:tcPr>
+          <w:p>
+            <w:pPr>
+              <w:spacing w:before="40" w:after="40" w:line="276" w:lineRule="auto"/>
+              <w:ind w:firstLine="0"/>
+              <w:jc w:val="left"/>
+              <w:rPr>
+                <w:szCs w:val="28"/>
+                <w:lang w:eastAsia="ru-RU"/>
+              </w:rPr>
+            </w:pPr>
+            <w:r>
+              <w:rPr>
+                <w:b/>
+                <w:bCs/>
+                <w:sz w:val="24"/>
+                <w:szCs w:val="24"/>
+                <w:lang w:eastAsia="ru-RU"/>
+              </w:rPr>
+              <w:t>Альтернативный сценарий Б. Ничего не найдено</w:t>
+            </w:r>
+          </w:p>
+        </w:tc>
+        <w:tc>
+          <w:tcPr>
+            <w:tcW w:w="6655" w:type="dxa"/>
+            <w:tcBorders>
+              <w:top w:val="single" w:sz="4" w:space="0" w:color="000000"/>
+              <w:left w:val="single" w:sz="4" w:space="0" w:color="000000"/>
+              <w:bottom w:val="single" w:sz="4" w:space="0" w:color="000000"/>
+              <w:right w:val="single" w:sz="4" w:space="0" w:color="000000"/>
+            </w:tcBorders>
+            <w:tcMar>
+              <w:top w:w="60" w:type="dxa"/>
+              <w:left w:w="100" w:type="dxa"/>
+              <w:bottom w:w="60" w:type="dxa"/>
+              <w:right w:w="100" w:type="dxa"/>
+            </w:tcMar>
+          </w:tcPr>
+          <w:p>
+            <w:pPr>
+              <w:spacing w:before="40" w:after="40" w:line="276" w:lineRule="auto"/>
+              <w:ind w:firstLine="0"/>
+              <w:jc w:val="left"/>
+              <w:rPr>
+                <w:szCs w:val="28"/>
+                <w:lang w:eastAsia="ru-RU"/>
+              </w:rPr>
+            </w:pPr>
+            <w:r>
+              <w:rPr>
+                <w:sz w:val="24"/>
+                <w:szCs w:val="24"/>
+                <w:lang w:eastAsia="ru-RU"/>
+              </w:rPr>
+              <w:t>1. Ни одна запись не соответствует запросу.</w:t>
+            </w:r>
+          </w:p>
+          <w:p>
+            <w:pPr>
+              <w:spacing w:before="40" w:after="40" w:line="276" w:lineRule="auto"/>
+              <w:ind w:firstLine="0"/>
+              <w:jc w:val="left"/>
+              <w:rPr>
+                <w:szCs w:val="28"/>
+                <w:lang w:eastAsia="ru-RU"/>
+              </w:rPr>
+            </w:pPr>
+            <w:r>
+              <w:rPr>
+                <w:sz w:val="24"/>
+                <w:szCs w:val="24"/>
+                <w:lang w:eastAsia="ru-RU"/>
+              </w:rPr>
+              <w:t>2. Система показывает пустую таблицу.</w:t>
+            </w:r>
+          </w:p>
+        </w:tc>
+      </w:tr>
+      <w:tr>
+        <w:tblPrEx>
+          <w:tblCellMar>
+            <w:top w:w="0" w:type="dxa"/>
+            <w:bottom w:w="0" w:type="dxa"/>
+          </w:tblCellMar>
+        </w:tblPrEx>
+        <w:tc>
+          <w:tcPr>
+            <w:tcW w:w="2700" w:type="dxa"/>
+            <w:tcBorders>
+              <w:top w:val="single" w:sz="4" w:space="0" w:color="000000"/>
+              <w:left w:val="single" w:sz="4" w:space="0" w:color="000000"/>
+              <w:bottom w:val="single" w:sz="4" w:space="0" w:color="000000"/>
+              <w:right w:val="single" w:sz="4" w:space="0" w:color="000000"/>
+            </w:tcBorders>
+            <w:shd w:val="clear" w:color="auto" w:fill="F2F2F2"/>
+            <w:tcMar>
+              <w:top w:w="60" w:type="dxa"/>
+              <w:left w:w="100" w:type="dxa"/>
+              <w:bottom w:w="60" w:type="dxa"/>
+              <w:right w:w="100" w:type="dxa"/>
+            </w:tcMar>
+          </w:tcPr>
+          <w:p>
+            <w:pPr>
+              <w:spacing w:before="40" w:after="40" w:line="276" w:lineRule="auto"/>
+              <w:ind w:firstLine="0"/>
+              <w:jc w:val="left"/>
+              <w:rPr>
+                <w:szCs w:val="28"/>
+                <w:lang w:eastAsia="ru-RU"/>
+              </w:rPr>
+            </w:pPr>
+            <w:r>
+              <w:rPr>
+                <w:b/>
+                <w:bCs/>
+                <w:sz w:val="24"/>
+                <w:szCs w:val="24"/>
+                <w:lang w:eastAsia="ru-RU"/>
+              </w:rPr>
+              <w:t>Альтернативный сценарий В. Сортировка</w:t>
+            </w:r>
+          </w:p>
+        </w:tc>
+        <w:tc>
+          <w:tcPr>
+            <w:tcW w:w="6655" w:type="dxa"/>
+            <w:tcBorders>
+              <w:top w:val="single" w:sz="4" w:space="0" w:color="000000"/>
+              <w:left w:val="single" w:sz="4" w:space="0" w:color="000000"/>
+              <w:bottom w:val="single" w:sz="4" w:space="0" w:color="000000"/>
+              <w:right w:val="single" w:sz="4" w:space="0" w:color="000000"/>
+            </w:tcBorders>
+            <w:tcMar>
+              <w:top w:w="60" w:type="dxa"/>
+              <w:left w:w="100" w:type="dxa"/>
+              <w:bottom w:w="60" w:type="dxa"/>
+              <w:right w:w="100" w:type="dxa"/>
+            </w:tcMar>
+          </w:tcPr>
+          <w:p>
+            <w:pPr>
+              <w:spacing w:before="40" w:after="40" w:line="276" w:lineRule="auto"/>
+              <w:ind w:firstLine="0"/>
+              <w:jc w:val="left"/>
+              <w:rPr>
+                <w:szCs w:val="28"/>
+                <w:lang w:eastAsia="ru-RU"/>
+              </w:rPr>
+            </w:pPr>
+            <w:r>
+              <w:rPr>
+                <w:sz w:val="24"/>
+                <w:szCs w:val="24"/>
+                <w:lang w:eastAsia="ru-RU"/>
+              </w:rPr>
+              <w:t>1. Пользователь щёлкает по заголовку столбца.</w:t>
+            </w:r>
+          </w:p>
+          <w:p>
+            <w:pPr>
+              <w:spacing w:before="40" w:after="40" w:line="276" w:lineRule="auto"/>
+              <w:ind w:firstLine="0"/>
+              <w:jc w:val="left"/>
+              <w:rPr>
+                <w:szCs w:val="28"/>
+                <w:lang w:eastAsia="ru-RU"/>
+              </w:rPr>
+            </w:pPr>
+            <w:r>
+              <w:rPr>
+                <w:sz w:val="24"/>
+                <w:szCs w:val="24"/>
+                <w:lang w:eastAsia="ru-RU"/>
+              </w:rPr>
+              <w:t>2. Система сортирует данные по столбцу, повторный щелчок меняет порядок на обратный.</w:t>
+            </w:r>
+          </w:p>
+        </w:tc>
+      </w:tr>
+    </w:tbl>
+    <w:p>
+      <w:pPr>
+        <w:pStyle w:val="af8"/>
+        <w:rPr>
+          <w:lang w:eastAsia="ru-RU"/>
+        </w:rPr>
+      </w:pPr>
+      <w:r>
+        <w:rPr>
+          <w:lang w:eastAsia="ru-RU"/>
+        </w:rPr>
+        <w:t>Таблица 8 – Сценарии прецедента «Добавление оборудования»</w:t>
+      </w:r>
+    </w:p>
+    <w:tbl>
+      <w:tblPr>
+        <w:tblW w:w="9355" w:type="dxa"/>
+        <w:tblBorders>
+          <w:top w:val="single" w:sz="4" w:space="0" w:color="auto"/>
+          <w:left w:val="single" w:sz="4" w:space="0" w:color="auto"/>
+          <w:bottom w:val="single" w:sz="4" w:space="0" w:color="auto"/>
+          <w:right w:val="single" w:sz="4" w:space="0" w:color="auto"/>
+          <w:insideH w:val="single" w:sz="4" w:space="0" w:color="auto"/>
+          <w:insideV w:val="single" w:sz="4" w:space="0" w:color="auto"/>
+        </w:tblBorders>
+        <w:tblCellMar>
+          <w:left w:w="10" w:type="dxa"/>
+          <w:right w:w="10" w:type="dxa"/>
+        </w:tblCellMar>
+        <w:tblLook w:val="0000" w:firstRow="0" w:lastRow="0" w:firstColumn="0" w:lastColumn="0" w:noHBand="0" w:noVBand="0"/>
+      </w:tblPr>
+      <w:tblGrid>
+        <w:gridCol w:w="2700"/>
+        <w:gridCol w:w="6655"/>
+      </w:tblGrid>
+      <w:tr>
+        <w:tblPrEx>
+          <w:tblCellMar>
+            <w:top w:w="0" w:type="dxa"/>
+            <w:bottom w:w="0" w:type="dxa"/>
+          </w:tblCellMar>
+        </w:tblPrEx>
+        <w:tc>
+          <w:tcPr>
+            <w:tcW w:w="2700" w:type="dxa"/>
+            <w:tcBorders>
+              <w:top w:val="single" w:sz="4" w:space="0" w:color="000000"/>
+              <w:left w:val="single" w:sz="4" w:space="0" w:color="000000"/>
+              <w:bottom w:val="single" w:sz="4" w:space="0" w:color="000000"/>
+              <w:right w:val="single" w:sz="4" w:space="0" w:color="000000"/>
+            </w:tcBorders>
+            <w:shd w:val="clear" w:color="auto" w:fill="F2F2F2"/>
+            <w:tcMar>
+              <w:top w:w="60" w:type="dxa"/>
+              <w:left w:w="100" w:type="dxa"/>
+              <w:bottom w:w="60" w:type="dxa"/>
+              <w:right w:w="100" w:type="dxa"/>
+            </w:tcMar>
+          </w:tcPr>
+          <w:p>
+            <w:pPr>
+              <w:spacing w:before="40" w:after="40" w:line="276" w:lineRule="auto"/>
+              <w:ind w:firstLine="0"/>
+              <w:jc w:val="left"/>
+              <w:rPr>
+                <w:szCs w:val="28"/>
+                <w:lang w:eastAsia="ru-RU"/>
+              </w:rPr>
+            </w:pPr>
+            <w:r>
+              <w:rPr>
+                <w:b/>
+                <w:bCs/>
+                <w:sz w:val="24"/>
+                <w:szCs w:val="24"/>
+                <w:lang w:eastAsia="ru-RU"/>
+              </w:rPr>
+              <w:t>Прецедент</w:t>
+            </w:r>
+          </w:p>
+        </w:tc>
+        <w:tc>
+          <w:tcPr>
+            <w:tcW w:w="6655" w:type="dxa"/>
+            <w:tcBorders>
+              <w:top w:val="single" w:sz="4" w:space="0" w:color="000000"/>
+              <w:left w:val="single" w:sz="4" w:space="0" w:color="000000"/>
+              <w:bottom w:val="single" w:sz="4" w:space="0" w:color="000000"/>
+              <w:right w:val="single" w:sz="4" w:space="0" w:color="000000"/>
+            </w:tcBorders>
+            <w:tcMar>
+              <w:top w:w="60" w:type="dxa"/>
+              <w:left w:w="100" w:type="dxa"/>
+              <w:bottom w:w="60" w:type="dxa"/>
+              <w:right w:w="100" w:type="dxa"/>
+            </w:tcMar>
+          </w:tcPr>
+          <w:p>
+            <w:pPr>
+              <w:spacing w:before="40" w:after="40" w:line="276" w:lineRule="auto"/>
+              <w:ind w:firstLine="0"/>
+              <w:jc w:val="left"/>
+              <w:rPr>
+                <w:szCs w:val="28"/>
+                <w:lang w:eastAsia="ru-RU"/>
+              </w:rPr>
+            </w:pPr>
+            <w:r>
+              <w:rPr>
+                <w:sz w:val="24"/>
+                <w:szCs w:val="24"/>
+                <w:lang w:eastAsia="ru-RU"/>
+              </w:rPr>
+              <w:t>П4. Добавление оборудования</w:t>
+            </w:r>
+          </w:p>
+        </w:tc>
+      </w:tr>
+      <w:tr>
+        <w:tblPrEx>
+          <w:tblCellMar>
+            <w:top w:w="0" w:type="dxa"/>
+            <w:bottom w:w="0" w:type="dxa"/>
+          </w:tblCellMar>
+        </w:tblPrEx>
+        <w:tc>
+          <w:tcPr>
+            <w:tcW w:w="2700" w:type="dxa"/>
+            <w:tcBorders>
+              <w:top w:val="single" w:sz="4" w:space="0" w:color="000000"/>
+              <w:left w:val="single" w:sz="4" w:space="0" w:color="000000"/>
+              <w:bottom w:val="single" w:sz="4" w:space="0" w:color="000000"/>
+              <w:right w:val="single" w:sz="4" w:space="0" w:color="000000"/>
+            </w:tcBorders>
+            <w:shd w:val="clear" w:color="auto" w:fill="F2F2F2"/>
+            <w:tcMar>
+              <w:top w:w="60" w:type="dxa"/>
+              <w:left w:w="100" w:type="dxa"/>
+              <w:bottom w:w="60" w:type="dxa"/>
+              <w:right w:w="100" w:type="dxa"/>
+            </w:tcMar>
+          </w:tcPr>
+          <w:p>
+            <w:pPr>
+              <w:spacing w:before="40" w:after="40" w:line="276" w:lineRule="auto"/>
+              <w:ind w:firstLine="0"/>
+              <w:jc w:val="left"/>
+              <w:rPr>
+                <w:szCs w:val="28"/>
+                <w:lang w:eastAsia="ru-RU"/>
+              </w:rPr>
+            </w:pPr>
+            <w:r>
+              <w:rPr>
+                <w:b/>
+                <w:bCs/>
+                <w:sz w:val="24"/>
+                <w:szCs w:val="24"/>
+                <w:lang w:eastAsia="ru-RU"/>
+              </w:rPr>
+              <w:t>Основной сценарий</w:t>
+            </w:r>
+          </w:p>
+        </w:tc>
+        <w:tc>
+          <w:tcPr>
+            <w:tcW w:w="6655" w:type="dxa"/>
+            <w:tcBorders>
+              <w:top w:val="single" w:sz="4" w:space="0" w:color="000000"/>
+              <w:left w:val="single" w:sz="4" w:space="0" w:color="000000"/>
+              <w:bottom w:val="single" w:sz="4" w:space="0" w:color="000000"/>
+              <w:right w:val="single" w:sz="4" w:space="0" w:color="000000"/>
+            </w:tcBorders>
+            <w:tcMar>
+              <w:top w:w="60" w:type="dxa"/>
+              <w:left w:w="100" w:type="dxa"/>
+              <w:bottom w:w="60" w:type="dxa"/>
+              <w:right w:w="100" w:type="dxa"/>
+            </w:tcMar>
+          </w:tcPr>
+          <w:p>
+            <w:pPr>
+              <w:spacing w:before="40" w:after="40" w:line="276" w:lineRule="auto"/>
+              <w:ind w:firstLine="0"/>
+              <w:jc w:val="left"/>
+              <w:rPr>
+                <w:szCs w:val="28"/>
+                <w:lang w:eastAsia="ru-RU"/>
+              </w:rPr>
+            </w:pPr>
+            <w:r>
+              <w:rPr>
+                <w:sz w:val="24"/>
+                <w:szCs w:val="24"/>
+                <w:lang w:eastAsia="ru-RU"/>
+              </w:rPr>
+              <w:t>1. Пользователь нажимает «Добавить».</w:t>
+            </w:r>
+          </w:p>
+          <w:p>
+            <w:pPr>
+              <w:spacing w:before="40" w:after="40" w:line="276" w:lineRule="auto"/>
+              <w:ind w:firstLine="0"/>
+              <w:jc w:val="left"/>
+              <w:rPr>
+                <w:szCs w:val="28"/>
+                <w:lang w:eastAsia="ru-RU"/>
+              </w:rPr>
+            </w:pPr>
+            <w:r>
+              <w:rPr>
+                <w:sz w:val="24"/>
+                <w:szCs w:val="24"/>
+                <w:lang w:eastAsia="ru-RU"/>
+              </w:rPr>
+              <w:lastRenderedPageBreak/>
+              <w:t>2. Система открывает форму добавления.</w:t>
+            </w:r>
+          </w:p>
+          <w:p>
+            <w:pPr>
+              <w:spacing w:before="40" w:after="40" w:line="276" w:lineRule="auto"/>
+              <w:ind w:firstLine="0"/>
+              <w:jc w:val="left"/>
+              <w:rPr>
+                <w:szCs w:val="28"/>
+                <w:lang w:eastAsia="ru-RU"/>
+              </w:rPr>
+            </w:pPr>
+            <w:r>
+              <w:rPr>
+                <w:sz w:val="24"/>
+                <w:szCs w:val="24"/>
+                <w:lang w:eastAsia="ru-RU"/>
+              </w:rPr>
+              <w:t>3. Пользователь заполняет обязательные поля (название, инвентарный номер, категория, статус) и при необходимости остальные</w:t>
+            </w:r>
+            <w:r>
+              <w:rPr>
+                <w:sz w:val="24"/>
+                <w:szCs w:val="24"/>
+                <w:lang w:eastAsia="ru-RU"/>
+              </w:rPr>
+              <w:t xml:space="preserve"> необязательные</w:t>
+            </w:r>
+            <w:r>
+              <w:rPr>
+                <w:sz w:val="24"/>
+                <w:szCs w:val="24"/>
+                <w:lang w:eastAsia="ru-RU"/>
+              </w:rPr>
+              <w:t>.</w:t>
+            </w:r>
+          </w:p>
+          <w:p>
+            <w:pPr>
+              <w:spacing w:before="40" w:after="40" w:line="276" w:lineRule="auto"/>
+              <w:ind w:firstLine="0"/>
+              <w:jc w:val="left"/>
+              <w:rPr>
+                <w:szCs w:val="28"/>
+                <w:lang w:eastAsia="ru-RU"/>
+              </w:rPr>
+            </w:pPr>
+            <w:r>
+              <w:rPr>
+                <w:sz w:val="24"/>
+                <w:szCs w:val="24"/>
+                <w:lang w:eastAsia="ru-RU"/>
+              </w:rPr>
+              <w:t>4. Пользователь нажимает «Сохранить».</w:t>
+            </w:r>
+          </w:p>
+          <w:p>
+            <w:pPr>
+              <w:spacing w:before="40" w:after="40" w:line="276" w:lineRule="auto"/>
+              <w:ind w:firstLine="0"/>
+              <w:jc w:val="left"/>
+              <w:rPr>
+                <w:szCs w:val="28"/>
+                <w:lang w:eastAsia="ru-RU"/>
+              </w:rPr>
+            </w:pPr>
+            <w:r>
+              <w:rPr>
+                <w:sz w:val="24"/>
+                <w:szCs w:val="24"/>
+                <w:lang w:eastAsia="ru-RU"/>
+              </w:rPr>
+              <w:t>5. Система сохраняет запись, обновляет таблицу и добавляет в журнал запись «Добавление».</w:t>
+            </w:r>
+          </w:p>
+        </w:tc>
+      </w:tr>
+      <w:tr>
+        <w:tblPrEx>
+          <w:tblCellMar>
+            <w:top w:w="0" w:type="dxa"/>
+            <w:bottom w:w="0" w:type="dxa"/>
+          </w:tblCellMar>
+        </w:tblPrEx>
+        <w:tc>
+          <w:tcPr>
+            <w:tcW w:w="2700" w:type="dxa"/>
+            <w:tcBorders>
+              <w:top w:val="single" w:sz="4" w:space="0" w:color="000000"/>
+              <w:left w:val="single" w:sz="4" w:space="0" w:color="000000"/>
+              <w:bottom w:val="single" w:sz="4" w:space="0" w:color="000000"/>
+              <w:right w:val="single" w:sz="4" w:space="0" w:color="000000"/>
+            </w:tcBorders>
+            <w:shd w:val="clear" w:color="auto" w:fill="F2F2F2"/>
+            <w:tcMar>
+              <w:top w:w="60" w:type="dxa"/>
+              <w:left w:w="100" w:type="dxa"/>
+              <w:bottom w:w="60" w:type="dxa"/>
+              <w:right w:w="100" w:type="dxa"/>
+            </w:tcMar>
+          </w:tcPr>
+          <w:p>
+            <w:pPr>
+              <w:spacing w:before="40" w:after="40" w:line="276" w:lineRule="auto"/>
+              <w:ind w:firstLine="0"/>
+              <w:jc w:val="left"/>
+              <w:rPr>
+                <w:szCs w:val="28"/>
+                <w:lang w:eastAsia="ru-RU"/>
+              </w:rPr>
+            </w:pPr>
+            <w:r>
+              <w:rPr>
+                <w:b/>
+                <w:bCs/>
+                <w:sz w:val="24"/>
+                <w:szCs w:val="24"/>
+                <w:lang w:eastAsia="ru-RU"/>
+              </w:rPr>
+              <w:lastRenderedPageBreak/>
+              <w:t>Альтернативный сценарий А. Не заполнено обязательное поле</w:t>
+            </w:r>
+          </w:p>
+        </w:tc>
+        <w:tc>
+          <w:tcPr>
+            <w:tcW w:w="6655" w:type="dxa"/>
+            <w:tcBorders>
+              <w:top w:val="single" w:sz="4" w:space="0" w:color="000000"/>
+              <w:left w:val="single" w:sz="4" w:space="0" w:color="000000"/>
+              <w:bottom w:val="single" w:sz="4" w:space="0" w:color="000000"/>
+              <w:right w:val="single" w:sz="4" w:space="0" w:color="000000"/>
+            </w:tcBorders>
+            <w:tcMar>
+              <w:top w:w="60" w:type="dxa"/>
+              <w:left w:w="100" w:type="dxa"/>
+              <w:bottom w:w="60" w:type="dxa"/>
+              <w:right w:w="100" w:type="dxa"/>
+            </w:tcMar>
+          </w:tcPr>
+          <w:p>
+            <w:pPr>
+              <w:spacing w:before="40" w:after="40" w:line="276" w:lineRule="auto"/>
+              <w:ind w:firstLine="0"/>
+              <w:jc w:val="left"/>
+              <w:rPr>
+                <w:szCs w:val="28"/>
+                <w:lang w:eastAsia="ru-RU"/>
+              </w:rPr>
+            </w:pPr>
+            <w:r>
+              <w:rPr>
+                <w:sz w:val="24"/>
+                <w:szCs w:val="24"/>
+                <w:lang w:eastAsia="ru-RU"/>
+              </w:rPr>
+              <w:t>1. Пользователь оставляет пустым, например, поле «Название».</w:t>
+            </w:r>
+          </w:p>
+          <w:p>
+            <w:pPr>
+              <w:spacing w:before="40" w:after="40" w:line="276" w:lineRule="auto"/>
+              <w:ind w:firstLine="0"/>
+              <w:jc w:val="left"/>
+              <w:rPr>
+                <w:szCs w:val="28"/>
+                <w:lang w:eastAsia="ru-RU"/>
+              </w:rPr>
+            </w:pPr>
+            <w:r>
+              <w:rPr>
+                <w:sz w:val="24"/>
+                <w:szCs w:val="24"/>
+                <w:lang w:eastAsia="ru-RU"/>
+              </w:rPr>
+              <w:t>2. Система выводит сообщение об ошибке валидации, запись не сохраняется.</w:t>
+            </w:r>
+          </w:p>
+        </w:tc>
+      </w:tr>
+    </w:tbl>
+    <w:p>
+      <w:pPr>
+        <w:pStyle w:val="af8"/>
+        <w:rPr>
+          <w:lang w:eastAsia="ru-RU"/>
+        </w:rPr>
+      </w:pPr>
+      <w:r>
+        <w:rPr>
+          <w:lang w:eastAsia="ru-RU"/>
+        </w:rPr>
+        <w:t>Таблица 9 – Сценарии прецедента «Редактирование оборудования»</w:t>
+      </w:r>
+    </w:p>
+    <w:tbl>
+      <w:tblPr>
+        <w:tblW w:w="9355" w:type="dxa"/>
+        <w:tblBorders>
+          <w:top w:val="single" w:sz="4" w:space="0" w:color="auto"/>
+          <w:left w:val="single" w:sz="4" w:space="0" w:color="auto"/>
+          <w:bottom w:val="single" w:sz="4" w:space="0" w:color="auto"/>
+          <w:right w:val="single" w:sz="4" w:space="0" w:color="auto"/>
+          <w:insideH w:val="single" w:sz="4" w:space="0" w:color="auto"/>
+          <w:insideV w:val="single" w:sz="4" w:space="0" w:color="auto"/>
+        </w:tblBorders>
+        <w:tblCellMar>
+          <w:left w:w="10" w:type="dxa"/>
+          <w:right w:w="10" w:type="dxa"/>
+        </w:tblCellMar>
+        <w:tblLook w:val="0000" w:firstRow="0" w:lastRow="0" w:firstColumn="0" w:lastColumn="0" w:noHBand="0" w:noVBand="0"/>
+      </w:tblPr>
+      <w:tblGrid>
+        <w:gridCol w:w="2700"/>
+        <w:gridCol w:w="6655"/>
+      </w:tblGrid>
+      <w:tr>
+        <w:tblPrEx>
+          <w:tblCellMar>
+            <w:top w:w="0" w:type="dxa"/>
+            <w:bottom w:w="0" w:type="dxa"/>
+          </w:tblCellMar>
+        </w:tblPrEx>
+        <w:tc>
+          <w:tcPr>
+            <w:tcW w:w="2700" w:type="dxa"/>
+            <w:tcBorders>
+              <w:top w:val="single" w:sz="4" w:space="0" w:color="000000"/>
+              <w:left w:val="single" w:sz="4" w:space="0" w:color="000000"/>
+              <w:bottom w:val="single" w:sz="4" w:space="0" w:color="000000"/>
+              <w:right w:val="single" w:sz="4" w:space="0" w:color="000000"/>
+            </w:tcBorders>
+            <w:shd w:val="clear" w:color="auto" w:fill="F2F2F2"/>
+            <w:tcMar>
+              <w:top w:w="60" w:type="dxa"/>
+              <w:left w:w="100" w:type="dxa"/>
+              <w:bottom w:w="60" w:type="dxa"/>
+              <w:right w:w="100" w:type="dxa"/>
+            </w:tcMar>
+          </w:tcPr>
+          <w:p>
+            <w:pPr>
+              <w:spacing w:before="40" w:after="40" w:line="276" w:lineRule="auto"/>
+              <w:ind w:firstLine="0"/>
+              <w:jc w:val="left"/>
+              <w:rPr>
+                <w:szCs w:val="28"/>
+                <w:lang w:eastAsia="ru-RU"/>
+              </w:rPr>
+            </w:pPr>
+            <w:r>
+              <w:rPr>
+                <w:b/>
+                <w:bCs/>
+                <w:sz w:val="24"/>
+                <w:szCs w:val="24"/>
+                <w:lang w:eastAsia="ru-RU"/>
+              </w:rPr>
+              <w:t>Прецедент</w:t>
+            </w:r>
+          </w:p>
+        </w:tc>
+        <w:tc>
+          <w:tcPr>
+            <w:tcW w:w="6655" w:type="dxa"/>
+            <w:tcBorders>
+              <w:top w:val="single" w:sz="4" w:space="0" w:color="000000"/>
+              <w:left w:val="single" w:sz="4" w:space="0" w:color="000000"/>
+              <w:bottom w:val="single" w:sz="4" w:space="0" w:color="000000"/>
+              <w:right w:val="single" w:sz="4" w:space="0" w:color="000000"/>
+            </w:tcBorders>
+            <w:tcMar>
+              <w:top w:w="60" w:type="dxa"/>
+              <w:left w:w="100" w:type="dxa"/>
+              <w:bottom w:w="60" w:type="dxa"/>
+              <w:right w:w="100" w:type="dxa"/>
+            </w:tcMar>
+          </w:tcPr>
+          <w:p>
+            <w:pPr>
+              <w:spacing w:before="40" w:after="40" w:line="276" w:lineRule="auto"/>
+              <w:ind w:firstLine="0"/>
+              <w:jc w:val="left"/>
+              <w:rPr>
+                <w:szCs w:val="28"/>
+                <w:lang w:eastAsia="ru-RU"/>
+              </w:rPr>
+            </w:pPr>
+            <w:r>
+              <w:rPr>
+                <w:sz w:val="24"/>
+                <w:szCs w:val="24"/>
+                <w:lang w:eastAsia="ru-RU"/>
+              </w:rPr>
+              <w:t>П5. Редактирование оборудования</w:t>
+            </w:r>
+          </w:p>
+        </w:tc>
+      </w:tr>
+      <w:tr>
+        <w:tblPrEx>
+          <w:tblCellMar>
+            <w:top w:w="0" w:type="dxa"/>
+            <w:bottom w:w="0" w:type="dxa"/>
+          </w:tblCellMar>
+        </w:tblPrEx>
+        <w:tc>
+          <w:tcPr>
+            <w:tcW w:w="2700" w:type="dxa"/>
+            <w:tcBorders>
+              <w:top w:val="single" w:sz="4" w:space="0" w:color="000000"/>
+              <w:left w:val="single" w:sz="4" w:space="0" w:color="000000"/>
+              <w:bottom w:val="single" w:sz="4" w:space="0" w:color="000000"/>
+              <w:right w:val="single" w:sz="4" w:space="0" w:color="000000"/>
+            </w:tcBorders>
+            <w:shd w:val="clear" w:color="auto" w:fill="F2F2F2"/>
+            <w:tcMar>
+              <w:top w:w="60" w:type="dxa"/>
+              <w:left w:w="100" w:type="dxa"/>
+              <w:bottom w:w="60" w:type="dxa"/>
+              <w:right w:w="100" w:type="dxa"/>
+            </w:tcMar>
+          </w:tcPr>
+          <w:p>
+            <w:pPr>
+              <w:spacing w:before="40" w:after="40" w:line="276" w:lineRule="auto"/>
+              <w:ind w:firstLine="0"/>
+              <w:jc w:val="left"/>
+              <w:rPr>
+                <w:szCs w:val="28"/>
+                <w:lang w:eastAsia="ru-RU"/>
+              </w:rPr>
+            </w:pPr>
+            <w:r>
+              <w:rPr>
+                <w:b/>
+                <w:bCs/>
+                <w:sz w:val="24"/>
+                <w:szCs w:val="24"/>
+                <w:lang w:eastAsia="ru-RU"/>
+              </w:rPr>
+              <w:t>Основной сценарий</w:t>
+            </w:r>
+          </w:p>
+        </w:tc>
+        <w:tc>
+          <w:tcPr>
+            <w:tcW w:w="6655" w:type="dxa"/>
+            <w:tcBorders>
+              <w:top w:val="single" w:sz="4" w:space="0" w:color="000000"/>
+              <w:left w:val="single" w:sz="4" w:space="0" w:color="000000"/>
+              <w:bottom w:val="single" w:sz="4" w:space="0" w:color="000000"/>
+              <w:right w:val="single" w:sz="4" w:space="0" w:color="000000"/>
+            </w:tcBorders>
+            <w:tcMar>
+              <w:top w:w="60" w:type="dxa"/>
+              <w:left w:w="100" w:type="dxa"/>
+              <w:bottom w:w="60" w:type="dxa"/>
+              <w:right w:w="100" w:type="dxa"/>
+            </w:tcMar>
+          </w:tcPr>
+          <w:p>
+            <w:pPr>
+              <w:spacing w:before="40" w:after="40" w:line="276" w:lineRule="auto"/>
+              <w:ind w:firstLine="0"/>
+              <w:jc w:val="left"/>
+              <w:rPr>
+                <w:szCs w:val="28"/>
+                <w:lang w:eastAsia="ru-RU"/>
+              </w:rPr>
+            </w:pPr>
+            <w:r>
+              <w:rPr>
+                <w:sz w:val="24"/>
+                <w:szCs w:val="24"/>
+                <w:lang w:eastAsia="ru-RU"/>
+              </w:rPr>
+              <w:t>1. Пользователь выделяет запись и нажимает «Редактировать».</w:t>
+            </w:r>
+          </w:p>
+          <w:p>
+            <w:pPr>
+              <w:spacing w:before="40" w:after="40" w:line="276" w:lineRule="auto"/>
+              <w:ind w:firstLine="0"/>
+              <w:jc w:val="left"/>
+              <w:rPr>
+                <w:szCs w:val="28"/>
+                <w:lang w:eastAsia="ru-RU"/>
+              </w:rPr>
+            </w:pPr>
+            <w:r>
+              <w:rPr>
+                <w:sz w:val="24"/>
+                <w:szCs w:val="24"/>
+                <w:lang w:eastAsia="ru-RU"/>
+              </w:rPr>
+              <w:t>2. Система открывает форму с предзаполненными полями.</w:t>
+            </w:r>
+          </w:p>
+          <w:p>
+            <w:pPr>
+              <w:spacing w:before="40" w:after="40" w:line="276" w:lineRule="auto"/>
+              <w:ind w:firstLine="0"/>
+              <w:jc w:val="left"/>
+              <w:rPr>
+                <w:szCs w:val="28"/>
+                <w:lang w:eastAsia="ru-RU"/>
+              </w:rPr>
+            </w:pPr>
+            <w:r>
+              <w:rPr>
+                <w:sz w:val="24"/>
+                <w:szCs w:val="24"/>
+                <w:lang w:eastAsia="ru-RU"/>
+              </w:rPr>
+              <w:t>3. Пользователь изменяет нужные поля и нажимает «Сохранить».</w:t>
+            </w:r>
+          </w:p>
+          <w:p>
+            <w:pPr>
+              <w:spacing w:before="40" w:after="40" w:line="276" w:lineRule="auto"/>
+              <w:ind w:firstLine="0"/>
+              <w:jc w:val="left"/>
+              <w:rPr>
+                <w:szCs w:val="28"/>
+                <w:lang w:eastAsia="ru-RU"/>
+              </w:rPr>
+            </w:pPr>
+            <w:r>
+              <w:rPr>
+                <w:sz w:val="24"/>
+                <w:szCs w:val="24"/>
+                <w:lang w:eastAsia="ru-RU"/>
+              </w:rPr>
+              <w:t>4. Система обновляет запись в таблице и добавляет в журнал запись «Редактирование».</w:t>
+            </w:r>
+          </w:p>
+        </w:tc>
+      </w:tr>
+      <w:tr>
+        <w:tblPrEx>
+          <w:tblCellMar>
+            <w:top w:w="0" w:type="dxa"/>
+            <w:bottom w:w="0" w:type="dxa"/>
+          </w:tblCellMar>
+        </w:tblPrEx>
+        <w:tc>
+          <w:tcPr>
+            <w:tcW w:w="2700" w:type="dxa"/>
+            <w:tcBorders>
+              <w:top w:val="single" w:sz="4" w:space="0" w:color="000000"/>
+              <w:left w:val="single" w:sz="4" w:space="0" w:color="000000"/>
+              <w:bottom w:val="single" w:sz="4" w:space="0" w:color="000000"/>
+              <w:right w:val="single" w:sz="4" w:space="0" w:color="000000"/>
+            </w:tcBorders>
+            <w:shd w:val="clear" w:color="auto" w:fill="F2F2F2"/>
+            <w:tcMar>
+              <w:top w:w="60" w:type="dxa"/>
+              <w:left w:w="100" w:type="dxa"/>
+              <w:bottom w:w="60" w:type="dxa"/>
+              <w:right w:w="100" w:type="dxa"/>
+            </w:tcMar>
+          </w:tcPr>
+          <w:p>
+            <w:pPr>
+              <w:spacing w:before="40" w:after="40" w:line="276" w:lineRule="auto"/>
+              <w:ind w:firstLine="0"/>
+              <w:jc w:val="left"/>
+              <w:rPr>
+                <w:szCs w:val="28"/>
+                <w:lang w:eastAsia="ru-RU"/>
+              </w:rPr>
+            </w:pPr>
+            <w:r>
+              <w:rPr>
+                <w:b/>
+                <w:bCs/>
+                <w:sz w:val="24"/>
+                <w:szCs w:val="24"/>
+                <w:lang w:eastAsia="ru-RU"/>
+              </w:rPr>
+              <w:t xml:space="preserve">Альтернативный сценарий </w:t>
+            </w:r>
+            <w:r>
+              <w:rPr>
+                <w:b/>
+                <w:bCs/>
+                <w:sz w:val="24"/>
+                <w:szCs w:val="24"/>
+                <w:lang w:eastAsia="ru-RU"/>
+              </w:rPr>
+              <w:t>А</w:t>
+            </w:r>
+            <w:r>
+              <w:rPr>
+                <w:b/>
+                <w:bCs/>
+                <w:sz w:val="24"/>
+                <w:szCs w:val="24"/>
+                <w:lang w:eastAsia="ru-RU"/>
+              </w:rPr>
+              <w:t>. Некорректные данные</w:t>
+            </w:r>
+          </w:p>
+        </w:tc>
+        <w:tc>
+          <w:tcPr>
+            <w:tcW w:w="6655" w:type="dxa"/>
+            <w:tcBorders>
+              <w:top w:val="single" w:sz="4" w:space="0" w:color="000000"/>
+              <w:left w:val="single" w:sz="4" w:space="0" w:color="000000"/>
+              <w:bottom w:val="single" w:sz="4" w:space="0" w:color="000000"/>
+              <w:right w:val="single" w:sz="4" w:space="0" w:color="000000"/>
+            </w:tcBorders>
+            <w:tcMar>
+              <w:top w:w="60" w:type="dxa"/>
+              <w:left w:w="100" w:type="dxa"/>
+              <w:bottom w:w="60" w:type="dxa"/>
+              <w:right w:w="100" w:type="dxa"/>
+            </w:tcMar>
+          </w:tcPr>
+          <w:p>
+            <w:pPr>
+              <w:spacing w:before="40" w:after="40" w:line="276" w:lineRule="auto"/>
+              <w:ind w:firstLine="0"/>
+              <w:jc w:val="left"/>
+              <w:rPr>
+                <w:szCs w:val="28"/>
+                <w:lang w:eastAsia="ru-RU"/>
+              </w:rPr>
+            </w:pPr>
+            <w:r>
+              <w:rPr>
+                <w:sz w:val="24"/>
+                <w:szCs w:val="24"/>
+                <w:lang w:eastAsia="ru-RU"/>
+              </w:rPr>
+              <w:t>1. Пользователь очищает обязательное поле.</w:t>
+            </w:r>
+          </w:p>
+          <w:p>
+            <w:pPr>
+              <w:spacing w:before="40" w:after="40" w:line="276" w:lineRule="auto"/>
+              <w:ind w:firstLine="0"/>
+              <w:jc w:val="left"/>
+              <w:rPr>
+                <w:szCs w:val="28"/>
+                <w:lang w:eastAsia="ru-RU"/>
+              </w:rPr>
+            </w:pPr>
+            <w:r>
+              <w:rPr>
+                <w:sz w:val="24"/>
+                <w:szCs w:val="24"/>
+                <w:lang w:eastAsia="ru-RU"/>
+              </w:rPr>
+              <w:t>2. Система выводит сообщение об ошибке валидации, изменения не сохраняются.</w:t>
+            </w:r>
+          </w:p>
+        </w:tc>
+      </w:tr>
+    </w:tbl>
+    <w:p>
+      <w:pPr>
+        <w:pStyle w:val="af8"/>
+        <w:rPr>
+          <w:lang w:eastAsia="ru-RU"/>
+        </w:rPr>
+      </w:pPr>
+      <w:r>
+        <w:rPr>
+          <w:lang w:eastAsia="ru-RU"/>
+        </w:rPr>
+        <w:t>Таблица 10 – Сценарии прецедента «Списание оборудования»</w:t>
+      </w:r>
+    </w:p>
+    <w:tbl>
+      <w:tblPr>
+        <w:tblW w:w="9355" w:type="dxa"/>
+        <w:tblBorders>
+          <w:top w:val="single" w:sz="4" w:space="0" w:color="auto"/>
+          <w:left w:val="single" w:sz="4" w:space="0" w:color="auto"/>
+          <w:bottom w:val="single" w:sz="4" w:space="0" w:color="auto"/>
+          <w:right w:val="single" w:sz="4" w:space="0" w:color="auto"/>
+          <w:insideH w:val="single" w:sz="4" w:space="0" w:color="auto"/>
+          <w:insideV w:val="single" w:sz="4" w:space="0" w:color="auto"/>
+        </w:tblBorders>
+        <w:tblCellMar>
+          <w:left w:w="10" w:type="dxa"/>
+          <w:right w:w="10" w:type="dxa"/>
+        </w:tblCellMar>
+        <w:tblLook w:val="0000" w:firstRow="0" w:lastRow="0" w:firstColumn="0" w:lastColumn="0" w:noHBand="0" w:noVBand="0"/>
+      </w:tblPr>
+      <w:tblGrid>
+        <w:gridCol w:w="2700"/>
+        <w:gridCol w:w="6655"/>
+      </w:tblGrid>
+      <w:tr>
+        <w:tblPrEx>
+          <w:tblCellMar>
+            <w:top w:w="0" w:type="dxa"/>
+            <w:bottom w:w="0" w:type="dxa"/>
+          </w:tblCellMar>
+        </w:tblPrEx>
+        <w:tc>
+          <w:tcPr>
+            <w:tcW w:w="2700" w:type="dxa"/>
+            <w:tcBorders>
+              <w:top w:val="single" w:sz="4" w:space="0" w:color="000000"/>
+              <w:left w:val="single" w:sz="4" w:space="0" w:color="000000"/>
+              <w:bottom w:val="single" w:sz="4" w:space="0" w:color="000000"/>
+              <w:right w:val="single" w:sz="4" w:space="0" w:color="000000"/>
+            </w:tcBorders>
+            <w:shd w:val="clear" w:color="auto" w:fill="F2F2F2"/>
+            <w:tcMar>
+              <w:top w:w="60" w:type="dxa"/>
+              <w:left w:w="100" w:type="dxa"/>
+              <w:bottom w:w="60" w:type="dxa"/>
+              <w:right w:w="100" w:type="dxa"/>
+            </w:tcMar>
+          </w:tcPr>
+          <w:p>
+            <w:pPr>
+              <w:spacing w:before="40" w:after="40" w:line="276" w:lineRule="auto"/>
+              <w:ind w:firstLine="0"/>
+              <w:jc w:val="left"/>
+              <w:rPr>
+                <w:szCs w:val="28"/>
+                <w:lang w:eastAsia="ru-RU"/>
+              </w:rPr>
+            </w:pPr>
+            <w:r>
+              <w:rPr>
+                <w:b/>
+                <w:bCs/>
+                <w:sz w:val="24"/>
+                <w:szCs w:val="24"/>
+                <w:lang w:eastAsia="ru-RU"/>
+              </w:rPr>
+              <w:t>Прецедент</w:t>
+            </w:r>
+          </w:p>
+        </w:tc>
+        <w:tc>
+          <w:tcPr>
+            <w:tcW w:w="6655" w:type="dxa"/>
+            <w:tcBorders>
+              <w:top w:val="single" w:sz="4" w:space="0" w:color="000000"/>
+              <w:left w:val="single" w:sz="4" w:space="0" w:color="000000"/>
+              <w:bottom w:val="single" w:sz="4" w:space="0" w:color="000000"/>
+              <w:right w:val="single" w:sz="4" w:space="0" w:color="000000"/>
+            </w:tcBorders>
+            <w:tcMar>
+              <w:top w:w="60" w:type="dxa"/>
+              <w:left w:w="100" w:type="dxa"/>
+              <w:bottom w:w="60" w:type="dxa"/>
+              <w:right w:w="100" w:type="dxa"/>
+            </w:tcMar>
+          </w:tcPr>
+          <w:p>
+            <w:pPr>
+              <w:spacing w:before="40" w:after="40" w:line="276" w:lineRule="auto"/>
+              <w:ind w:firstLine="0"/>
+              <w:jc w:val="left"/>
+              <w:rPr>
+                <w:szCs w:val="28"/>
+                <w:lang w:eastAsia="ru-RU"/>
+              </w:rPr>
+            </w:pPr>
+            <w:r>
+              <w:rPr>
+                <w:sz w:val="24"/>
+                <w:szCs w:val="24"/>
+                <w:lang w:eastAsia="ru-RU"/>
+              </w:rPr>
+              <w:t>П6. Списание оборудования</w:t>
+            </w:r>
+          </w:p>
+        </w:tc>
+      </w:tr>
+      <w:tr>
+        <w:tblPrEx>
+          <w:tblCellMar>
+            <w:top w:w="0" w:type="dxa"/>
+            <w:bottom w:w="0" w:type="dxa"/>
+          </w:tblCellMar>
+        </w:tblPrEx>
+        <w:tc>
+          <w:tcPr>
+            <w:tcW w:w="2700" w:type="dxa"/>
+            <w:tcBorders>
+              <w:top w:val="single" w:sz="4" w:space="0" w:color="000000"/>
+              <w:left w:val="single" w:sz="4" w:space="0" w:color="000000"/>
+              <w:bottom w:val="single" w:sz="4" w:space="0" w:color="000000"/>
+              <w:right w:val="single" w:sz="4" w:space="0" w:color="000000"/>
+            </w:tcBorders>
+            <w:shd w:val="clear" w:color="auto" w:fill="F2F2F2"/>
+            <w:tcMar>
+              <w:top w:w="60" w:type="dxa"/>
+              <w:left w:w="100" w:type="dxa"/>
+              <w:bottom w:w="60" w:type="dxa"/>
+              <w:right w:w="100" w:type="dxa"/>
+            </w:tcMar>
+          </w:tcPr>
+          <w:p>
+            <w:pPr>
+              <w:spacing w:before="40" w:after="40" w:line="276" w:lineRule="auto"/>
+              <w:ind w:firstLine="0"/>
+              <w:jc w:val="left"/>
+              <w:rPr>
+                <w:szCs w:val="28"/>
+                <w:lang w:eastAsia="ru-RU"/>
+              </w:rPr>
+            </w:pPr>
+            <w:r>
+              <w:rPr>
+                <w:b/>
+                <w:bCs/>
+                <w:sz w:val="24"/>
+                <w:szCs w:val="24"/>
+                <w:lang w:eastAsia="ru-RU"/>
+              </w:rPr>
+              <w:t>Основной сценарий</w:t>
+            </w:r>
+          </w:p>
+        </w:tc>
+        <w:tc>
+          <w:tcPr>
+            <w:tcW w:w="6655" w:type="dxa"/>
+            <w:tcBorders>
+              <w:top w:val="single" w:sz="4" w:space="0" w:color="000000"/>
+              <w:left w:val="single" w:sz="4" w:space="0" w:color="000000"/>
+              <w:bottom w:val="single" w:sz="4" w:space="0" w:color="000000"/>
+              <w:right w:val="single" w:sz="4" w:space="0" w:color="000000"/>
+            </w:tcBorders>
+            <w:tcMar>
+              <w:top w:w="60" w:type="dxa"/>
+              <w:left w:w="100" w:type="dxa"/>
+              <w:bottom w:w="60" w:type="dxa"/>
+              <w:right w:w="100" w:type="dxa"/>
+            </w:tcMar>
+          </w:tcPr>
+          <w:p>
+            <w:pPr>
+              <w:spacing w:before="40" w:after="40" w:line="276" w:lineRule="auto"/>
+              <w:ind w:firstLine="0"/>
+              <w:jc w:val="left"/>
+              <w:rPr>
+                <w:szCs w:val="28"/>
+                <w:lang w:eastAsia="ru-RU"/>
+              </w:rPr>
+            </w:pPr>
+            <w:r>
+              <w:rPr>
+                <w:sz w:val="24"/>
+                <w:szCs w:val="24"/>
+                <w:lang w:eastAsia="ru-RU"/>
+              </w:rPr>
+              <w:t>1. Пользователь выбирает запись и нажимает «Редактировать».</w:t>
+            </w:r>
+          </w:p>
+          <w:p>
+            <w:pPr>
+              <w:spacing w:before="40" w:after="40" w:line="276" w:lineRule="auto"/>
+              <w:ind w:firstLine="0"/>
+              <w:jc w:val="left"/>
+              <w:rPr>
+                <w:szCs w:val="28"/>
+                <w:lang w:eastAsia="ru-RU"/>
+              </w:rPr>
+            </w:pPr>
+            <w:r>
+              <w:rPr>
+                <w:sz w:val="24"/>
+                <w:szCs w:val="24"/>
+                <w:lang w:eastAsia="ru-RU"/>
+              </w:rPr>
+              <w:t>2. Пользователь устанавливает статус, соответствующий списанию, и указывает причину в поле «Примечания».</w:t>
+            </w:r>
+          </w:p>
+          <w:p>
+            <w:pPr>
+              <w:spacing w:before="40" w:after="40" w:line="276" w:lineRule="auto"/>
+              <w:ind w:firstLine="0"/>
+              <w:jc w:val="left"/>
+              <w:rPr>
+                <w:szCs w:val="28"/>
+                <w:lang w:eastAsia="ru-RU"/>
+              </w:rPr>
+            </w:pPr>
+            <w:r>
+              <w:rPr>
+                <w:sz w:val="24"/>
+                <w:szCs w:val="24"/>
+                <w:lang w:eastAsia="ru-RU"/>
+              </w:rPr>
+              <w:t>3. Пользователь нажимает «Сохранить».</w:t>
+            </w:r>
+          </w:p>
+          <w:p>
+            <w:pPr>
+              <w:spacing w:before="40" w:after="40" w:line="276" w:lineRule="auto"/>
+              <w:ind w:firstLine="0"/>
+              <w:jc w:val="left"/>
+              <w:rPr>
+                <w:szCs w:val="28"/>
+                <w:lang w:eastAsia="ru-RU"/>
+              </w:rPr>
+            </w:pPr>
+            <w:r>
+              <w:rPr>
+                <w:sz w:val="24"/>
+                <w:szCs w:val="24"/>
+                <w:lang w:eastAsia="ru-RU"/>
+              </w:rPr>
+              <w:t>4. Система обновляет статус записи и фиксирует операцию в журнале.</w:t>
+            </w:r>
+          </w:p>
+        </w:tc>
+      </w:tr>
+      <w:tr>
+        <w:tblPrEx>
+          <w:tblCellMar>
+            <w:top w:w="0" w:type="dxa"/>
+            <w:bottom w:w="0" w:type="dxa"/>
+          </w:tblCellMar>
+        </w:tblPrEx>
+        <w:tc>
+          <w:tcPr>
+            <w:tcW w:w="2700" w:type="dxa"/>
+            <w:tcBorders>
+              <w:top w:val="single" w:sz="4" w:space="0" w:color="000000"/>
+              <w:left w:val="single" w:sz="4" w:space="0" w:color="000000"/>
+              <w:bottom w:val="single" w:sz="4" w:space="0" w:color="000000"/>
+              <w:right w:val="single" w:sz="4" w:space="0" w:color="000000"/>
+            </w:tcBorders>
+            <w:shd w:val="clear" w:color="auto" w:fill="F2F2F2"/>
+            <w:tcMar>
+              <w:top w:w="60" w:type="dxa"/>
+              <w:left w:w="100" w:type="dxa"/>
+              <w:bottom w:w="60" w:type="dxa"/>
+              <w:right w:w="100" w:type="dxa"/>
+            </w:tcMar>
+          </w:tcPr>
+          <w:p>
+            <w:pPr>
+              <w:spacing w:before="40" w:after="40" w:line="276" w:lineRule="auto"/>
+              <w:ind w:firstLine="0"/>
+              <w:jc w:val="left"/>
+              <w:rPr>
+                <w:szCs w:val="28"/>
+                <w:lang w:eastAsia="ru-RU"/>
+              </w:rPr>
+            </w:pPr>
+            <w:r>
+              <w:rPr>
+                <w:b/>
+                <w:bCs/>
+                <w:sz w:val="24"/>
+                <w:szCs w:val="24"/>
+                <w:lang w:eastAsia="ru-RU"/>
+              </w:rPr>
+              <w:t>Альтернативный сценарий А. Отмена списания</w:t>
+            </w:r>
+          </w:p>
+        </w:tc>
+        <w:tc>
+          <w:tcPr>
+            <w:tcW w:w="6655" w:type="dxa"/>
+            <w:tcBorders>
+              <w:top w:val="single" w:sz="4" w:space="0" w:color="000000"/>
+              <w:left w:val="single" w:sz="4" w:space="0" w:color="000000"/>
+              <w:bottom w:val="single" w:sz="4" w:space="0" w:color="000000"/>
+              <w:right w:val="single" w:sz="4" w:space="0" w:color="000000"/>
+            </w:tcBorders>
+            <w:tcMar>
+              <w:top w:w="60" w:type="dxa"/>
+              <w:left w:w="100" w:type="dxa"/>
+              <w:bottom w:w="60" w:type="dxa"/>
+              <w:right w:w="100" w:type="dxa"/>
+            </w:tcMar>
+          </w:tcPr>
+          <w:p>
+            <w:pPr>
+              <w:spacing w:before="40" w:after="40" w:line="276" w:lineRule="auto"/>
+              <w:ind w:firstLine="0"/>
+              <w:jc w:val="left"/>
+              <w:rPr>
+                <w:szCs w:val="28"/>
+                <w:lang w:eastAsia="ru-RU"/>
+              </w:rPr>
+            </w:pPr>
+            <w:r>
+              <w:rPr>
+                <w:sz w:val="24"/>
+                <w:szCs w:val="24"/>
+                <w:lang w:eastAsia="ru-RU"/>
+              </w:rPr>
+              <w:t>1. Пользователь нажимает «Отмена».</w:t>
+            </w:r>
+          </w:p>
+          <w:p>
+            <w:pPr>
+              <w:spacing w:before="40" w:after="40" w:line="276" w:lineRule="auto"/>
+              <w:ind w:firstLine="0"/>
+              <w:jc w:val="left"/>
+              <w:rPr>
+                <w:szCs w:val="28"/>
+                <w:lang w:eastAsia="ru-RU"/>
+              </w:rPr>
+            </w:pPr>
+            <w:r>
+              <w:rPr>
+                <w:sz w:val="24"/>
+                <w:szCs w:val="24"/>
+                <w:lang w:eastAsia="ru-RU"/>
+              </w:rPr>
+              <w:t>2. Форма закрывается, статус остаётся прежним.</w:t>
+            </w:r>
+          </w:p>
+        </w:tc>
+      </w:tr>
+    </w:tbl>
+    <w:p>
+      <w:pPr>
+        <w:pStyle w:val="af8"/>
+        <w:rPr>
+          <w:lang w:eastAsia="ru-RU"/>
+        </w:rPr>
+      </w:pPr>
+      <w:r>
+        <w:rPr>
+          <w:lang w:eastAsia="ru-RU"/>
+        </w:rPr>
+        <w:t>Таблица 11 – Сценарии прецедента «Закрепление оборудования за сотрудником»</w:t>
+      </w:r>
+    </w:p>
+    <w:tbl>
+      <w:tblPr>
+        <w:tblW w:w="9355" w:type="dxa"/>
+        <w:tblBorders>
+          <w:top w:val="single" w:sz="4" w:space="0" w:color="auto"/>
+          <w:left w:val="single" w:sz="4" w:space="0" w:color="auto"/>
+          <w:bottom w:val="single" w:sz="4" w:space="0" w:color="auto"/>
+          <w:right w:val="single" w:sz="4" w:space="0" w:color="auto"/>
+          <w:insideH w:val="single" w:sz="4" w:space="0" w:color="auto"/>
+          <w:insideV w:val="single" w:sz="4" w:space="0" w:color="auto"/>
+        </w:tblBorders>
+        <w:tblCellMar>
+          <w:left w:w="10" w:type="dxa"/>
+          <w:right w:w="10" w:type="dxa"/>
+        </w:tblCellMar>
+        <w:tblLook w:val="0000" w:firstRow="0" w:lastRow="0" w:firstColumn="0" w:lastColumn="0" w:noHBand="0" w:noVBand="0"/>
+      </w:tblPr>
+      <w:tblGrid>
+        <w:gridCol w:w="2700"/>
+        <w:gridCol w:w="6655"/>
+      </w:tblGrid>
+      <w:tr>
+        <w:tblPrEx>
+          <w:tblCellMar>
+            <w:top w:w="0" w:type="dxa"/>
+            <w:bottom w:w="0" w:type="dxa"/>
+          </w:tblCellMar>
+        </w:tblPrEx>
+        <w:tc>
+          <w:tcPr>
+            <w:tcW w:w="2700" w:type="dxa"/>
+            <w:tcBorders>
+              <w:top w:val="single" w:sz="4" w:space="0" w:color="000000"/>
+              <w:left w:val="single" w:sz="4" w:space="0" w:color="000000"/>
+              <w:bottom w:val="single" w:sz="4" w:space="0" w:color="000000"/>
+              <w:right w:val="single" w:sz="4" w:space="0" w:color="000000"/>
+            </w:tcBorders>
+            <w:shd w:val="clear" w:color="auto" w:fill="F2F2F2"/>
+            <w:tcMar>
+              <w:top w:w="60" w:type="dxa"/>
+              <w:left w:w="100" w:type="dxa"/>
+              <w:bottom w:w="60" w:type="dxa"/>
+              <w:right w:w="100" w:type="dxa"/>
+            </w:tcMar>
+          </w:tcPr>
+          <w:p>
+            <w:pPr>
+              <w:spacing w:before="40" w:after="40" w:line="276" w:lineRule="auto"/>
+              <w:ind w:firstLine="0"/>
+              <w:jc w:val="left"/>
+              <w:rPr>
+                <w:szCs w:val="28"/>
+                <w:lang w:eastAsia="ru-RU"/>
+              </w:rPr>
+            </w:pPr>
+            <w:r>
+              <w:rPr>
+                <w:b/>
+                <w:bCs/>
+                <w:sz w:val="24"/>
+                <w:szCs w:val="24"/>
+                <w:lang w:eastAsia="ru-RU"/>
+              </w:rPr>
+              <w:t>Прецедент</w:t>
+            </w:r>
+          </w:p>
+        </w:tc>
+        <w:tc>
+          <w:tcPr>
+            <w:tcW w:w="6655" w:type="dxa"/>
+            <w:tcBorders>
+              <w:top w:val="single" w:sz="4" w:space="0" w:color="000000"/>
+              <w:left w:val="single" w:sz="4" w:space="0" w:color="000000"/>
+              <w:bottom w:val="single" w:sz="4" w:space="0" w:color="000000"/>
+              <w:right w:val="single" w:sz="4" w:space="0" w:color="000000"/>
+            </w:tcBorders>
+            <w:tcMar>
+              <w:top w:w="60" w:type="dxa"/>
+              <w:left w:w="100" w:type="dxa"/>
+              <w:bottom w:w="60" w:type="dxa"/>
+              <w:right w:w="100" w:type="dxa"/>
+            </w:tcMar>
+          </w:tcPr>
+          <w:p>
+            <w:pPr>
+              <w:spacing w:before="40" w:after="40" w:line="276" w:lineRule="auto"/>
+              <w:ind w:firstLine="0"/>
+              <w:jc w:val="left"/>
+              <w:rPr>
+                <w:szCs w:val="28"/>
+                <w:lang w:eastAsia="ru-RU"/>
+              </w:rPr>
+            </w:pPr>
+            <w:r>
+              <w:rPr>
+                <w:sz w:val="24"/>
+                <w:szCs w:val="24"/>
+                <w:lang w:eastAsia="ru-RU"/>
+              </w:rPr>
+              <w:t>П7. Закрепление оборудования за сотрудником</w:t>
+            </w:r>
+          </w:p>
+        </w:tc>
+      </w:tr>
+      <w:tr>
+        <w:tblPrEx>
+          <w:tblCellMar>
+            <w:top w:w="0" w:type="dxa"/>
+            <w:bottom w:w="0" w:type="dxa"/>
+          </w:tblCellMar>
+        </w:tblPrEx>
+        <w:tc>
+          <w:tcPr>
+            <w:tcW w:w="2700" w:type="dxa"/>
+            <w:tcBorders>
+              <w:top w:val="single" w:sz="4" w:space="0" w:color="000000"/>
+              <w:left w:val="single" w:sz="4" w:space="0" w:color="000000"/>
+              <w:bottom w:val="single" w:sz="4" w:space="0" w:color="000000"/>
+              <w:right w:val="single" w:sz="4" w:space="0" w:color="000000"/>
+            </w:tcBorders>
+            <w:shd w:val="clear" w:color="auto" w:fill="F2F2F2"/>
+            <w:tcMar>
+              <w:top w:w="60" w:type="dxa"/>
+              <w:left w:w="100" w:type="dxa"/>
+              <w:bottom w:w="60" w:type="dxa"/>
+              <w:right w:w="100" w:type="dxa"/>
+            </w:tcMar>
+          </w:tcPr>
+          <w:p>
+            <w:pPr>
+              <w:spacing w:before="40" w:after="40" w:line="276" w:lineRule="auto"/>
+              <w:ind w:firstLine="0"/>
+              <w:jc w:val="left"/>
+              <w:rPr>
+                <w:szCs w:val="28"/>
+                <w:lang w:eastAsia="ru-RU"/>
+              </w:rPr>
+            </w:pPr>
+            <w:r>
+              <w:rPr>
+                <w:b/>
+                <w:bCs/>
+                <w:sz w:val="24"/>
+                <w:szCs w:val="24"/>
+                <w:lang w:eastAsia="ru-RU"/>
+              </w:rPr>
+              <w:lastRenderedPageBreak/>
+              <w:t>Основной сценарий</w:t>
+            </w:r>
+          </w:p>
+        </w:tc>
+        <w:tc>
+          <w:tcPr>
+            <w:tcW w:w="6655" w:type="dxa"/>
+            <w:tcBorders>
+              <w:top w:val="single" w:sz="4" w:space="0" w:color="000000"/>
+              <w:left w:val="single" w:sz="4" w:space="0" w:color="000000"/>
+              <w:bottom w:val="single" w:sz="4" w:space="0" w:color="000000"/>
+              <w:right w:val="single" w:sz="4" w:space="0" w:color="000000"/>
+            </w:tcBorders>
+            <w:tcMar>
+              <w:top w:w="60" w:type="dxa"/>
+              <w:left w:w="100" w:type="dxa"/>
+              <w:bottom w:w="60" w:type="dxa"/>
+              <w:right w:w="100" w:type="dxa"/>
+            </w:tcMar>
+          </w:tcPr>
+          <w:p>
+            <w:pPr>
+              <w:spacing w:before="40" w:after="40" w:line="276" w:lineRule="auto"/>
+              <w:ind w:firstLine="0"/>
+              <w:jc w:val="left"/>
+              <w:rPr>
+                <w:szCs w:val="28"/>
+                <w:lang w:eastAsia="ru-RU"/>
+              </w:rPr>
+            </w:pPr>
+            <w:r>
+              <w:rPr>
+                <w:sz w:val="24"/>
+                <w:szCs w:val="24"/>
+                <w:lang w:eastAsia="ru-RU"/>
+              </w:rPr>
+              <w:t>1. Пользователь выбирает запись и нажимает «Редактировать».</w:t>
+            </w:r>
+          </w:p>
+          <w:p>
+            <w:pPr>
+              <w:spacing w:before="40" w:after="40" w:line="276" w:lineRule="auto"/>
+              <w:ind w:firstLine="0"/>
+              <w:jc w:val="left"/>
+              <w:rPr>
+                <w:szCs w:val="28"/>
+                <w:lang w:eastAsia="ru-RU"/>
+              </w:rPr>
+            </w:pPr>
+            <w:r>
+              <w:rPr>
+                <w:sz w:val="24"/>
+                <w:szCs w:val="24"/>
+                <w:lang w:eastAsia="ru-RU"/>
+              </w:rPr>
+              <w:t>2. Пользователь указывает ФИО в поле «Ответственный» и название в поле «Подразделение».</w:t>
+            </w:r>
+          </w:p>
+          <w:p>
+            <w:pPr>
+              <w:spacing w:before="40" w:after="40" w:line="276" w:lineRule="auto"/>
+              <w:ind w:firstLine="0"/>
+              <w:jc w:val="left"/>
+              <w:rPr>
+                <w:szCs w:val="28"/>
+                <w:lang w:eastAsia="ru-RU"/>
+              </w:rPr>
+            </w:pPr>
+            <w:r>
+              <w:rPr>
+                <w:sz w:val="24"/>
+                <w:szCs w:val="24"/>
+                <w:lang w:eastAsia="ru-RU"/>
+              </w:rPr>
+              <w:t>3. Пользователь нажимает «Сохранить».</w:t>
+            </w:r>
+          </w:p>
+          <w:p>
+            <w:pPr>
+              <w:spacing w:before="40" w:after="40" w:line="276" w:lineRule="auto"/>
+              <w:ind w:firstLine="0"/>
+              <w:jc w:val="left"/>
+              <w:rPr>
+                <w:szCs w:val="28"/>
+                <w:lang w:eastAsia="ru-RU"/>
+              </w:rPr>
+            </w:pPr>
+            <w:r>
+              <w:rPr>
+                <w:sz w:val="24"/>
+                <w:szCs w:val="24"/>
+                <w:lang w:eastAsia="ru-RU"/>
+              </w:rPr>
+              <w:t>4. Система обновляет запись и фиксирует изменение в журнале.</w:t>
+            </w:r>
+          </w:p>
+        </w:tc>
+      </w:tr>
+      <w:tr>
+        <w:tblPrEx>
+          <w:tblCellMar>
+            <w:top w:w="0" w:type="dxa"/>
+            <w:bottom w:w="0" w:type="dxa"/>
+          </w:tblCellMar>
+        </w:tblPrEx>
+        <w:tc>
+          <w:tcPr>
+            <w:tcW w:w="2700" w:type="dxa"/>
+            <w:tcBorders>
+              <w:top w:val="single" w:sz="4" w:space="0" w:color="000000"/>
+              <w:left w:val="single" w:sz="4" w:space="0" w:color="000000"/>
+              <w:bottom w:val="single" w:sz="4" w:space="0" w:color="000000"/>
+              <w:right w:val="single" w:sz="4" w:space="0" w:color="000000"/>
+            </w:tcBorders>
+            <w:shd w:val="clear" w:color="auto" w:fill="F2F2F2"/>
+            <w:tcMar>
+              <w:top w:w="60" w:type="dxa"/>
+              <w:left w:w="100" w:type="dxa"/>
+              <w:bottom w:w="60" w:type="dxa"/>
+              <w:right w:w="100" w:type="dxa"/>
+            </w:tcMar>
+          </w:tcPr>
+          <w:p>
+            <w:pPr>
+              <w:spacing w:before="40" w:after="40" w:line="276" w:lineRule="auto"/>
+              <w:ind w:firstLine="0"/>
+              <w:jc w:val="left"/>
+              <w:rPr>
+                <w:szCs w:val="28"/>
+                <w:lang w:eastAsia="ru-RU"/>
+              </w:rPr>
+            </w:pPr>
+            <w:r>
+              <w:rPr>
+                <w:b/>
+                <w:bCs/>
+                <w:sz w:val="24"/>
+                <w:szCs w:val="24"/>
+                <w:lang w:eastAsia="ru-RU"/>
+              </w:rPr>
+              <w:t>Альтернативный сценарий А. Смена ответственного</w:t>
+            </w:r>
+          </w:p>
+        </w:tc>
+        <w:tc>
+          <w:tcPr>
+            <w:tcW w:w="6655" w:type="dxa"/>
+            <w:tcBorders>
+              <w:top w:val="single" w:sz="4" w:space="0" w:color="000000"/>
+              <w:left w:val="single" w:sz="4" w:space="0" w:color="000000"/>
+              <w:bottom w:val="single" w:sz="4" w:space="0" w:color="000000"/>
+              <w:right w:val="single" w:sz="4" w:space="0" w:color="000000"/>
+            </w:tcBorders>
+            <w:tcMar>
+              <w:top w:w="60" w:type="dxa"/>
+              <w:left w:w="100" w:type="dxa"/>
+              <w:bottom w:w="60" w:type="dxa"/>
+              <w:right w:w="100" w:type="dxa"/>
+            </w:tcMar>
+          </w:tcPr>
+          <w:p>
+            <w:pPr>
+              <w:spacing w:before="40" w:after="40" w:line="276" w:lineRule="auto"/>
+              <w:ind w:firstLine="0"/>
+              <w:jc w:val="left"/>
+              <w:rPr>
+                <w:szCs w:val="28"/>
+                <w:lang w:eastAsia="ru-RU"/>
+              </w:rPr>
+            </w:pPr>
+            <w:r>
+              <w:rPr>
+                <w:sz w:val="24"/>
+                <w:szCs w:val="24"/>
+                <w:lang w:eastAsia="ru-RU"/>
+              </w:rPr>
+              <w:t>1. Оборудование уже закреплено за другим лицом.</w:t>
+            </w:r>
+          </w:p>
+          <w:p>
+            <w:pPr>
+              <w:spacing w:before="40" w:after="40" w:line="276" w:lineRule="auto"/>
+              <w:ind w:firstLine="0"/>
+              <w:jc w:val="left"/>
+              <w:rPr>
+                <w:szCs w:val="28"/>
+                <w:lang w:val="en-US" w:eastAsia="ru-RU"/>
+              </w:rPr>
+            </w:pPr>
+            <w:r>
+              <w:rPr>
+                <w:sz w:val="24"/>
+                <w:szCs w:val="24"/>
+                <w:lang w:eastAsia="ru-RU"/>
+              </w:rPr>
+              <w:t>2. Пользователь заменяет ответственного, система сохраняет изменение и записывает его в журнал, предыдущий ответственный остаётся в описании операции.</w:t>
+            </w:r>
+          </w:p>
+        </w:tc>
+      </w:tr>
+    </w:tbl>
+    <w:p>
+      <w:pPr>
+        <w:pStyle w:val="af8"/>
+        <w:rPr>
+          <w:lang w:eastAsia="ru-RU"/>
+        </w:rPr>
+      </w:pPr>
+      <w:r>
+        <w:rPr>
+          <w:lang w:eastAsia="ru-RU"/>
+        </w:rPr>
+        <w:t>Таблица 12 – Сценарии прецедента «Просмотр истории операций»</w:t>
+      </w:r>
+    </w:p>
+    <w:tbl>
+      <w:tblPr>
+        <w:tblW w:w="9355" w:type="dxa"/>
+        <w:tblBorders>
+          <w:top w:val="single" w:sz="4" w:space="0" w:color="auto"/>
+          <w:left w:val="single" w:sz="4" w:space="0" w:color="auto"/>
+          <w:bottom w:val="single" w:sz="4" w:space="0" w:color="auto"/>
+          <w:right w:val="single" w:sz="4" w:space="0" w:color="auto"/>
+          <w:insideH w:val="single" w:sz="4" w:space="0" w:color="auto"/>
+          <w:insideV w:val="single" w:sz="4" w:space="0" w:color="auto"/>
+        </w:tblBorders>
+        <w:tblCellMar>
+          <w:left w:w="10" w:type="dxa"/>
+          <w:right w:w="10" w:type="dxa"/>
+        </w:tblCellMar>
+        <w:tblLook w:val="0000" w:firstRow="0" w:lastRow="0" w:firstColumn="0" w:lastColumn="0" w:noHBand="0" w:noVBand="0"/>
+      </w:tblPr>
+      <w:tblGrid>
+        <w:gridCol w:w="2700"/>
+        <w:gridCol w:w="6655"/>
+      </w:tblGrid>
+      <w:tr>
+        <w:tblPrEx>
+          <w:tblCellMar>
+            <w:top w:w="0" w:type="dxa"/>
+            <w:bottom w:w="0" w:type="dxa"/>
+          </w:tblCellMar>
+        </w:tblPrEx>
+        <w:tc>
+          <w:tcPr>
+            <w:tcW w:w="2700" w:type="dxa"/>
+            <w:tcBorders>
+              <w:top w:val="single" w:sz="4" w:space="0" w:color="000000"/>
+              <w:left w:val="single" w:sz="4" w:space="0" w:color="000000"/>
+              <w:bottom w:val="single" w:sz="4" w:space="0" w:color="000000"/>
+              <w:right w:val="single" w:sz="4" w:space="0" w:color="000000"/>
+            </w:tcBorders>
+            <w:shd w:val="clear" w:color="auto" w:fill="F2F2F2"/>
+            <w:tcMar>
+              <w:top w:w="60" w:type="dxa"/>
+              <w:left w:w="100" w:type="dxa"/>
+              <w:bottom w:w="60" w:type="dxa"/>
+              <w:right w:w="100" w:type="dxa"/>
+            </w:tcMar>
+          </w:tcPr>
+          <w:p>
+            <w:pPr>
+              <w:spacing w:before="40" w:after="40" w:line="276" w:lineRule="auto"/>
+              <w:ind w:firstLine="0"/>
+              <w:jc w:val="left"/>
+              <w:rPr>
+                <w:szCs w:val="28"/>
+                <w:lang w:eastAsia="ru-RU"/>
+              </w:rPr>
+            </w:pPr>
+            <w:r>
+              <w:rPr>
+                <w:b/>
+                <w:bCs/>
+                <w:sz w:val="24"/>
+                <w:szCs w:val="24"/>
+                <w:lang w:eastAsia="ru-RU"/>
+              </w:rPr>
+              <w:t>Прецедент</w:t>
+            </w:r>
+          </w:p>
+        </w:tc>
+        <w:tc>
+          <w:tcPr>
+            <w:tcW w:w="6655" w:type="dxa"/>
+            <w:tcBorders>
+              <w:top w:val="single" w:sz="4" w:space="0" w:color="000000"/>
+              <w:left w:val="single" w:sz="4" w:space="0" w:color="000000"/>
+              <w:bottom w:val="single" w:sz="4" w:space="0" w:color="000000"/>
+              <w:right w:val="single" w:sz="4" w:space="0" w:color="000000"/>
+            </w:tcBorders>
+            <w:tcMar>
+              <w:top w:w="60" w:type="dxa"/>
+              <w:left w:w="100" w:type="dxa"/>
+              <w:bottom w:w="60" w:type="dxa"/>
+              <w:right w:w="100" w:type="dxa"/>
+            </w:tcMar>
+          </w:tcPr>
+          <w:p>
+            <w:pPr>
+              <w:spacing w:before="40" w:after="40" w:line="276" w:lineRule="auto"/>
+              <w:ind w:firstLine="0"/>
+              <w:jc w:val="left"/>
+              <w:rPr>
+                <w:szCs w:val="28"/>
+                <w:lang w:eastAsia="ru-RU"/>
+              </w:rPr>
+            </w:pPr>
+            <w:r>
+              <w:rPr>
+                <w:sz w:val="24"/>
+                <w:szCs w:val="24"/>
+                <w:lang w:eastAsia="ru-RU"/>
+              </w:rPr>
+              <w:t>П8. Просмотр истории операций</w:t>
+            </w:r>
+          </w:p>
+        </w:tc>
+      </w:tr>
+      <w:tr>
+        <w:tblPrEx>
+          <w:tblCellMar>
+            <w:top w:w="0" w:type="dxa"/>
+            <w:bottom w:w="0" w:type="dxa"/>
+          </w:tblCellMar>
+        </w:tblPrEx>
+        <w:tc>
+          <w:tcPr>
+            <w:tcW w:w="2700" w:type="dxa"/>
+            <w:tcBorders>
+              <w:top w:val="single" w:sz="4" w:space="0" w:color="000000"/>
+              <w:left w:val="single" w:sz="4" w:space="0" w:color="000000"/>
+              <w:bottom w:val="single" w:sz="4" w:space="0" w:color="000000"/>
+              <w:right w:val="single" w:sz="4" w:space="0" w:color="000000"/>
+            </w:tcBorders>
+            <w:shd w:val="clear" w:color="auto" w:fill="F2F2F2"/>
+            <w:tcMar>
+              <w:top w:w="60" w:type="dxa"/>
+              <w:left w:w="100" w:type="dxa"/>
+              <w:bottom w:w="60" w:type="dxa"/>
+              <w:right w:w="100" w:type="dxa"/>
+            </w:tcMar>
+          </w:tcPr>
+          <w:p>
+            <w:pPr>
+              <w:spacing w:before="40" w:after="40" w:line="276" w:lineRule="auto"/>
+              <w:ind w:firstLine="0"/>
+              <w:jc w:val="left"/>
+              <w:rPr>
+                <w:szCs w:val="28"/>
+                <w:lang w:eastAsia="ru-RU"/>
+              </w:rPr>
+            </w:pPr>
+            <w:r>
+              <w:rPr>
+                <w:b/>
+                <w:bCs/>
+                <w:sz w:val="24"/>
+                <w:szCs w:val="24"/>
+                <w:lang w:eastAsia="ru-RU"/>
+              </w:rPr>
+              <w:t>Основной сценарий</w:t>
+            </w:r>
+          </w:p>
+        </w:tc>
+        <w:tc>
+          <w:tcPr>
+            <w:tcW w:w="6655" w:type="dxa"/>
+            <w:tcBorders>
+              <w:top w:val="single" w:sz="4" w:space="0" w:color="000000"/>
+              <w:left w:val="single" w:sz="4" w:space="0" w:color="000000"/>
+              <w:bottom w:val="single" w:sz="4" w:space="0" w:color="000000"/>
+              <w:right w:val="single" w:sz="4" w:space="0" w:color="000000"/>
+            </w:tcBorders>
+            <w:tcMar>
+              <w:top w:w="60" w:type="dxa"/>
+              <w:left w:w="100" w:type="dxa"/>
+              <w:bottom w:w="60" w:type="dxa"/>
+              <w:right w:w="100" w:type="dxa"/>
+            </w:tcMar>
+          </w:tcPr>
+          <w:p>
+            <w:pPr>
+              <w:spacing w:before="40" w:after="40" w:line="276" w:lineRule="auto"/>
+              <w:ind w:firstLine="0"/>
+              <w:jc w:val="left"/>
+              <w:rPr>
+                <w:szCs w:val="28"/>
+                <w:lang w:eastAsia="ru-RU"/>
+              </w:rPr>
+            </w:pPr>
+            <w:r>
+              <w:rPr>
+                <w:sz w:val="24"/>
+                <w:szCs w:val="24"/>
+                <w:lang w:eastAsia="ru-RU"/>
+              </w:rPr>
+              <w:t>1. Пользователь нажимает «История».</w:t>
+            </w:r>
+          </w:p>
+          <w:p>
+            <w:pPr>
+              <w:spacing w:before="40" w:after="40" w:line="276" w:lineRule="auto"/>
+              <w:ind w:firstLine="0"/>
+              <w:jc w:val="left"/>
+              <w:rPr>
+                <w:szCs w:val="28"/>
+                <w:lang w:eastAsia="ru-RU"/>
+              </w:rPr>
+            </w:pPr>
+            <w:r>
+              <w:rPr>
+                <w:sz w:val="24"/>
+                <w:szCs w:val="24"/>
+                <w:lang w:eastAsia="ru-RU"/>
+              </w:rPr>
+              <w:t>2. Система открывает окно журнала.</w:t>
+            </w:r>
+          </w:p>
+          <w:p>
+            <w:pPr>
+              <w:spacing w:before="40" w:after="40" w:line="276" w:lineRule="auto"/>
+              <w:ind w:firstLine="0"/>
+              <w:jc w:val="left"/>
+              <w:rPr>
+                <w:szCs w:val="28"/>
+                <w:lang w:eastAsia="ru-RU"/>
+              </w:rPr>
+            </w:pPr>
+            <w:r>
+              <w:rPr>
+                <w:sz w:val="24"/>
+                <w:szCs w:val="24"/>
+                <w:lang w:eastAsia="ru-RU"/>
+              </w:rPr>
+              <w:t>3. В журнале отображаются дата, тип операции, оборудование, описание и исполнитель.</w:t>
+            </w:r>
+          </w:p>
+        </w:tc>
+      </w:tr>
+      <w:tr>
+        <w:tblPrEx>
+          <w:tblCellMar>
+            <w:top w:w="0" w:type="dxa"/>
+            <w:bottom w:w="0" w:type="dxa"/>
+          </w:tblCellMar>
+        </w:tblPrEx>
+        <w:tc>
+          <w:tcPr>
+            <w:tcW w:w="2700" w:type="dxa"/>
+            <w:tcBorders>
+              <w:top w:val="single" w:sz="4" w:space="0" w:color="000000"/>
+              <w:left w:val="single" w:sz="4" w:space="0" w:color="000000"/>
+              <w:bottom w:val="single" w:sz="4" w:space="0" w:color="000000"/>
+              <w:right w:val="single" w:sz="4" w:space="0" w:color="000000"/>
+            </w:tcBorders>
+            <w:shd w:val="clear" w:color="auto" w:fill="F2F2F2"/>
+            <w:tcMar>
+              <w:top w:w="60" w:type="dxa"/>
+              <w:left w:w="100" w:type="dxa"/>
+              <w:bottom w:w="60" w:type="dxa"/>
+              <w:right w:w="100" w:type="dxa"/>
+            </w:tcMar>
+          </w:tcPr>
+          <w:p>
+            <w:pPr>
+              <w:spacing w:before="40" w:after="40" w:line="276" w:lineRule="auto"/>
+              <w:ind w:firstLine="0"/>
+              <w:jc w:val="left"/>
+              <w:rPr>
+                <w:szCs w:val="28"/>
+                <w:lang w:eastAsia="ru-RU"/>
+              </w:rPr>
+            </w:pPr>
+            <w:r>
+              <w:rPr>
+                <w:b/>
+                <w:bCs/>
+                <w:sz w:val="24"/>
+                <w:szCs w:val="24"/>
+                <w:lang w:eastAsia="ru-RU"/>
+              </w:rPr>
+              <w:t>Альтернативный сценарий А. Журнал пуст</w:t>
+            </w:r>
+          </w:p>
+        </w:tc>
+        <w:tc>
+          <w:tcPr>
+            <w:tcW w:w="6655" w:type="dxa"/>
+            <w:tcBorders>
+              <w:top w:val="single" w:sz="4" w:space="0" w:color="000000"/>
+              <w:left w:val="single" w:sz="4" w:space="0" w:color="000000"/>
+              <w:bottom w:val="single" w:sz="4" w:space="0" w:color="000000"/>
+              <w:right w:val="single" w:sz="4" w:space="0" w:color="000000"/>
+            </w:tcBorders>
+            <w:tcMar>
+              <w:top w:w="60" w:type="dxa"/>
+              <w:left w:w="100" w:type="dxa"/>
+              <w:bottom w:w="60" w:type="dxa"/>
+              <w:right w:w="100" w:type="dxa"/>
+            </w:tcMar>
+          </w:tcPr>
+          <w:p>
+            <w:pPr>
+              <w:spacing w:before="40" w:after="40" w:line="276" w:lineRule="auto"/>
+              <w:ind w:firstLine="0"/>
+              <w:jc w:val="left"/>
+              <w:rPr>
+                <w:szCs w:val="28"/>
+                <w:lang w:eastAsia="ru-RU"/>
+              </w:rPr>
+            </w:pPr>
+            <w:r>
+              <w:rPr>
+                <w:sz w:val="24"/>
+                <w:szCs w:val="24"/>
+                <w:lang w:eastAsia="ru-RU"/>
+              </w:rPr>
+              <w:t>1. Операции с оборудованием ещё не выполнялись.</w:t>
+            </w:r>
+          </w:p>
+          <w:p>
+            <w:pPr>
+              <w:spacing w:before="40" w:after="40" w:line="276" w:lineRule="auto"/>
+              <w:ind w:firstLine="0"/>
+              <w:jc w:val="left"/>
+              <w:rPr>
+                <w:szCs w:val="28"/>
+                <w:lang w:eastAsia="ru-RU"/>
+              </w:rPr>
+            </w:pPr>
+            <w:r>
+              <w:rPr>
+                <w:sz w:val="24"/>
+                <w:szCs w:val="24"/>
+                <w:lang w:eastAsia="ru-RU"/>
+              </w:rPr>
+              <w:t>2. Система показывает пустой журнал.</w:t>
+            </w:r>
+          </w:p>
+        </w:tc>
+      </w:tr>
+    </w:tbl>
+    <w:p>
+      <w:pPr>
+        <w:pStyle w:val="af8"/>
+        <w:rPr>
+          <w:lang w:eastAsia="ru-RU"/>
+        </w:rPr>
+      </w:pPr>
+      <w:r>
+        <w:rPr>
+          <w:lang w:eastAsia="ru-RU"/>
+        </w:rPr>
+        <w:t>Таблица 13 – Сценарии прецедента «Удаление оборудования»</w:t>
+      </w:r>
+    </w:p>
+    <w:tbl>
+      <w:tblPr>
+        <w:tblW w:w="9355" w:type="dxa"/>
+        <w:tblBorders>
+          <w:top w:val="single" w:sz="4" w:space="0" w:color="auto"/>
+          <w:left w:val="single" w:sz="4" w:space="0" w:color="auto"/>
+          <w:bottom w:val="single" w:sz="4" w:space="0" w:color="auto"/>
+          <w:right w:val="single" w:sz="4" w:space="0" w:color="auto"/>
+          <w:insideH w:val="single" w:sz="4" w:space="0" w:color="auto"/>
+          <w:insideV w:val="single" w:sz="4" w:space="0" w:color="auto"/>
+        </w:tblBorders>
+        <w:tblCellMar>
+          <w:left w:w="10" w:type="dxa"/>
+          <w:right w:w="10" w:type="dxa"/>
+        </w:tblCellMar>
+        <w:tblLook w:val="0000" w:firstRow="0" w:lastRow="0" w:firstColumn="0" w:lastColumn="0" w:noHBand="0" w:noVBand="0"/>
+      </w:tblPr>
+      <w:tblGrid>
+        <w:gridCol w:w="2700"/>
+        <w:gridCol w:w="6655"/>
+      </w:tblGrid>
+      <w:tr>
+        <w:tblPrEx>
+          <w:tblCellMar>
+            <w:top w:w="0" w:type="dxa"/>
+            <w:bottom w:w="0" w:type="dxa"/>
+          </w:tblCellMar>
+        </w:tblPrEx>
+        <w:tc>
+          <w:tcPr>
+            <w:tcW w:w="2700" w:type="dxa"/>
+            <w:tcBorders>
+              <w:top w:val="single" w:sz="4" w:space="0" w:color="000000"/>
+              <w:left w:val="single" w:sz="4" w:space="0" w:color="000000"/>
+              <w:bottom w:val="single" w:sz="4" w:space="0" w:color="000000"/>
+              <w:right w:val="single" w:sz="4" w:space="0" w:color="000000"/>
+            </w:tcBorders>
+            <w:shd w:val="clear" w:color="auto" w:fill="F2F2F2"/>
+            <w:tcMar>
+              <w:top w:w="60" w:type="dxa"/>
+              <w:left w:w="100" w:type="dxa"/>
+              <w:bottom w:w="60" w:type="dxa"/>
+              <w:right w:w="100" w:type="dxa"/>
+            </w:tcMar>
+          </w:tcPr>
+          <w:p>
+            <w:pPr>
+              <w:spacing w:before="40" w:after="40" w:line="276" w:lineRule="auto"/>
+              <w:ind w:firstLine="0"/>
+              <w:jc w:val="left"/>
+              <w:rPr>
+                <w:szCs w:val="28"/>
+                <w:lang w:eastAsia="ru-RU"/>
+              </w:rPr>
+            </w:pPr>
+            <w:r>
+              <w:rPr>
+                <w:b/>
+                <w:bCs/>
+                <w:sz w:val="24"/>
+                <w:szCs w:val="24"/>
+                <w:lang w:eastAsia="ru-RU"/>
+              </w:rPr>
+              <w:t>Прецедент</w:t>
+            </w:r>
+          </w:p>
+        </w:tc>
+        <w:tc>
+          <w:tcPr>
+            <w:tcW w:w="6655" w:type="dxa"/>
+            <w:tcBorders>
+              <w:top w:val="single" w:sz="4" w:space="0" w:color="000000"/>
+              <w:left w:val="single" w:sz="4" w:space="0" w:color="000000"/>
+              <w:bottom w:val="single" w:sz="4" w:space="0" w:color="000000"/>
+              <w:right w:val="single" w:sz="4" w:space="0" w:color="000000"/>
+            </w:tcBorders>
+            <w:tcMar>
+              <w:top w:w="60" w:type="dxa"/>
+              <w:left w:w="100" w:type="dxa"/>
+              <w:bottom w:w="60" w:type="dxa"/>
+              <w:right w:w="100" w:type="dxa"/>
+            </w:tcMar>
+          </w:tcPr>
+          <w:p>
+            <w:pPr>
+              <w:spacing w:before="40" w:after="40" w:line="276" w:lineRule="auto"/>
+              <w:ind w:firstLine="0"/>
+              <w:jc w:val="left"/>
+              <w:rPr>
+                <w:szCs w:val="28"/>
+                <w:lang w:eastAsia="ru-RU"/>
+              </w:rPr>
+            </w:pPr>
+            <w:r>
+              <w:rPr>
+                <w:sz w:val="24"/>
+                <w:szCs w:val="24"/>
+                <w:lang w:eastAsia="ru-RU"/>
+              </w:rPr>
+              <w:t>П9. Удаление оборудования</w:t>
+            </w:r>
+          </w:p>
+        </w:tc>
+      </w:tr>
+      <w:tr>
+        <w:tblPrEx>
+          <w:tblCellMar>
+            <w:top w:w="0" w:type="dxa"/>
+            <w:bottom w:w="0" w:type="dxa"/>
+          </w:tblCellMar>
+        </w:tblPrEx>
+        <w:tc>
+          <w:tcPr>
+            <w:tcW w:w="2700" w:type="dxa"/>
+            <w:tcBorders>
+              <w:top w:val="single" w:sz="4" w:space="0" w:color="000000"/>
+              <w:left w:val="single" w:sz="4" w:space="0" w:color="000000"/>
+              <w:bottom w:val="single" w:sz="4" w:space="0" w:color="000000"/>
+              <w:right w:val="single" w:sz="4" w:space="0" w:color="000000"/>
+            </w:tcBorders>
+            <w:shd w:val="clear" w:color="auto" w:fill="F2F2F2"/>
+            <w:tcMar>
+              <w:top w:w="60" w:type="dxa"/>
+              <w:left w:w="100" w:type="dxa"/>
+              <w:bottom w:w="60" w:type="dxa"/>
+              <w:right w:w="100" w:type="dxa"/>
+            </w:tcMar>
+          </w:tcPr>
+          <w:p>
+            <w:pPr>
+              <w:spacing w:before="40" w:after="40" w:line="276" w:lineRule="auto"/>
+              <w:ind w:firstLine="0"/>
+              <w:jc w:val="left"/>
+              <w:rPr>
+                <w:szCs w:val="28"/>
+                <w:lang w:eastAsia="ru-RU"/>
+              </w:rPr>
+            </w:pPr>
+            <w:r>
+              <w:rPr>
+                <w:b/>
+                <w:bCs/>
+                <w:sz w:val="24"/>
+                <w:szCs w:val="24"/>
+                <w:lang w:eastAsia="ru-RU"/>
+              </w:rPr>
+              <w:t>Основной сценарий</w:t>
+            </w:r>
+          </w:p>
+        </w:tc>
+        <w:tc>
+          <w:tcPr>
+            <w:tcW w:w="6655" w:type="dxa"/>
+            <w:tcBorders>
+              <w:top w:val="single" w:sz="4" w:space="0" w:color="000000"/>
+              <w:left w:val="single" w:sz="4" w:space="0" w:color="000000"/>
+              <w:bottom w:val="single" w:sz="4" w:space="0" w:color="000000"/>
+              <w:right w:val="single" w:sz="4" w:space="0" w:color="000000"/>
+            </w:tcBorders>
+            <w:tcMar>
+              <w:top w:w="60" w:type="dxa"/>
+              <w:left w:w="100" w:type="dxa"/>
+              <w:bottom w:w="60" w:type="dxa"/>
+              <w:right w:w="100" w:type="dxa"/>
+            </w:tcMar>
+          </w:tcPr>
+          <w:p>
+            <w:pPr>
+              <w:spacing w:before="40" w:after="40" w:line="276" w:lineRule="auto"/>
+              <w:ind w:firstLine="0"/>
+              <w:jc w:val="left"/>
+              <w:rPr>
+                <w:szCs w:val="28"/>
+                <w:lang w:eastAsia="ru-RU"/>
+              </w:rPr>
+            </w:pPr>
+            <w:r>
+              <w:rPr>
+                <w:sz w:val="24"/>
+                <w:szCs w:val="24"/>
+                <w:lang w:eastAsia="ru-RU"/>
+              </w:rPr>
+              <w:t xml:space="preserve">1. </w:t>
+            </w:r>
+            <w:r>
+              <w:rPr>
+                <w:sz w:val="24"/>
+                <w:szCs w:val="24"/>
+                <w:lang w:eastAsia="ru-RU"/>
+              </w:rPr>
+              <w:t>Администратор</w:t>
+            </w:r>
+            <w:r>
+              <w:rPr>
+                <w:sz w:val="24"/>
+                <w:szCs w:val="24"/>
+                <w:lang w:eastAsia="ru-RU"/>
+              </w:rPr>
+              <w:t xml:space="preserve"> выбирает запись и нажимает «Удалить».</w:t>
+            </w:r>
+          </w:p>
+          <w:p>
+            <w:pPr>
+              <w:spacing w:before="40" w:after="40" w:line="276" w:lineRule="auto"/>
+              <w:ind w:firstLine="0"/>
+              <w:jc w:val="left"/>
+              <w:rPr>
+                <w:szCs w:val="28"/>
+                <w:lang w:eastAsia="ru-RU"/>
+              </w:rPr>
+            </w:pPr>
+            <w:r>
+              <w:rPr>
+                <w:sz w:val="24"/>
+                <w:szCs w:val="24"/>
+                <w:lang w:eastAsia="ru-RU"/>
+              </w:rPr>
+              <w:t>2. Система запрашивает подтверждение: «Удалить «Название»?».</w:t>
+            </w:r>
+          </w:p>
+          <w:p>
+            <w:pPr>
+              <w:spacing w:before="40" w:after="40" w:line="276" w:lineRule="auto"/>
+              <w:ind w:firstLine="0"/>
+              <w:jc w:val="left"/>
+              <w:rPr>
+                <w:szCs w:val="28"/>
+                <w:lang w:eastAsia="ru-RU"/>
+              </w:rPr>
+            </w:pPr>
+            <w:r>
+              <w:rPr>
+                <w:sz w:val="24"/>
+                <w:szCs w:val="24"/>
+                <w:lang w:eastAsia="ru-RU"/>
+              </w:rPr>
+              <w:t xml:space="preserve">3. </w:t>
+            </w:r>
+            <w:r>
+              <w:rPr>
+                <w:sz w:val="24"/>
+                <w:szCs w:val="24"/>
+                <w:lang w:eastAsia="ru-RU"/>
+              </w:rPr>
+              <w:t>Администратор</w:t>
+            </w:r>
+            <w:r>
+              <w:rPr>
+                <w:sz w:val="24"/>
+                <w:szCs w:val="24"/>
+                <w:lang w:eastAsia="ru-RU"/>
+              </w:rPr>
+              <w:t xml:space="preserve"> </w:t>
+            </w:r>
+            <w:r>
+              <w:rPr>
+                <w:sz w:val="24"/>
+                <w:szCs w:val="24"/>
+                <w:lang w:eastAsia="ru-RU"/>
+              </w:rPr>
+              <w:t>нажимает «Да».</w:t>
+            </w:r>
+          </w:p>
+          <w:p>
+            <w:pPr>
+              <w:spacing w:before="40" w:after="40" w:line="276" w:lineRule="auto"/>
+              <w:ind w:firstLine="0"/>
+              <w:jc w:val="left"/>
+              <w:rPr>
+                <w:szCs w:val="28"/>
+                <w:lang w:eastAsia="ru-RU"/>
+              </w:rPr>
+            </w:pPr>
+            <w:r>
+              <w:rPr>
+                <w:sz w:val="24"/>
+                <w:szCs w:val="24"/>
+                <w:lang w:eastAsia="ru-RU"/>
+              </w:rPr>
+              <w:t>4. Система удаляет запись и обновляет таблицу.</w:t>
+            </w:r>
+          </w:p>
+        </w:tc>
+      </w:tr>
+      <w:tr>
+        <w:tblPrEx>
+          <w:tblCellMar>
+            <w:top w:w="0" w:type="dxa"/>
+            <w:bottom w:w="0" w:type="dxa"/>
+          </w:tblCellMar>
+        </w:tblPrEx>
+        <w:tc>
+          <w:tcPr>
+            <w:tcW w:w="2700" w:type="dxa"/>
+            <w:tcBorders>
+              <w:top w:val="single" w:sz="4" w:space="0" w:color="000000"/>
+              <w:left w:val="single" w:sz="4" w:space="0" w:color="000000"/>
+              <w:bottom w:val="single" w:sz="4" w:space="0" w:color="000000"/>
+              <w:right w:val="single" w:sz="4" w:space="0" w:color="000000"/>
+            </w:tcBorders>
+            <w:shd w:val="clear" w:color="auto" w:fill="F2F2F2"/>
+            <w:tcMar>
+              <w:top w:w="60" w:type="dxa"/>
+              <w:left w:w="100" w:type="dxa"/>
+              <w:bottom w:w="60" w:type="dxa"/>
+              <w:right w:w="100" w:type="dxa"/>
+            </w:tcMar>
+          </w:tcPr>
+          <w:p>
+            <w:pPr>
+              <w:spacing w:before="40" w:after="40" w:line="276" w:lineRule="auto"/>
+              <w:ind w:firstLine="0"/>
+              <w:jc w:val="left"/>
+              <w:rPr>
+                <w:szCs w:val="28"/>
+                <w:lang w:eastAsia="ru-RU"/>
+              </w:rPr>
+            </w:pPr>
+            <w:r>
+              <w:rPr>
+                <w:b/>
+                <w:bCs/>
+                <w:sz w:val="24"/>
+                <w:szCs w:val="24"/>
+                <w:lang w:eastAsia="ru-RU"/>
+              </w:rPr>
+              <w:t xml:space="preserve">Альтернативный сценарий </w:t>
+            </w:r>
+            <w:r>
+              <w:rPr>
+                <w:b/>
+                <w:bCs/>
+                <w:sz w:val="24"/>
+                <w:szCs w:val="24"/>
+                <w:lang w:eastAsia="ru-RU"/>
+              </w:rPr>
+              <w:t>А</w:t>
+            </w:r>
+            <w:r>
+              <w:rPr>
+                <w:b/>
+                <w:bCs/>
+                <w:sz w:val="24"/>
+                <w:szCs w:val="24"/>
+                <w:lang w:eastAsia="ru-RU"/>
+              </w:rPr>
+              <w:t>. Недостаточно прав</w:t>
+            </w:r>
+          </w:p>
+        </w:tc>
+        <w:tc>
+          <w:tcPr>
+            <w:tcW w:w="6655" w:type="dxa"/>
+            <w:tcBorders>
+              <w:top w:val="single" w:sz="4" w:space="0" w:color="000000"/>
+              <w:left w:val="single" w:sz="4" w:space="0" w:color="000000"/>
+              <w:bottom w:val="single" w:sz="4" w:space="0" w:color="000000"/>
+              <w:right w:val="single" w:sz="4" w:space="0" w:color="000000"/>
+            </w:tcBorders>
+            <w:tcMar>
+              <w:top w:w="60" w:type="dxa"/>
+              <w:left w:w="100" w:type="dxa"/>
+              <w:bottom w:w="60" w:type="dxa"/>
+              <w:right w:w="100" w:type="dxa"/>
+            </w:tcMar>
+          </w:tcPr>
+          <w:p>
+            <w:pPr>
+              <w:spacing w:before="40" w:after="40" w:line="276" w:lineRule="auto"/>
+              <w:ind w:firstLine="0"/>
+              <w:jc w:val="left"/>
+              <w:rPr>
+                <w:szCs w:val="28"/>
+                <w:lang w:eastAsia="ru-RU"/>
+              </w:rPr>
+            </w:pPr>
+            <w:r>
+              <w:rPr>
+                <w:sz w:val="24"/>
+                <w:szCs w:val="24"/>
+                <w:lang w:eastAsia="ru-RU"/>
+              </w:rPr>
+              <w:t>1. Пользователь с ролью «Менеджер» пытается удалить запись.</w:t>
+            </w:r>
+          </w:p>
+          <w:p>
+            <w:pPr>
+              <w:spacing w:before="40" w:after="40" w:line="276" w:lineRule="auto"/>
+              <w:ind w:firstLine="0"/>
+              <w:jc w:val="left"/>
+              <w:rPr>
+                <w:szCs w:val="28"/>
+                <w:lang w:eastAsia="ru-RU"/>
+              </w:rPr>
+            </w:pPr>
+            <w:r>
+              <w:rPr>
+                <w:sz w:val="24"/>
+                <w:szCs w:val="24"/>
+                <w:lang w:eastAsia="ru-RU"/>
+              </w:rPr>
+              <w:t>2. Система выводит сообщение «Недостаточно прав», удаление не выполняется.</w:t>
+            </w:r>
+          </w:p>
+        </w:tc>
+      </w:tr>
+    </w:tbl>
+    <w:p>
+      <w:pPr>
+        <w:pStyle w:val="af8"/>
+        <w:rPr>
+          <w:lang w:eastAsia="ru-RU"/>
+        </w:rPr>
+      </w:pPr>
+      <w:r>
+        <w:rPr>
+          <w:lang w:eastAsia="ru-RU"/>
+        </w:rPr>
+        <w:t>Таблица 14 – Сценарии прецедента «Управление пользователями»</w:t>
+      </w:r>
+    </w:p>
+    <w:tbl>
+      <w:tblPr>
+        <w:tblW w:w="9355" w:type="dxa"/>
+        <w:tblBorders>
+          <w:top w:val="single" w:sz="4" w:space="0" w:color="auto"/>
+          <w:left w:val="single" w:sz="4" w:space="0" w:color="auto"/>
+          <w:bottom w:val="single" w:sz="4" w:space="0" w:color="auto"/>
+          <w:right w:val="single" w:sz="4" w:space="0" w:color="auto"/>
+          <w:insideH w:val="single" w:sz="4" w:space="0" w:color="auto"/>
+          <w:insideV w:val="single" w:sz="4" w:space="0" w:color="auto"/>
+        </w:tblBorders>
+        <w:tblCellMar>
+          <w:left w:w="10" w:type="dxa"/>
+          <w:right w:w="10" w:type="dxa"/>
+        </w:tblCellMar>
+        <w:tblLook w:val="0000" w:firstRow="0" w:lastRow="0" w:firstColumn="0" w:lastColumn="0" w:noHBand="0" w:noVBand="0"/>
+      </w:tblPr>
+      <w:tblGrid>
+        <w:gridCol w:w="2700"/>
+        <w:gridCol w:w="6655"/>
+      </w:tblGrid>
+      <w:tr>
+        <w:tblPrEx>
+          <w:tblCellMar>
+            <w:top w:w="0" w:type="dxa"/>
+            <w:bottom w:w="0" w:type="dxa"/>
+          </w:tblCellMar>
+        </w:tblPrEx>
+        <w:tc>
+          <w:tcPr>
+            <w:tcW w:w="2700" w:type="dxa"/>
+            <w:tcBorders>
+              <w:top w:val="single" w:sz="4" w:space="0" w:color="000000"/>
+              <w:left w:val="single" w:sz="4" w:space="0" w:color="000000"/>
+              <w:bottom w:val="single" w:sz="4" w:space="0" w:color="000000"/>
+              <w:right w:val="single" w:sz="4" w:space="0" w:color="000000"/>
+            </w:tcBorders>
+            <w:shd w:val="clear" w:color="auto" w:fill="F2F2F2"/>
+            <w:tcMar>
+              <w:top w:w="60" w:type="dxa"/>
+              <w:left w:w="100" w:type="dxa"/>
+              <w:bottom w:w="60" w:type="dxa"/>
+              <w:right w:w="100" w:type="dxa"/>
+            </w:tcMar>
+          </w:tcPr>
+          <w:p>
+            <w:pPr>
+              <w:spacing w:before="40" w:after="40" w:line="276" w:lineRule="auto"/>
+              <w:ind w:firstLine="0"/>
+              <w:jc w:val="left"/>
+              <w:rPr>
+                <w:szCs w:val="28"/>
+                <w:lang w:eastAsia="ru-RU"/>
+              </w:rPr>
+            </w:pPr>
+            <w:r>
+              <w:rPr>
+                <w:b/>
+                <w:bCs/>
+                <w:sz w:val="24"/>
+                <w:szCs w:val="24"/>
+                <w:lang w:eastAsia="ru-RU"/>
+              </w:rPr>
+              <w:t>Прецедент</w:t>
+            </w:r>
+          </w:p>
+        </w:tc>
+        <w:tc>
+          <w:tcPr>
+            <w:tcW w:w="6655" w:type="dxa"/>
+            <w:tcBorders>
+              <w:top w:val="single" w:sz="4" w:space="0" w:color="000000"/>
+              <w:left w:val="single" w:sz="4" w:space="0" w:color="000000"/>
+              <w:bottom w:val="single" w:sz="4" w:space="0" w:color="000000"/>
+              <w:right w:val="single" w:sz="4" w:space="0" w:color="000000"/>
+            </w:tcBorders>
+            <w:tcMar>
+              <w:top w:w="60" w:type="dxa"/>
+              <w:left w:w="100" w:type="dxa"/>
+              <w:bottom w:w="60" w:type="dxa"/>
+              <w:right w:w="100" w:type="dxa"/>
+            </w:tcMar>
+          </w:tcPr>
+          <w:p>
+            <w:pPr>
+              <w:spacing w:before="40" w:after="40" w:line="276" w:lineRule="auto"/>
+              <w:ind w:firstLine="0"/>
+              <w:jc w:val="left"/>
+              <w:rPr>
+                <w:szCs w:val="28"/>
+                <w:lang w:eastAsia="ru-RU"/>
+              </w:rPr>
+            </w:pPr>
+            <w:r>
+              <w:rPr>
+                <w:sz w:val="24"/>
+                <w:szCs w:val="24"/>
+                <w:lang w:eastAsia="ru-RU"/>
+              </w:rPr>
+              <w:t>П10. Управление пользователями</w:t>
+            </w:r>
+          </w:p>
+        </w:tc>
+      </w:tr>
+      <w:tr>
+        <w:tblPrEx>
+          <w:tblCellMar>
+            <w:top w:w="0" w:type="dxa"/>
+            <w:bottom w:w="0" w:type="dxa"/>
+          </w:tblCellMar>
+        </w:tblPrEx>
+        <w:tc>
+          <w:tcPr>
+            <w:tcW w:w="2700" w:type="dxa"/>
+            <w:tcBorders>
+              <w:top w:val="single" w:sz="4" w:space="0" w:color="000000"/>
+              <w:left w:val="single" w:sz="4" w:space="0" w:color="000000"/>
+              <w:bottom w:val="single" w:sz="4" w:space="0" w:color="000000"/>
+              <w:right w:val="single" w:sz="4" w:space="0" w:color="000000"/>
+            </w:tcBorders>
+            <w:shd w:val="clear" w:color="auto" w:fill="F2F2F2"/>
+            <w:tcMar>
+              <w:top w:w="60" w:type="dxa"/>
+              <w:left w:w="100" w:type="dxa"/>
+              <w:bottom w:w="60" w:type="dxa"/>
+              <w:right w:w="100" w:type="dxa"/>
+            </w:tcMar>
+          </w:tcPr>
+          <w:p>
+            <w:pPr>
+              <w:spacing w:before="40" w:after="40" w:line="276" w:lineRule="auto"/>
+              <w:ind w:firstLine="0"/>
+              <w:jc w:val="left"/>
+              <w:rPr>
+                <w:szCs w:val="28"/>
+                <w:lang w:eastAsia="ru-RU"/>
+              </w:rPr>
+            </w:pPr>
+            <w:r>
+              <w:rPr>
+                <w:b/>
+                <w:bCs/>
+                <w:sz w:val="24"/>
+                <w:szCs w:val="24"/>
+                <w:lang w:eastAsia="ru-RU"/>
+              </w:rPr>
+              <w:t>Основной сценарий</w:t>
+            </w:r>
+          </w:p>
+        </w:tc>
+        <w:tc>
+          <w:tcPr>
+            <w:tcW w:w="6655" w:type="dxa"/>
+            <w:tcBorders>
+              <w:top w:val="single" w:sz="4" w:space="0" w:color="000000"/>
+              <w:left w:val="single" w:sz="4" w:space="0" w:color="000000"/>
+              <w:bottom w:val="single" w:sz="4" w:space="0" w:color="000000"/>
+              <w:right w:val="single" w:sz="4" w:space="0" w:color="000000"/>
+            </w:tcBorders>
+            <w:tcMar>
+              <w:top w:w="60" w:type="dxa"/>
+              <w:left w:w="100" w:type="dxa"/>
+              <w:bottom w:w="60" w:type="dxa"/>
+              <w:right w:w="100" w:type="dxa"/>
+            </w:tcMar>
+          </w:tcPr>
+          <w:p>
+            <w:pPr>
+              <w:spacing w:before="40" w:after="40" w:line="276" w:lineRule="auto"/>
+              <w:ind w:firstLine="0"/>
+              <w:jc w:val="left"/>
+              <w:rPr>
+                <w:szCs w:val="28"/>
+                <w:lang w:eastAsia="ru-RU"/>
+              </w:rPr>
+            </w:pPr>
+            <w:r>
+              <w:rPr>
+                <w:sz w:val="24"/>
+                <w:szCs w:val="24"/>
+                <w:lang w:eastAsia="ru-RU"/>
+              </w:rPr>
+              <w:t>1. Администратор нажимает «Пользователи».</w:t>
+            </w:r>
+          </w:p>
+          <w:p>
+            <w:pPr>
+              <w:spacing w:before="40" w:after="40" w:line="276" w:lineRule="auto"/>
+              <w:ind w:firstLine="0"/>
+              <w:jc w:val="left"/>
+              <w:rPr>
+                <w:szCs w:val="28"/>
+                <w:lang w:eastAsia="ru-RU"/>
+              </w:rPr>
+            </w:pPr>
+            <w:r>
+              <w:rPr>
+                <w:sz w:val="24"/>
+                <w:szCs w:val="24"/>
+                <w:lang w:eastAsia="ru-RU"/>
+              </w:rPr>
+              <w:t>2. Система открывает окно управления учётными записями.</w:t>
+            </w:r>
+          </w:p>
+          <w:p>
+            <w:pPr>
+              <w:spacing w:before="40" w:after="40" w:line="276" w:lineRule="auto"/>
+              <w:ind w:firstLine="0"/>
+              <w:jc w:val="left"/>
+              <w:rPr>
+                <w:szCs w:val="28"/>
+                <w:lang w:eastAsia="ru-RU"/>
+              </w:rPr>
+            </w:pPr>
+            <w:r>
+              <w:rPr>
+                <w:sz w:val="24"/>
+                <w:szCs w:val="24"/>
+                <w:lang w:eastAsia="ru-RU"/>
+              </w:rPr>
+              <w:t>3. Администратор нажимает «+ Добавить» и вводит логин, пароль, ФИО и роль.</w:t>
+            </w:r>
+          </w:p>
+          <w:p>
+            <w:pPr>
+              <w:spacing w:before="40" w:after="40" w:line="276" w:lineRule="auto"/>
+              <w:ind w:firstLine="0"/>
+              <w:jc w:val="left"/>
+              <w:rPr>
+                <w:szCs w:val="28"/>
+                <w:lang w:eastAsia="ru-RU"/>
+              </w:rPr>
+            </w:pPr>
+            <w:r>
+              <w:rPr>
+                <w:sz w:val="24"/>
+                <w:szCs w:val="24"/>
+                <w:lang w:eastAsia="ru-RU"/>
+              </w:rPr>
+              <w:lastRenderedPageBreak/>
+              <w:t>4. Администратор нажимает «Сохранить».</w:t>
+            </w:r>
+          </w:p>
+          <w:p>
+            <w:pPr>
+              <w:spacing w:before="40" w:after="40" w:line="276" w:lineRule="auto"/>
+              <w:ind w:firstLine="0"/>
+              <w:jc w:val="left"/>
+              <w:rPr>
+                <w:szCs w:val="28"/>
+                <w:lang w:eastAsia="ru-RU"/>
+              </w:rPr>
+            </w:pPr>
+            <w:r>
+              <w:rPr>
+                <w:sz w:val="24"/>
+                <w:szCs w:val="24"/>
+                <w:lang w:eastAsia="ru-RU"/>
+              </w:rPr>
+              <w:t>5. Система сохраняет хэш пароля и показывает нового пользователя в списке.</w:t>
+            </w:r>
+          </w:p>
+        </w:tc>
+      </w:tr>
+      <w:tr>
+        <w:tblPrEx>
+          <w:tblCellMar>
+            <w:top w:w="0" w:type="dxa"/>
+            <w:bottom w:w="0" w:type="dxa"/>
+          </w:tblCellMar>
+        </w:tblPrEx>
+        <w:tc>
+          <w:tcPr>
+            <w:tcW w:w="2700" w:type="dxa"/>
+            <w:tcBorders>
+              <w:top w:val="single" w:sz="4" w:space="0" w:color="000000"/>
+              <w:left w:val="single" w:sz="4" w:space="0" w:color="000000"/>
+              <w:bottom w:val="single" w:sz="4" w:space="0" w:color="000000"/>
+              <w:right w:val="single" w:sz="4" w:space="0" w:color="000000"/>
+            </w:tcBorders>
+            <w:shd w:val="clear" w:color="auto" w:fill="F2F2F2"/>
+            <w:tcMar>
+              <w:top w:w="60" w:type="dxa"/>
+              <w:left w:w="100" w:type="dxa"/>
+              <w:bottom w:w="60" w:type="dxa"/>
+              <w:right w:w="100" w:type="dxa"/>
+            </w:tcMar>
+          </w:tcPr>
+          <w:p>
+            <w:pPr>
+              <w:spacing w:before="40" w:after="40" w:line="276" w:lineRule="auto"/>
+              <w:ind w:firstLine="0"/>
+              <w:jc w:val="left"/>
+              <w:rPr>
+                <w:szCs w:val="28"/>
+                <w:lang w:eastAsia="ru-RU"/>
+              </w:rPr>
+            </w:pPr>
+            <w:r>
+              <w:rPr>
+                <w:b/>
+                <w:bCs/>
+                <w:sz w:val="24"/>
+                <w:szCs w:val="24"/>
+                <w:lang w:eastAsia="ru-RU"/>
+              </w:rPr>
+              <w:lastRenderedPageBreak/>
+              <w:t xml:space="preserve">Альтернативный сценарий </w:t>
+            </w:r>
+            <w:r>
+              <w:rPr>
+                <w:b/>
+                <w:bCs/>
+                <w:sz w:val="24"/>
+                <w:szCs w:val="24"/>
+                <w:lang w:eastAsia="ru-RU"/>
+              </w:rPr>
+              <w:t>А</w:t>
+            </w:r>
+            <w:r>
+              <w:rPr>
+                <w:b/>
+                <w:bCs/>
+                <w:sz w:val="24"/>
+                <w:szCs w:val="24"/>
+                <w:lang w:eastAsia="ru-RU"/>
+              </w:rPr>
+              <w:t>. Удаление самого себя</w:t>
+            </w:r>
+          </w:p>
+        </w:tc>
+        <w:tc>
+          <w:tcPr>
+            <w:tcW w:w="6655" w:type="dxa"/>
+            <w:tcBorders>
+              <w:top w:val="single" w:sz="4" w:space="0" w:color="000000"/>
+              <w:left w:val="single" w:sz="4" w:space="0" w:color="000000"/>
+              <w:bottom w:val="single" w:sz="4" w:space="0" w:color="000000"/>
+              <w:right w:val="single" w:sz="4" w:space="0" w:color="000000"/>
+            </w:tcBorders>
+            <w:tcMar>
+              <w:top w:w="60" w:type="dxa"/>
+              <w:left w:w="100" w:type="dxa"/>
+              <w:bottom w:w="60" w:type="dxa"/>
+              <w:right w:w="100" w:type="dxa"/>
+            </w:tcMar>
+          </w:tcPr>
+          <w:p>
+            <w:pPr>
+              <w:spacing w:before="40" w:after="40" w:line="276" w:lineRule="auto"/>
+              <w:ind w:firstLine="0"/>
+              <w:jc w:val="left"/>
+              <w:rPr>
+                <w:szCs w:val="28"/>
+                <w:lang w:eastAsia="ru-RU"/>
+              </w:rPr>
+            </w:pPr>
+            <w:r>
+              <w:rPr>
+                <w:sz w:val="24"/>
+                <w:szCs w:val="24"/>
+                <w:lang w:eastAsia="ru-RU"/>
+              </w:rPr>
+              <w:t>1. Администратор пытается удалить текущую учётную запись.</w:t>
+            </w:r>
+          </w:p>
+          <w:p>
+            <w:pPr>
+              <w:spacing w:before="40" w:after="40" w:line="276" w:lineRule="auto"/>
+              <w:ind w:firstLine="0"/>
+              <w:jc w:val="left"/>
+              <w:rPr>
+                <w:szCs w:val="28"/>
+                <w:lang w:eastAsia="ru-RU"/>
+              </w:rPr>
+            </w:pPr>
+            <w:r>
+              <w:rPr>
+                <w:sz w:val="24"/>
+                <w:szCs w:val="24"/>
+                <w:lang w:eastAsia="ru-RU"/>
+              </w:rPr>
+              <w:t>2. Система запрещает операцию.</w:t>
+            </w:r>
+          </w:p>
+        </w:tc>
+      </w:tr>
+    </w:tbl>
+    <w:p>
       <w:pPr>
         <w:pStyle w:val="1"/>
       </w:pPr>
-      <w:bookmarkStart w:id="4" w:name="_Toc28003444"/>
       <w:r>
         <w:lastRenderedPageBreak/>
         <w:t>ВЫВОДЫ</w:t>
       </w:r>
     </w:p>
+    <w:bookmarkEnd w:id="4"/>
     <w:p>
-      <w:proofErr w:type="spellStart"/>
-      <w:r>
-        <w:t>лэлщэлэл</w:t>
-      </w:r>
-      <w:proofErr w:type="spellEnd"/>
+      <w:r>
+        <w:t xml:space="preserve">В ходе лабораторной работы выполнен повторный анализ требований к приложению «Учёт оборудования». Описаны профили трёх групп пользователей — администратора, менеджера и сотрудника: определены их </w:t>
+      </w:r>
+      <w:r>
+        <w:t>роли в организации</w:t>
+      </w:r>
+      <w:r>
+        <w:t>, уровень компьютерной грамотности, цели</w:t>
+      </w:r>
+      <w:r>
+        <w:t xml:space="preserve"> </w:t>
+      </w:r>
+      <w:r>
+        <w:t>и специфические требования.</w:t>
+      </w:r>
     </w:p>
-    <w:bookmarkEnd w:id="4"/>
-    <w:p/>
+    <w:p>
+      <w:r>
+        <w:t>Требования формализованы в виде диаграммы прецедентов, содержащей три актора и десять прецедентов, а также матрицы прав доступа. Для каждого прецедента составлены основной и альтернативные сценарии. Альтернативные сценарии охватывают ошибки ввода, отказ пользователя от операции и нехватку прав.</w:t>
+      </w:r>
+    </w:p>
     <w:sectPr>
       <w:pgSz w:w="11906" w:h="16838"/>
       <w:pgMar w:top="1134" w:right="851" w:bottom="1134" w:left="1418" w:header="709" w:footer="709" w:gutter="0"/>
@@ -1545,6 +6915,116 @@
     </w:lvl>
   </w:abstractNum>
   <w:abstractNum w:abstractNumId="2" w15:restartNumberingAfterBreak="0">
+    <w:nsid w:val="0B587108"/>
+    <w:multiLevelType w:val="hybridMultilevel"/>
+    <w:tmpl w:val="139A4D0E"/>
+    <w:lvl w:ilvl="0" w:tplc="7E76FBFE">
+      <w:start w:val="1"/>
+      <w:numFmt w:val="bullet"/>
+      <w:lvlText w:val="●"/>
+      <w:lvlJc w:val="left"/>
+      <w:pPr>
+        <w:ind w:left="720" w:hanging="360"/>
+      </w:pPr>
+    </w:lvl>
+    <w:lvl w:ilvl="1" w:tplc="04190003" w:tentative="1">
+      <w:start w:val="1"/>
+      <w:numFmt w:val="bullet"/>
+      <w:lvlText w:val="o"/>
+      <w:lvlJc w:val="left"/>
+      <w:pPr>
+        <w:ind w:left="1440" w:hanging="360"/>
+      </w:pPr>
+      <w:rPr>
+        <w:rFonts w:ascii="Courier New" w:hAnsi="Courier New" w:cs="Courier New" w:hint="default"/>
+      </w:rPr>
+    </w:lvl>
+    <w:lvl w:ilvl="2" w:tplc="04190005" w:tentative="1">
+      <w:start w:val="1"/>
+      <w:numFmt w:val="bullet"/>
+      <w:lvlText w:val=""/>
+      <w:lvlJc w:val="left"/>
+      <w:pPr>
+        <w:ind w:left="2160" w:hanging="360"/>
+      </w:pPr>
+      <w:rPr>
+        <w:rFonts w:ascii="Wingdings" w:hAnsi="Wingdings" w:hint="default"/>
+      </w:rPr>
+    </w:lvl>
+    <w:lvl w:ilvl="3" w:tplc="04190001" w:tentative="1">
+      <w:start w:val="1"/>
+      <w:numFmt w:val="bullet"/>
+      <w:lvlText w:val=""/>
+      <w:lvlJc w:val="left"/>
+      <w:pPr>
+        <w:ind w:left="2880" w:hanging="360"/>
+      </w:pPr>
+      <w:rPr>
+        <w:rFonts w:ascii="Symbol" w:hAnsi="Symbol" w:hint="default"/>
+      </w:rPr>
+    </w:lvl>
+    <w:lvl w:ilvl="4" w:tplc="04190003" w:tentative="1">
+      <w:start w:val="1"/>
+      <w:numFmt w:val="bullet"/>
+      <w:lvlText w:val="o"/>
+      <w:lvlJc w:val="left"/>
+      <w:pPr>
+        <w:ind w:left="3600" w:hanging="360"/>
+      </w:pPr>
+      <w:rPr>
+        <w:rFonts w:ascii="Courier New" w:hAnsi="Courier New" w:cs="Courier New" w:hint="default"/>
+      </w:rPr>
+    </w:lvl>
+    <w:lvl w:ilvl="5" w:tplc="04190005" w:tentative="1">
+      <w:start w:val="1"/>
+      <w:numFmt w:val="bullet"/>
+      <w:lvlText w:val=""/>
+      <w:lvlJc w:val="left"/>
+      <w:pPr>
+        <w:ind w:left="4320" w:hanging="360"/>
+      </w:pPr>
+      <w:rPr>
+        <w:rFonts w:ascii="Wingdings" w:hAnsi="Wingdings" w:hint="default"/>
+      </w:rPr>
+    </w:lvl>
+    <w:lvl w:ilvl="6" w:tplc="04190001" w:tentative="1">
+      <w:start w:val="1"/>
+      <w:numFmt w:val="bullet"/>
+      <w:lvlText w:val=""/>
+      <w:lvlJc w:val="left"/>
+      <w:pPr>
+        <w:ind w:left="5040" w:hanging="360"/>
+      </w:pPr>
+      <w:rPr>
+        <w:rFonts w:ascii="Symbol" w:hAnsi="Symbol" w:hint="default"/>
+      </w:rPr>
+    </w:lvl>
+    <w:lvl w:ilvl="7" w:tplc="04190003" w:tentative="1">
+      <w:start w:val="1"/>
+      <w:numFmt w:val="bullet"/>
+      <w:lvlText w:val="o"/>
+      <w:lvlJc w:val="left"/>
+      <w:pPr>
+        <w:ind w:left="5760" w:hanging="360"/>
+      </w:pPr>
+      <w:rPr>
+        <w:rFonts w:ascii="Courier New" w:hAnsi="Courier New" w:cs="Courier New" w:hint="default"/>
+      </w:rPr>
+    </w:lvl>
+    <w:lvl w:ilvl="8" w:tplc="04190005" w:tentative="1">
+      <w:start w:val="1"/>
+      <w:numFmt w:val="bullet"/>
+      <w:lvlText w:val=""/>
+      <w:lvlJc w:val="left"/>
+      <w:pPr>
+        <w:ind w:left="6480" w:hanging="360"/>
+      </w:pPr>
+      <w:rPr>
+        <w:rFonts w:ascii="Wingdings" w:hAnsi="Wingdings" w:hint="default"/>
+      </w:rPr>
+    </w:lvl>
+  </w:abstractNum>
+  <w:abstractNum w:abstractNumId="3" w15:restartNumberingAfterBreak="0">
     <w:nsid w:val="12520012"/>
     <w:multiLevelType w:val="hybridMultilevel"/>
     <w:tmpl w:val="BD005126"/>
@@ -1630,7 +7110,64 @@
       </w:pPr>
     </w:lvl>
   </w:abstractNum>
-  <w:abstractNum w:abstractNumId="3" w15:restartNumberingAfterBreak="0">
+  <w:abstractNum w:abstractNumId="4" w15:restartNumberingAfterBreak="0">
+    <w:nsid w:val="12882DAB"/>
+    <w:multiLevelType w:val="hybridMultilevel"/>
+    <w:tmpl w:val="8B2E0256"/>
+    <w:lvl w:ilvl="0" w:tplc="04190001">
+      <w:start w:val="1"/>
+      <w:numFmt w:val="bullet"/>
+      <w:lvlText w:val=""/>
+      <w:lvlJc w:val="left"/>
+      <w:pPr>
+        <w:ind w:left="1134" w:hanging="425"/>
+      </w:pPr>
+      <w:rPr>
+        <w:rFonts w:ascii="Symbol" w:hAnsi="Symbol" w:hint="default"/>
+      </w:rPr>
+    </w:lvl>
+    <w:lvl w:ilvl="1" w:tplc="FFFFFFFF">
+      <w:numFmt w:val="decimal"/>
+      <w:lvlText w:val=""/>
+      <w:lvlJc w:val="left"/>
+    </w:lvl>
+    <w:lvl w:ilvl="2" w:tplc="FFFFFFFF">
+      <w:numFmt w:val="decimal"/>
+      <w:lvlText w:val=""/>
+      <w:lvlJc w:val="left"/>
+    </w:lvl>
+    <w:lvl w:ilvl="3" w:tplc="FFFFFFFF">
+      <w:numFmt w:val="decimal"/>
+      <w:lvlText w:val=""/>
+      <w:lvlJc w:val="left"/>
+    </w:lvl>
+    <w:lvl w:ilvl="4" w:tplc="FFFFFFFF">
+      <w:numFmt w:val="decimal"/>
+      <w:lvlText w:val=""/>
+      <w:lvlJc w:val="left"/>
+    </w:lvl>
+    <w:lvl w:ilvl="5" w:tplc="FFFFFFFF">
+      <w:numFmt w:val="decimal"/>
+      <w:lvlText w:val=""/>
+      <w:lvlJc w:val="left"/>
+    </w:lvl>
+    <w:lvl w:ilvl="6" w:tplc="FFFFFFFF">
+      <w:numFmt w:val="decimal"/>
+      <w:lvlText w:val=""/>
+      <w:lvlJc w:val="left"/>
+    </w:lvl>
+    <w:lvl w:ilvl="7" w:tplc="FFFFFFFF">
+      <w:numFmt w:val="decimal"/>
+      <w:lvlText w:val=""/>
+      <w:lvlJc w:val="left"/>
+    </w:lvl>
+    <w:lvl w:ilvl="8" w:tplc="FFFFFFFF">
+      <w:numFmt w:val="decimal"/>
+      <w:lvlText w:val=""/>
+      <w:lvlJc w:val="left"/>
+    </w:lvl>
+  </w:abstractNum>
+  <w:abstractNum w:abstractNumId="5" w15:restartNumberingAfterBreak="0">
     <w:nsid w:val="140E15B6"/>
     <w:multiLevelType w:val="hybridMultilevel"/>
     <w:tmpl w:val="34261AAC"/>
@@ -1743,7 +7280,64 @@
       </w:rPr>
     </w:lvl>
   </w:abstractNum>
-  <w:abstractNum w:abstractNumId="4" w15:restartNumberingAfterBreak="0">
+  <w:abstractNum w:abstractNumId="6" w15:restartNumberingAfterBreak="0">
+    <w:nsid w:val="167B1C12"/>
+    <w:multiLevelType w:val="hybridMultilevel"/>
+    <w:tmpl w:val="934C6DF8"/>
+    <w:lvl w:ilvl="0" w:tplc="7E76FBFE">
+      <w:start w:val="1"/>
+      <w:numFmt w:val="bullet"/>
+      <w:lvlText w:val="●"/>
+      <w:lvlJc w:val="left"/>
+      <w:pPr>
+        <w:ind w:left="1134" w:hanging="425"/>
+      </w:pPr>
+      <w:rPr>
+        <w:rFonts w:hint="default"/>
+      </w:rPr>
+    </w:lvl>
+    <w:lvl w:ilvl="1" w:tplc="FFFFFFFF">
+      <w:numFmt w:val="decimal"/>
+      <w:lvlText w:val=""/>
+      <w:lvlJc w:val="left"/>
+    </w:lvl>
+    <w:lvl w:ilvl="2" w:tplc="FFFFFFFF">
+      <w:numFmt w:val="decimal"/>
+      <w:lvlText w:val=""/>
+      <w:lvlJc w:val="left"/>
+    </w:lvl>
+    <w:lvl w:ilvl="3" w:tplc="FFFFFFFF">
+      <w:numFmt w:val="decimal"/>
+      <w:lvlText w:val=""/>
+      <w:lvlJc w:val="left"/>
+    </w:lvl>
+    <w:lvl w:ilvl="4" w:tplc="FFFFFFFF">
+      <w:numFmt w:val="decimal"/>
+      <w:lvlText w:val=""/>
+      <w:lvlJc w:val="left"/>
+    </w:lvl>
+    <w:lvl w:ilvl="5" w:tplc="FFFFFFFF">
+      <w:numFmt w:val="decimal"/>
+      <w:lvlText w:val=""/>
+      <w:lvlJc w:val="left"/>
+    </w:lvl>
+    <w:lvl w:ilvl="6" w:tplc="FFFFFFFF">
+      <w:numFmt w:val="decimal"/>
+      <w:lvlText w:val=""/>
+      <w:lvlJc w:val="left"/>
+    </w:lvl>
+    <w:lvl w:ilvl="7" w:tplc="FFFFFFFF">
+      <w:numFmt w:val="decimal"/>
+      <w:lvlText w:val=""/>
+      <w:lvlJc w:val="left"/>
+    </w:lvl>
+    <w:lvl w:ilvl="8" w:tplc="FFFFFFFF">
+      <w:numFmt w:val="decimal"/>
+      <w:lvlText w:val=""/>
+      <w:lvlJc w:val="left"/>
+    </w:lvl>
+  </w:abstractNum>
+  <w:abstractNum w:abstractNumId="7" w15:restartNumberingAfterBreak="0">
     <w:nsid w:val="1C3E27C6"/>
     <w:multiLevelType w:val="hybridMultilevel"/>
     <w:tmpl w:val="13DA117E"/>
@@ -1856,7 +7450,117 @@
       </w:rPr>
     </w:lvl>
   </w:abstractNum>
-  <w:abstractNum w:abstractNumId="5" w15:restartNumberingAfterBreak="0">
+  <w:abstractNum w:abstractNumId="8" w15:restartNumberingAfterBreak="0">
+    <w:nsid w:val="1C8718A7"/>
+    <w:multiLevelType w:val="hybridMultilevel"/>
+    <w:tmpl w:val="EA14AB42"/>
+    <w:lvl w:ilvl="0" w:tplc="7E76FBFE">
+      <w:start w:val="1"/>
+      <w:numFmt w:val="bullet"/>
+      <w:lvlText w:val="●"/>
+      <w:lvlJc w:val="left"/>
+      <w:pPr>
+        <w:ind w:left="720" w:hanging="360"/>
+      </w:pPr>
+    </w:lvl>
+    <w:lvl w:ilvl="1" w:tplc="04190003" w:tentative="1">
+      <w:start w:val="1"/>
+      <w:numFmt w:val="bullet"/>
+      <w:lvlText w:val="o"/>
+      <w:lvlJc w:val="left"/>
+      <w:pPr>
+        <w:ind w:left="1440" w:hanging="360"/>
+      </w:pPr>
+      <w:rPr>
+        <w:rFonts w:ascii="Courier New" w:hAnsi="Courier New" w:cs="Courier New" w:hint="default"/>
+      </w:rPr>
+    </w:lvl>
+    <w:lvl w:ilvl="2" w:tplc="04190005" w:tentative="1">
+      <w:start w:val="1"/>
+      <w:numFmt w:val="bullet"/>
+      <w:lvlText w:val=""/>
+      <w:lvlJc w:val="left"/>
+      <w:pPr>
+        <w:ind w:left="2160" w:hanging="360"/>
+      </w:pPr>
+      <w:rPr>
+        <w:rFonts w:ascii="Wingdings" w:hAnsi="Wingdings" w:hint="default"/>
+      </w:rPr>
+    </w:lvl>
+    <w:lvl w:ilvl="3" w:tplc="04190001" w:tentative="1">
+      <w:start w:val="1"/>
+      <w:numFmt w:val="bullet"/>
+      <w:lvlText w:val=""/>
+      <w:lvlJc w:val="left"/>
+      <w:pPr>
+        <w:ind w:left="2880" w:hanging="360"/>
+      </w:pPr>
+      <w:rPr>
+        <w:rFonts w:ascii="Symbol" w:hAnsi="Symbol" w:hint="default"/>
+      </w:rPr>
+    </w:lvl>
+    <w:lvl w:ilvl="4" w:tplc="04190003" w:tentative="1">
+      <w:start w:val="1"/>
+      <w:numFmt w:val="bullet"/>
+      <w:lvlText w:val="o"/>
+      <w:lvlJc w:val="left"/>
+      <w:pPr>
+        <w:ind w:left="3600" w:hanging="360"/>
+      </w:pPr>
+      <w:rPr>
+        <w:rFonts w:ascii="Courier New" w:hAnsi="Courier New" w:cs="Courier New" w:hint="default"/>
+      </w:rPr>
+    </w:lvl>
+    <w:lvl w:ilvl="5" w:tplc="04190005" w:tentative="1">
+      <w:start w:val="1"/>
+      <w:numFmt w:val="bullet"/>
+      <w:lvlText w:val=""/>
+      <w:lvlJc w:val="left"/>
+      <w:pPr>
+        <w:ind w:left="4320" w:hanging="360"/>
+      </w:pPr>
+      <w:rPr>
+        <w:rFonts w:ascii="Wingdings" w:hAnsi="Wingdings" w:hint="default"/>
+      </w:rPr>
+    </w:lvl>
+    <w:lvl w:ilvl="6" w:tplc="04190001" w:tentative="1">
+      <w:start w:val="1"/>
+      <w:numFmt w:val="bullet"/>
+      <w:lvlText w:val=""/>
+      <w:lvlJc w:val="left"/>
+      <w:pPr>
+        <w:ind w:left="5040" w:hanging="360"/>
+      </w:pPr>
+      <w:rPr>
+        <w:rFonts w:ascii="Symbol" w:hAnsi="Symbol" w:hint="default"/>
+      </w:rPr>
+    </w:lvl>
+    <w:lvl w:ilvl="7" w:tplc="04190003" w:tentative="1">
+      <w:start w:val="1"/>
+      <w:numFmt w:val="bullet"/>
+      <w:lvlText w:val="o"/>
+      <w:lvlJc w:val="left"/>
+      <w:pPr>
+        <w:ind w:left="5760" w:hanging="360"/>
+      </w:pPr>
+      <w:rPr>
+        <w:rFonts w:ascii="Courier New" w:hAnsi="Courier New" w:cs="Courier New" w:hint="default"/>
+      </w:rPr>
+    </w:lvl>
+    <w:lvl w:ilvl="8" w:tplc="04190005" w:tentative="1">
+      <w:start w:val="1"/>
+      <w:numFmt w:val="bullet"/>
+      <w:lvlText w:val=""/>
+      <w:lvlJc w:val="left"/>
+      <w:pPr>
+        <w:ind w:left="6480" w:hanging="360"/>
+      </w:pPr>
+      <w:rPr>
+        <w:rFonts w:ascii="Wingdings" w:hAnsi="Wingdings" w:hint="default"/>
+      </w:rPr>
+    </w:lvl>
+  </w:abstractNum>
+  <w:abstractNum w:abstractNumId="9" w15:restartNumberingAfterBreak="0">
     <w:nsid w:val="1D1A2D99"/>
     <w:multiLevelType w:val="hybridMultilevel"/>
     <w:tmpl w:val="192AC8BE"/>
@@ -1969,7 +7673,7 @@
       </w:rPr>
     </w:lvl>
   </w:abstractNum>
-  <w:abstractNum w:abstractNumId="6" w15:restartNumberingAfterBreak="0">
+  <w:abstractNum w:abstractNumId="10" w15:restartNumberingAfterBreak="0">
     <w:nsid w:val="1EA55EC3"/>
     <w:multiLevelType w:val="hybridMultilevel"/>
     <w:tmpl w:val="A3E4D43A"/>
@@ -2082,7 +7786,99 @@
       </w:rPr>
     </w:lvl>
   </w:abstractNum>
-  <w:abstractNum w:abstractNumId="7" w15:restartNumberingAfterBreak="0">
+  <w:abstractNum w:abstractNumId="11" w15:restartNumberingAfterBreak="0">
+    <w:nsid w:val="1F87375B"/>
+    <w:multiLevelType w:val="hybridMultilevel"/>
+    <w:tmpl w:val="1AAEFF4E"/>
+    <w:lvl w:ilvl="0" w:tplc="E2FCA2EA">
+      <w:start w:val="1"/>
+      <w:numFmt w:val="decimal"/>
+      <w:lvlText w:val="П%1."/>
+      <w:lvlJc w:val="left"/>
+      <w:pPr>
+        <w:ind w:left="1429" w:hanging="360"/>
+      </w:pPr>
+      <w:rPr>
+        <w:rFonts w:hint="default"/>
+      </w:rPr>
+    </w:lvl>
+    <w:lvl w:ilvl="1" w:tplc="04190001">
+      <w:start w:val="1"/>
+      <w:numFmt w:val="bullet"/>
+      <w:lvlText w:val=""/>
+      <w:lvlJc w:val="left"/>
+      <w:pPr>
+        <w:ind w:left="2149" w:hanging="360"/>
+      </w:pPr>
+      <w:rPr>
+        <w:rFonts w:ascii="Symbol" w:hAnsi="Symbol" w:hint="default"/>
+      </w:rPr>
+    </w:lvl>
+    <w:lvl w:ilvl="2" w:tplc="0419001B" w:tentative="1">
+      <w:start w:val="1"/>
+      <w:numFmt w:val="lowerRoman"/>
+      <w:lvlText w:val="%3."/>
+      <w:lvlJc w:val="right"/>
+      <w:pPr>
+        <w:ind w:left="2869" w:hanging="180"/>
+      </w:pPr>
+    </w:lvl>
+    <w:lvl w:ilvl="3" w:tplc="0419000F" w:tentative="1">
+      <w:start w:val="1"/>
+      <w:numFmt w:val="decimal"/>
+      <w:lvlText w:val="%4."/>
+      <w:lvlJc w:val="left"/>
+      <w:pPr>
+        <w:ind w:left="3589" w:hanging="360"/>
+      </w:pPr>
+    </w:lvl>
+    <w:lvl w:ilvl="4" w:tplc="04190019" w:tentative="1">
+      <w:start w:val="1"/>
+      <w:numFmt w:val="lowerLetter"/>
+      <w:lvlText w:val="%5."/>
+      <w:lvlJc w:val="left"/>
+      <w:pPr>
+        <w:ind w:left="4309" w:hanging="360"/>
+      </w:pPr>
+    </w:lvl>
+    <w:lvl w:ilvl="5" w:tplc="0419001B" w:tentative="1">
+      <w:start w:val="1"/>
+      <w:numFmt w:val="lowerRoman"/>
+      <w:lvlText w:val="%6."/>
+      <w:lvlJc w:val="right"/>
+      <w:pPr>
+        <w:ind w:left="5029" w:hanging="180"/>
+      </w:pPr>
+    </w:lvl>
+    <w:lvl w:ilvl="6" w:tplc="0419000F" w:tentative="1">
+      <w:start w:val="1"/>
+      <w:numFmt w:val="decimal"/>
+      <w:lvlText w:val="%7."/>
+      <w:lvlJc w:val="left"/>
+      <w:pPr>
+        <w:ind w:left="5749" w:hanging="360"/>
+      </w:pPr>
+    </w:lvl>
+    <w:lvl w:ilvl="7" w:tplc="04190019" w:tentative="1">
+      <w:start w:val="1"/>
+      <w:numFmt w:val="lowerLetter"/>
+      <w:lvlText w:val="%8."/>
+      <w:lvlJc w:val="left"/>
+      <w:pPr>
+        <w:ind w:left="6469" w:hanging="360"/>
+      </w:pPr>
+    </w:lvl>
+    <w:lvl w:ilvl="8" w:tplc="0419001B" w:tentative="1">
+      <w:start w:val="1"/>
+      <w:numFmt w:val="lowerRoman"/>
+      <w:lvlText w:val="%9."/>
+      <w:lvlJc w:val="right"/>
+      <w:pPr>
+        <w:ind w:left="7189" w:hanging="180"/>
+      </w:pPr>
+    </w:lvl>
+  </w:abstractNum>
+  <w:abstractNum w:abstractNumId="12" w15:restartNumberingAfterBreak="0">
     <w:nsid w:val="26FD6208"/>
     <w:multiLevelType w:val="hybridMultilevel"/>
     <w:tmpl w:val="97A0490E"/>
@@ -2172,7 +7968,7 @@
       </w:pPr>
     </w:lvl>
   </w:abstractNum>
-  <w:abstractNum w:abstractNumId="8" w15:restartNumberingAfterBreak="0">
+  <w:abstractNum w:abstractNumId="13" w15:restartNumberingAfterBreak="0">
     <w:nsid w:val="28434C51"/>
     <w:multiLevelType w:val="hybridMultilevel"/>
     <w:tmpl w:val="1E32E07C"/>
@@ -2285,7 +8081,7 @@
       </w:rPr>
     </w:lvl>
   </w:abstractNum>
-  <w:abstractNum w:abstractNumId="9" w15:restartNumberingAfterBreak="0">
+  <w:abstractNum w:abstractNumId="14" w15:restartNumberingAfterBreak="0">
     <w:nsid w:val="2E2216DE"/>
     <w:multiLevelType w:val="hybridMultilevel"/>
     <w:tmpl w:val="E536C6A6"/>
@@ -2398,7 +8194,171 @@
       </w:rPr>
     </w:lvl>
   </w:abstractNum>
-  <w:abstractNum w:abstractNumId="10" w15:restartNumberingAfterBreak="0">
+  <w:abstractNum w:abstractNumId="15" w15:restartNumberingAfterBreak="0">
+    <w:nsid w:val="30D40459"/>
+    <w:multiLevelType w:val="hybridMultilevel"/>
+    <w:tmpl w:val="3A2E5844"/>
+    <w:lvl w:ilvl="0" w:tplc="7E76FBFE">
+      <w:start w:val="1"/>
+      <w:numFmt w:val="bullet"/>
+      <w:lvlText w:val="●"/>
+      <w:lvlJc w:val="left"/>
+      <w:pPr>
+        <w:ind w:left="1134" w:hanging="425"/>
+      </w:pPr>
+    </w:lvl>
+    <w:lvl w:ilvl="1" w:tplc="FFFFFFFF">
+      <w:numFmt w:val="decimal"/>
+      <w:lvlText w:val=""/>
+      <w:lvlJc w:val="left"/>
+    </w:lvl>
+    <w:lvl w:ilvl="2" w:tplc="FFFFFFFF">
+      <w:numFmt w:val="decimal"/>
+      <w:lvlText w:val=""/>
+      <w:lvlJc w:val="left"/>
+    </w:lvl>
+    <w:lvl w:ilvl="3" w:tplc="FFFFFFFF">
+      <w:numFmt w:val="decimal"/>
+      <w:lvlText w:val=""/>
+      <w:lvlJc w:val="left"/>
+    </w:lvl>
+    <w:lvl w:ilvl="4" w:tplc="FFFFFFFF">
+      <w:numFmt w:val="decimal"/>
+      <w:lvlText w:val=""/>
+      <w:lvlJc w:val="left"/>
+    </w:lvl>
+    <w:lvl w:ilvl="5" w:tplc="FFFFFFFF">
+      <w:numFmt w:val="decimal"/>
+      <w:lvlText w:val=""/>
+      <w:lvlJc w:val="left"/>
+    </w:lvl>
+    <w:lvl w:ilvl="6" w:tplc="FFFFFFFF">
+      <w:numFmt w:val="decimal"/>
+      <w:lvlText w:val=""/>
+      <w:lvlJc w:val="left"/>
+    </w:lvl>
+    <w:lvl w:ilvl="7" w:tplc="FFFFFFFF">
+      <w:numFmt w:val="decimal"/>
+      <w:lvlText w:val=""/>
+      <w:lvlJc w:val="left"/>
+    </w:lvl>
+    <w:lvl w:ilvl="8" w:tplc="FFFFFFFF">
+      <w:numFmt w:val="decimal"/>
+      <w:lvlText w:val=""/>
+      <w:lvlJc w:val="left"/>
+    </w:lvl>
+  </w:abstractNum>
+  <w:abstractNum w:abstractNumId="16" w15:restartNumberingAfterBreak="0">
+    <w:nsid w:val="345853F9"/>
+    <w:multiLevelType w:val="hybridMultilevel"/>
+    <w:tmpl w:val="9472746E"/>
+    <w:lvl w:ilvl="0" w:tplc="7E76FBFE">
+      <w:start w:val="1"/>
+      <w:numFmt w:val="bullet"/>
+      <w:lvlText w:val="●"/>
+      <w:lvlJc w:val="left"/>
+      <w:pPr>
+        <w:ind w:left="720" w:hanging="360"/>
+      </w:pPr>
+    </w:lvl>
+    <w:lvl w:ilvl="1" w:tplc="04190003" w:tentative="1">
+      <w:start w:val="1"/>
+      <w:numFmt w:val="bullet"/>
+      <w:lvlText w:val="o"/>
+      <w:lvlJc w:val="left"/>
+      <w:pPr>
+        <w:ind w:left="1440" w:hanging="360"/>
+      </w:pPr>
+      <w:rPr>
+        <w:rFonts w:ascii="Courier New" w:hAnsi="Courier New" w:cs="Courier New" w:hint="default"/>
+      </w:rPr>
+    </w:lvl>
+    <w:lvl w:ilvl="2" w:tplc="04190005" w:tentative="1">
+      <w:start w:val="1"/>
+      <w:numFmt w:val="bullet"/>
+      <w:lvlText w:val=""/>
+      <w:lvlJc w:val="left"/>
+      <w:pPr>
+        <w:ind w:left="2160" w:hanging="360"/>
+      </w:pPr>
+      <w:rPr>
+        <w:rFonts w:ascii="Wingdings" w:hAnsi="Wingdings" w:hint="default"/>
+      </w:rPr>
+    </w:lvl>
+    <w:lvl w:ilvl="3" w:tplc="04190001" w:tentative="1">
+      <w:start w:val="1"/>
+      <w:numFmt w:val="bullet"/>
+      <w:lvlText w:val=""/>
+      <w:lvlJc w:val="left"/>
+      <w:pPr>
+        <w:ind w:left="2880" w:hanging="360"/>
+      </w:pPr>
+      <w:rPr>
+        <w:rFonts w:ascii="Symbol" w:hAnsi="Symbol" w:hint="default"/>
+      </w:rPr>
+    </w:lvl>
+    <w:lvl w:ilvl="4" w:tplc="04190003" w:tentative="1">
+      <w:start w:val="1"/>
+      <w:numFmt w:val="bullet"/>
+      <w:lvlText w:val="o"/>
+      <w:lvlJc w:val="left"/>
+      <w:pPr>
+        <w:ind w:left="3600" w:hanging="360"/>
+      </w:pPr>
+      <w:rPr>
+        <w:rFonts w:ascii="Courier New" w:hAnsi="Courier New" w:cs="Courier New" w:hint="default"/>
+      </w:rPr>
+    </w:lvl>
+    <w:lvl w:ilvl="5" w:tplc="04190005" w:tentative="1">
+      <w:start w:val="1"/>
+      <w:numFmt w:val="bullet"/>
+      <w:lvlText w:val=""/>
+      <w:lvlJc w:val="left"/>
+      <w:pPr>
+        <w:ind w:left="4320" w:hanging="360"/>
+      </w:pPr>
+      <w:rPr>
+        <w:rFonts w:ascii="Wingdings" w:hAnsi="Wingdings" w:hint="default"/>
+      </w:rPr>
+    </w:lvl>
+    <w:lvl w:ilvl="6" w:tplc="04190001" w:tentative="1">
+      <w:start w:val="1"/>
+      <w:numFmt w:val="bullet"/>
+      <w:lvlText w:val=""/>
+      <w:lvlJc w:val="left"/>
+      <w:pPr>
+        <w:ind w:left="5040" w:hanging="360"/>
+      </w:pPr>
+      <w:rPr>
+        <w:rFonts w:ascii="Symbol" w:hAnsi="Symbol" w:hint="default"/>
+      </w:rPr>
+    </w:lvl>
+    <w:lvl w:ilvl="7" w:tplc="04190003" w:tentative="1">
+      <w:start w:val="1"/>
+      <w:numFmt w:val="bullet"/>
+      <w:lvlText w:val="o"/>
+      <w:lvlJc w:val="left"/>
+      <w:pPr>
+        <w:ind w:left="5760" w:hanging="360"/>
+      </w:pPr>
+      <w:rPr>
+        <w:rFonts w:ascii="Courier New" w:hAnsi="Courier New" w:cs="Courier New" w:hint="default"/>
+      </w:rPr>
+    </w:lvl>
+    <w:lvl w:ilvl="8" w:tplc="04190005" w:tentative="1">
+      <w:start w:val="1"/>
+      <w:numFmt w:val="bullet"/>
+      <w:lvlText w:val=""/>
+      <w:lvlJc w:val="left"/>
+      <w:pPr>
+        <w:ind w:left="6480" w:hanging="360"/>
+      </w:pPr>
+      <w:rPr>
+        <w:rFonts w:ascii="Wingdings" w:hAnsi="Wingdings" w:hint="default"/>
+      </w:rPr>
+    </w:lvl>
+  </w:abstractNum>
+  <w:abstractNum w:abstractNumId="17" w15:restartNumberingAfterBreak="0">
     <w:nsid w:val="36906FD6"/>
     <w:multiLevelType w:val="hybridMultilevel"/>
     <w:tmpl w:val="77E028B2"/>
@@ -2511,7 +8471,7 @@
       </w:rPr>
     </w:lvl>
   </w:abstractNum>
-  <w:abstractNum w:abstractNumId="11" w15:restartNumberingAfterBreak="0">
+  <w:abstractNum w:abstractNumId="18" w15:restartNumberingAfterBreak="0">
     <w:nsid w:val="40595B61"/>
     <w:multiLevelType w:val="hybridMultilevel"/>
     <w:tmpl w:val="2A4C28FA"/>
@@ -2597,7 +8557,7 @@
       </w:pPr>
     </w:lvl>
   </w:abstractNum>
-  <w:abstractNum w:abstractNumId="12" w15:restartNumberingAfterBreak="0">
+  <w:abstractNum w:abstractNumId="19" w15:restartNumberingAfterBreak="0">
     <w:nsid w:val="44B2225A"/>
     <w:multiLevelType w:val="hybridMultilevel"/>
     <w:tmpl w:val="27AEAE8E"/>
@@ -2710,7 +8670,227 @@
       </w:rPr>
     </w:lvl>
   </w:abstractNum>
-  <w:abstractNum w:abstractNumId="13" w15:restartNumberingAfterBreak="0">
+  <w:abstractNum w:abstractNumId="20" w15:restartNumberingAfterBreak="0">
+    <w:nsid w:val="45CA0AC9"/>
+    <w:multiLevelType w:val="hybridMultilevel"/>
+    <w:tmpl w:val="CB1EC87C"/>
+    <w:lvl w:ilvl="0" w:tplc="7E76FBFE">
+      <w:start w:val="1"/>
+      <w:numFmt w:val="bullet"/>
+      <w:lvlText w:val="●"/>
+      <w:lvlJc w:val="left"/>
+      <w:pPr>
+        <w:ind w:left="720" w:hanging="360"/>
+      </w:pPr>
+    </w:lvl>
+    <w:lvl w:ilvl="1" w:tplc="04190003" w:tentative="1">
+      <w:start w:val="1"/>
+      <w:numFmt w:val="bullet"/>
+      <w:lvlText w:val="o"/>
+      <w:lvlJc w:val="left"/>
+      <w:pPr>
+        <w:ind w:left="1440" w:hanging="360"/>
+      </w:pPr>
+      <w:rPr>
+        <w:rFonts w:ascii="Courier New" w:hAnsi="Courier New" w:cs="Courier New" w:hint="default"/>
+      </w:rPr>
+    </w:lvl>
+    <w:lvl w:ilvl="2" w:tplc="04190005" w:tentative="1">
+      <w:start w:val="1"/>
+      <w:numFmt w:val="bullet"/>
+      <w:lvlText w:val=""/>
+      <w:lvlJc w:val="left"/>
+      <w:pPr>
+        <w:ind w:left="2160" w:hanging="360"/>
+      </w:pPr>
+      <w:rPr>
+        <w:rFonts w:ascii="Wingdings" w:hAnsi="Wingdings" w:hint="default"/>
+      </w:rPr>
+    </w:lvl>
+    <w:lvl w:ilvl="3" w:tplc="04190001" w:tentative="1">
+      <w:start w:val="1"/>
+      <w:numFmt w:val="bullet"/>
+      <w:lvlText w:val=""/>
+      <w:lvlJc w:val="left"/>
+      <w:pPr>
+        <w:ind w:left="2880" w:hanging="360"/>
+      </w:pPr>
+      <w:rPr>
+        <w:rFonts w:ascii="Symbol" w:hAnsi="Symbol" w:hint="default"/>
+      </w:rPr>
+    </w:lvl>
+    <w:lvl w:ilvl="4" w:tplc="04190003" w:tentative="1">
+      <w:start w:val="1"/>
+      <w:numFmt w:val="bullet"/>
+      <w:lvlText w:val="o"/>
+      <w:lvlJc w:val="left"/>
+      <w:pPr>
+        <w:ind w:left="3600" w:hanging="360"/>
+      </w:pPr>
+      <w:rPr>
+        <w:rFonts w:ascii="Courier New" w:hAnsi="Courier New" w:cs="Courier New" w:hint="default"/>
+      </w:rPr>
+    </w:lvl>
+    <w:lvl w:ilvl="5" w:tplc="04190005" w:tentative="1">
+      <w:start w:val="1"/>
+      <w:numFmt w:val="bullet"/>
+      <w:lvlText w:val=""/>
+      <w:lvlJc w:val="left"/>
+      <w:pPr>
+        <w:ind w:left="4320" w:hanging="360"/>
+      </w:pPr>
+      <w:rPr>
+        <w:rFonts w:ascii="Wingdings" w:hAnsi="Wingdings" w:hint="default"/>
+      </w:rPr>
+    </w:lvl>
+    <w:lvl w:ilvl="6" w:tplc="04190001" w:tentative="1">
+      <w:start w:val="1"/>
+      <w:numFmt w:val="bullet"/>
+      <w:lvlText w:val=""/>
+      <w:lvlJc w:val="left"/>
+      <w:pPr>
+        <w:ind w:left="5040" w:hanging="360"/>
+      </w:pPr>
+      <w:rPr>
+        <w:rFonts w:ascii="Symbol" w:hAnsi="Symbol" w:hint="default"/>
+      </w:rPr>
+    </w:lvl>
+    <w:lvl w:ilvl="7" w:tplc="04190003" w:tentative="1">
+      <w:start w:val="1"/>
+      <w:numFmt w:val="bullet"/>
+      <w:lvlText w:val="o"/>
+      <w:lvlJc w:val="left"/>
+      <w:pPr>
+        <w:ind w:left="5760" w:hanging="360"/>
+      </w:pPr>
+      <w:rPr>
+        <w:rFonts w:ascii="Courier New" w:hAnsi="Courier New" w:cs="Courier New" w:hint="default"/>
+      </w:rPr>
+    </w:lvl>
+    <w:lvl w:ilvl="8" w:tplc="04190005" w:tentative="1">
+      <w:start w:val="1"/>
+      <w:numFmt w:val="bullet"/>
+      <w:lvlText w:val=""/>
+      <w:lvlJc w:val="left"/>
+      <w:pPr>
+        <w:ind w:left="6480" w:hanging="360"/>
+      </w:pPr>
+      <w:rPr>
+        <w:rFonts w:ascii="Wingdings" w:hAnsi="Wingdings" w:hint="default"/>
+      </w:rPr>
+    </w:lvl>
+  </w:abstractNum>
+  <w:abstractNum w:abstractNumId="21" w15:restartNumberingAfterBreak="0">
+    <w:nsid w:val="50A47241"/>
+    <w:multiLevelType w:val="hybridMultilevel"/>
+    <w:tmpl w:val="15CCB4AE"/>
+    <w:lvl w:ilvl="0" w:tplc="7E76FBFE">
+      <w:start w:val="1"/>
+      <w:numFmt w:val="bullet"/>
+      <w:lvlText w:val="●"/>
+      <w:lvlJc w:val="left"/>
+      <w:pPr>
+        <w:ind w:left="720" w:hanging="360"/>
+      </w:pPr>
+    </w:lvl>
+    <w:lvl w:ilvl="1" w:tplc="04190003" w:tentative="1">
+      <w:start w:val="1"/>
+      <w:numFmt w:val="bullet"/>
+      <w:lvlText w:val="o"/>
+      <w:lvlJc w:val="left"/>
+      <w:pPr>
+        <w:ind w:left="1440" w:hanging="360"/>
+      </w:pPr>
+      <w:rPr>
+        <w:rFonts w:ascii="Courier New" w:hAnsi="Courier New" w:cs="Courier New" w:hint="default"/>
+      </w:rPr>
+    </w:lvl>
+    <w:lvl w:ilvl="2" w:tplc="04190005" w:tentative="1">
+      <w:start w:val="1"/>
+      <w:numFmt w:val="bullet"/>
+      <w:lvlText w:val=""/>
+      <w:lvlJc w:val="left"/>
+      <w:pPr>
+        <w:ind w:left="2160" w:hanging="360"/>
+      </w:pPr>
+      <w:rPr>
+        <w:rFonts w:ascii="Wingdings" w:hAnsi="Wingdings" w:hint="default"/>
+      </w:rPr>
+    </w:lvl>
+    <w:lvl w:ilvl="3" w:tplc="04190001" w:tentative="1">
+      <w:start w:val="1"/>
+      <w:numFmt w:val="bullet"/>
+      <w:lvlText w:val=""/>
+      <w:lvlJc w:val="left"/>
+      <w:pPr>
+        <w:ind w:left="2880" w:hanging="360"/>
+      </w:pPr>
+      <w:rPr>
+        <w:rFonts w:ascii="Symbol" w:hAnsi="Symbol" w:hint="default"/>
+      </w:rPr>
+    </w:lvl>
+    <w:lvl w:ilvl="4" w:tplc="04190003" w:tentative="1">
+      <w:start w:val="1"/>
+      <w:numFmt w:val="bullet"/>
+      <w:lvlText w:val="o"/>
+      <w:lvlJc w:val="left"/>
+      <w:pPr>
+        <w:ind w:left="3600" w:hanging="360"/>
+      </w:pPr>
+      <w:rPr>
+        <w:rFonts w:ascii="Courier New" w:hAnsi="Courier New" w:cs="Courier New" w:hint="default"/>
+      </w:rPr>
+    </w:lvl>
+    <w:lvl w:ilvl="5" w:tplc="04190005" w:tentative="1">
+      <w:start w:val="1"/>
+      <w:numFmt w:val="bullet"/>
+      <w:lvlText w:val=""/>
+      <w:lvlJc w:val="left"/>
+      <w:pPr>
+        <w:ind w:left="4320" w:hanging="360"/>
+      </w:pPr>
+      <w:rPr>
+        <w:rFonts w:ascii="Wingdings" w:hAnsi="Wingdings" w:hint="default"/>
+      </w:rPr>
+    </w:lvl>
+    <w:lvl w:ilvl="6" w:tplc="04190001" w:tentative="1">
+      <w:start w:val="1"/>
+      <w:numFmt w:val="bullet"/>
+      <w:lvlText w:val=""/>
+      <w:lvlJc w:val="left"/>
+      <w:pPr>
+        <w:ind w:left="5040" w:hanging="360"/>
+      </w:pPr>
+      <w:rPr>
+        <w:rFonts w:ascii="Symbol" w:hAnsi="Symbol" w:hint="default"/>
+      </w:rPr>
+    </w:lvl>
+    <w:lvl w:ilvl="7" w:tplc="04190003" w:tentative="1">
+      <w:start w:val="1"/>
+      <w:numFmt w:val="bullet"/>
+      <w:lvlText w:val="o"/>
+      <w:lvlJc w:val="left"/>
+      <w:pPr>
+        <w:ind w:left="5760" w:hanging="360"/>
+      </w:pPr>
+      <w:rPr>
+        <w:rFonts w:ascii="Courier New" w:hAnsi="Courier New" w:cs="Courier New" w:hint="default"/>
+      </w:rPr>
+    </w:lvl>
+    <w:lvl w:ilvl="8" w:tplc="04190005" w:tentative="1">
+      <w:start w:val="1"/>
+      <w:numFmt w:val="bullet"/>
+      <w:lvlText w:val=""/>
+      <w:lvlJc w:val="left"/>
+      <w:pPr>
+        <w:ind w:left="6480" w:hanging="360"/>
+      </w:pPr>
+      <w:rPr>
+        <w:rFonts w:ascii="Wingdings" w:hAnsi="Wingdings" w:hint="default"/>
+      </w:rPr>
+    </w:lvl>
+  </w:abstractNum>
+  <w:abstractNum w:abstractNumId="22" w15:restartNumberingAfterBreak="0">
     <w:nsid w:val="5112565C"/>
     <w:multiLevelType w:val="hybridMultilevel"/>
     <w:tmpl w:val="2794BC26"/>
@@ -2799,7 +8979,7 @@
       </w:pPr>
     </w:lvl>
   </w:abstractNum>
-  <w:abstractNum w:abstractNumId="14" w15:restartNumberingAfterBreak="0">
+  <w:abstractNum w:abstractNumId="23" w15:restartNumberingAfterBreak="0">
     <w:nsid w:val="51A570D9"/>
     <w:multiLevelType w:val="hybridMultilevel"/>
     <w:tmpl w:val="0D7A50D0"/>
@@ -2912,7 +9092,7 @@
       </w:rPr>
     </w:lvl>
   </w:abstractNum>
-  <w:abstractNum w:abstractNumId="15" w15:restartNumberingAfterBreak="0">
+  <w:abstractNum w:abstractNumId="24" w15:restartNumberingAfterBreak="0">
     <w:nsid w:val="5469767A"/>
     <w:multiLevelType w:val="hybridMultilevel"/>
     <w:tmpl w:val="CD7CC6F4"/>
@@ -3025,7 +9205,117 @@
       </w:rPr>
     </w:lvl>
   </w:abstractNum>
-  <w:abstractNum w:abstractNumId="16" w15:restartNumberingAfterBreak="0">
+  <w:abstractNum w:abstractNumId="25" w15:restartNumberingAfterBreak="0">
+    <w:nsid w:val="5A757AE5"/>
+    <w:multiLevelType w:val="hybridMultilevel"/>
+    <w:tmpl w:val="7F66EFEE"/>
+    <w:lvl w:ilvl="0" w:tplc="7E76FBFE">
+      <w:start w:val="1"/>
+      <w:numFmt w:val="bullet"/>
+      <w:lvlText w:val="●"/>
+      <w:lvlJc w:val="left"/>
+      <w:pPr>
+        <w:ind w:left="720" w:hanging="360"/>
+      </w:pPr>
+    </w:lvl>
+    <w:lvl w:ilvl="1" w:tplc="04190003" w:tentative="1">
+      <w:start w:val="1"/>
+      <w:numFmt w:val="bullet"/>
+      <w:lvlText w:val="o"/>
+      <w:lvlJc w:val="left"/>
+      <w:pPr>
+        <w:ind w:left="1440" w:hanging="360"/>
+      </w:pPr>
+      <w:rPr>
+        <w:rFonts w:ascii="Courier New" w:hAnsi="Courier New" w:cs="Courier New" w:hint="default"/>
+      </w:rPr>
+    </w:lvl>
+    <w:lvl w:ilvl="2" w:tplc="04190005" w:tentative="1">
+      <w:start w:val="1"/>
+      <w:numFmt w:val="bullet"/>
+      <w:lvlText w:val=""/>
+      <w:lvlJc w:val="left"/>
+      <w:pPr>
+        <w:ind w:left="2160" w:hanging="360"/>
+      </w:pPr>
+      <w:rPr>
+        <w:rFonts w:ascii="Wingdings" w:hAnsi="Wingdings" w:hint="default"/>
+      </w:rPr>
+    </w:lvl>
+    <w:lvl w:ilvl="3" w:tplc="04190001" w:tentative="1">
+      <w:start w:val="1"/>
+      <w:numFmt w:val="bullet"/>
+      <w:lvlText w:val=""/>
+      <w:lvlJc w:val="left"/>
+      <w:pPr>
+        <w:ind w:left="2880" w:hanging="360"/>
+      </w:pPr>
+      <w:rPr>
+        <w:rFonts w:ascii="Symbol" w:hAnsi="Symbol" w:hint="default"/>
+      </w:rPr>
+    </w:lvl>
+    <w:lvl w:ilvl="4" w:tplc="04190003" w:tentative="1">
+      <w:start w:val="1"/>
+      <w:numFmt w:val="bullet"/>
+      <w:lvlText w:val="o"/>
+      <w:lvlJc w:val="left"/>
+      <w:pPr>
+        <w:ind w:left="3600" w:hanging="360"/>
+      </w:pPr>
+      <w:rPr>
+        <w:rFonts w:ascii="Courier New" w:hAnsi="Courier New" w:cs="Courier New" w:hint="default"/>
+      </w:rPr>
+    </w:lvl>
+    <w:lvl w:ilvl="5" w:tplc="04190005" w:tentative="1">
+      <w:start w:val="1"/>
+      <w:numFmt w:val="bullet"/>
+      <w:lvlText w:val=""/>
+      <w:lvlJc w:val="left"/>
+      <w:pPr>
+        <w:ind w:left="4320" w:hanging="360"/>
+      </w:pPr>
+      <w:rPr>
+        <w:rFonts w:ascii="Wingdings" w:hAnsi="Wingdings" w:hint="default"/>
+      </w:rPr>
+    </w:lvl>
+    <w:lvl w:ilvl="6" w:tplc="04190001" w:tentative="1">
+      <w:start w:val="1"/>
+      <w:numFmt w:val="bullet"/>
+      <w:lvlText w:val=""/>
+      <w:lvlJc w:val="left"/>
+      <w:pPr>
+        <w:ind w:left="5040" w:hanging="360"/>
+      </w:pPr>
+      <w:rPr>
+        <w:rFonts w:ascii="Symbol" w:hAnsi="Symbol" w:hint="default"/>
+      </w:rPr>
+    </w:lvl>
+    <w:lvl w:ilvl="7" w:tplc="04190003" w:tentative="1">
+      <w:start w:val="1"/>
+      <w:numFmt w:val="bullet"/>
+      <w:lvlText w:val="o"/>
+      <w:lvlJc w:val="left"/>
+      <w:pPr>
+        <w:ind w:left="5760" w:hanging="360"/>
+      </w:pPr>
+      <w:rPr>
+        <w:rFonts w:ascii="Courier New" w:hAnsi="Courier New" w:cs="Courier New" w:hint="default"/>
+      </w:rPr>
+    </w:lvl>
+    <w:lvl w:ilvl="8" w:tplc="04190005" w:tentative="1">
+      <w:start w:val="1"/>
+      <w:numFmt w:val="bullet"/>
+      <w:lvlText w:val=""/>
+      <w:lvlJc w:val="left"/>
+      <w:pPr>
+        <w:ind w:left="6480" w:hanging="360"/>
+      </w:pPr>
+      <w:rPr>
+        <w:rFonts w:ascii="Wingdings" w:hAnsi="Wingdings" w:hint="default"/>
+      </w:rPr>
+    </w:lvl>
+  </w:abstractNum>
+  <w:abstractNum w:abstractNumId="26" w15:restartNumberingAfterBreak="0">
     <w:nsid w:val="5D375675"/>
     <w:multiLevelType w:val="hybridMultilevel"/>
     <w:tmpl w:val="218093F2"/>
@@ -3141,7 +9431,7 @@
       </w:rPr>
     </w:lvl>
   </w:abstractNum>
-  <w:abstractNum w:abstractNumId="17" w15:restartNumberingAfterBreak="0">
+  <w:abstractNum w:abstractNumId="27" w15:restartNumberingAfterBreak="0">
     <w:nsid w:val="5F867490"/>
     <w:multiLevelType w:val="multilevel"/>
     <w:tmpl w:val="32F89E0E"/>
@@ -3254,7 +9544,7 @@
       </w:rPr>
     </w:lvl>
   </w:abstractNum>
-  <w:abstractNum w:abstractNumId="18" w15:restartNumberingAfterBreak="0">
+  <w:abstractNum w:abstractNumId="28" w15:restartNumberingAfterBreak="0">
     <w:nsid w:val="70E84302"/>
     <w:multiLevelType w:val="hybridMultilevel"/>
     <w:tmpl w:val="CD885CF8"/>
@@ -3367,7 +9657,171 @@
       </w:rPr>
     </w:lvl>
   </w:abstractNum>
-  <w:abstractNum w:abstractNumId="19" w15:restartNumberingAfterBreak="0">
+  <w:abstractNum w:abstractNumId="29" w15:restartNumberingAfterBreak="0">
+    <w:nsid w:val="714943AC"/>
+    <w:multiLevelType w:val="hybridMultilevel"/>
+    <w:tmpl w:val="B72824F6"/>
+    <w:lvl w:ilvl="0" w:tplc="7E76FBFE">
+      <w:start w:val="1"/>
+      <w:numFmt w:val="bullet"/>
+      <w:lvlText w:val="●"/>
+      <w:lvlJc w:val="left"/>
+      <w:pPr>
+        <w:ind w:left="1429" w:hanging="360"/>
+      </w:pPr>
+    </w:lvl>
+    <w:lvl w:ilvl="1" w:tplc="04190003" w:tentative="1">
+      <w:start w:val="1"/>
+      <w:numFmt w:val="bullet"/>
+      <w:lvlText w:val="o"/>
+      <w:lvlJc w:val="left"/>
+      <w:pPr>
+        <w:ind w:left="2149" w:hanging="360"/>
+      </w:pPr>
+      <w:rPr>
+        <w:rFonts w:ascii="Courier New" w:hAnsi="Courier New" w:cs="Courier New" w:hint="default"/>
+      </w:rPr>
+    </w:lvl>
+    <w:lvl w:ilvl="2" w:tplc="04190005" w:tentative="1">
+      <w:start w:val="1"/>
+      <w:numFmt w:val="bullet"/>
+      <w:lvlText w:val=""/>
+      <w:lvlJc w:val="left"/>
+      <w:pPr>
+        <w:ind w:left="2869" w:hanging="360"/>
+      </w:pPr>
+      <w:rPr>
+        <w:rFonts w:ascii="Wingdings" w:hAnsi="Wingdings" w:hint="default"/>
+      </w:rPr>
+    </w:lvl>
+    <w:lvl w:ilvl="3" w:tplc="04190001" w:tentative="1">
+      <w:start w:val="1"/>
+      <w:numFmt w:val="bullet"/>
+      <w:lvlText w:val=""/>
+      <w:lvlJc w:val="left"/>
+      <w:pPr>
+        <w:ind w:left="3589" w:hanging="360"/>
+      </w:pPr>
+      <w:rPr>
+        <w:rFonts w:ascii="Symbol" w:hAnsi="Symbol" w:hint="default"/>
+      </w:rPr>
+    </w:lvl>
+    <w:lvl w:ilvl="4" w:tplc="04190003" w:tentative="1">
+      <w:start w:val="1"/>
+      <w:numFmt w:val="bullet"/>
+      <w:lvlText w:val="o"/>
+      <w:lvlJc w:val="left"/>
+      <w:pPr>
+        <w:ind w:left="4309" w:hanging="360"/>
+      </w:pPr>
+      <w:rPr>
+        <w:rFonts w:ascii="Courier New" w:hAnsi="Courier New" w:cs="Courier New" w:hint="default"/>
+      </w:rPr>
+    </w:lvl>
+    <w:lvl w:ilvl="5" w:tplc="04190005" w:tentative="1">
+      <w:start w:val="1"/>
+      <w:numFmt w:val="bullet"/>
+      <w:lvlText w:val=""/>
+      <w:lvlJc w:val="left"/>
+      <w:pPr>
+        <w:ind w:left="5029" w:hanging="360"/>
+      </w:pPr>
+      <w:rPr>
+        <w:rFonts w:ascii="Wingdings" w:hAnsi="Wingdings" w:hint="default"/>
+      </w:rPr>
+    </w:lvl>
+    <w:lvl w:ilvl="6" w:tplc="04190001" w:tentative="1">
+      <w:start w:val="1"/>
+      <w:numFmt w:val="bullet"/>
+      <w:lvlText w:val=""/>
+      <w:lvlJc w:val="left"/>
+      <w:pPr>
+        <w:ind w:left="5749" w:hanging="360"/>
+      </w:pPr>
+      <w:rPr>
+        <w:rFonts w:ascii="Symbol" w:hAnsi="Symbol" w:hint="default"/>
+      </w:rPr>
+    </w:lvl>
+    <w:lvl w:ilvl="7" w:tplc="04190003" w:tentative="1">
+      <w:start w:val="1"/>
+      <w:numFmt w:val="bullet"/>
+      <w:lvlText w:val="o"/>
+      <w:lvlJc w:val="left"/>
+      <w:pPr>
+        <w:ind w:left="6469" w:hanging="360"/>
+      </w:pPr>
+      <w:rPr>
+        <w:rFonts w:ascii="Courier New" w:hAnsi="Courier New" w:cs="Courier New" w:hint="default"/>
+      </w:rPr>
+    </w:lvl>
+    <w:lvl w:ilvl="8" w:tplc="04190005" w:tentative="1">
+      <w:start w:val="1"/>
+      <w:numFmt w:val="bullet"/>
+      <w:lvlText w:val=""/>
+      <w:lvlJc w:val="left"/>
+      <w:pPr>
+        <w:ind w:left="7189" w:hanging="360"/>
+      </w:pPr>
+      <w:rPr>
+        <w:rFonts w:ascii="Wingdings" w:hAnsi="Wingdings" w:hint="default"/>
+      </w:rPr>
+    </w:lvl>
+  </w:abstractNum>
+  <w:abstractNum w:abstractNumId="30" w15:restartNumberingAfterBreak="0">
+    <w:nsid w:val="71EB02DD"/>
+    <w:multiLevelType w:val="hybridMultilevel"/>
+    <w:tmpl w:val="151AEB94"/>
+    <w:lvl w:ilvl="0" w:tplc="333AAC2C">
+      <w:start w:val="1"/>
+      <w:numFmt w:val="bullet"/>
+      <w:lvlText w:val="–"/>
+      <w:lvlJc w:val="left"/>
+      <w:pPr>
+        <w:ind w:left="1134" w:hanging="425"/>
+      </w:pPr>
+    </w:lvl>
+    <w:lvl w:ilvl="1" w:tplc="BAD27FE8">
+      <w:numFmt w:val="decimal"/>
+      <w:lvlText w:val=""/>
+      <w:lvlJc w:val="left"/>
+    </w:lvl>
+    <w:lvl w:ilvl="2" w:tplc="660074FE">
+      <w:numFmt w:val="decimal"/>
+      <w:lvlText w:val=""/>
+      <w:lvlJc w:val="left"/>
+    </w:lvl>
+    <w:lvl w:ilvl="3" w:tplc="B7F841E2">
+      <w:numFmt w:val="decimal"/>
+      <w:lvlText w:val=""/>
+      <w:lvlJc w:val="left"/>
+    </w:lvl>
+    <w:lvl w:ilvl="4" w:tplc="05004048">
+      <w:numFmt w:val="decimal"/>
+      <w:lvlText w:val=""/>
+      <w:lvlJc w:val="left"/>
+    </w:lvl>
+    <w:lvl w:ilvl="5" w:tplc="60EC9F6E">
+      <w:numFmt w:val="decimal"/>
+      <w:lvlText w:val=""/>
+      <w:lvlJc w:val="left"/>
+    </w:lvl>
+    <w:lvl w:ilvl="6" w:tplc="D1EE218E">
+      <w:numFmt w:val="decimal"/>
+      <w:lvlText w:val=""/>
+      <w:lvlJc w:val="left"/>
+    </w:lvl>
+    <w:lvl w:ilvl="7" w:tplc="A630F57C">
+      <w:numFmt w:val="decimal"/>
+      <w:lvlText w:val=""/>
+      <w:lvlJc w:val="left"/>
+    </w:lvl>
+    <w:lvl w:ilvl="8" w:tplc="325C830A">
+      <w:numFmt w:val="decimal"/>
+      <w:lvlText w:val=""/>
+      <w:lvlJc w:val="left"/>
+    </w:lvl>
+  </w:abstractNum>
+  <w:abstractNum w:abstractNumId="31" w15:restartNumberingAfterBreak="0">
     <w:nsid w:val="72380BC4"/>
     <w:multiLevelType w:val="multilevel"/>
     <w:tmpl w:val="AEF8DF96"/>
@@ -3454,7 +9908,7 @@
       </w:pPr>
     </w:lvl>
   </w:abstractNum>
-  <w:abstractNum w:abstractNumId="20" w15:restartNumberingAfterBreak="0">
+  <w:abstractNum w:abstractNumId="32" w15:restartNumberingAfterBreak="0">
     <w:nsid w:val="728B0E54"/>
     <w:multiLevelType w:val="hybridMultilevel"/>
     <w:tmpl w:val="FA2E75C6"/>
@@ -3566,32 +10020,231 @@
       </w:rPr>
     </w:lvl>
   </w:abstractNum>
+  <w:abstractNum w:abstractNumId="33" w15:restartNumberingAfterBreak="0">
+    <w:nsid w:val="77277055"/>
+    <w:multiLevelType w:val="hybridMultilevel"/>
+    <w:tmpl w:val="56EC2B86"/>
+    <w:lvl w:ilvl="0" w:tplc="7E76FBFE">
+      <w:start w:val="1"/>
+      <w:numFmt w:val="bullet"/>
+      <w:lvlText w:val="●"/>
+      <w:lvlJc w:val="left"/>
+      <w:pPr>
+        <w:ind w:left="720" w:hanging="360"/>
+      </w:pPr>
+    </w:lvl>
+    <w:lvl w:ilvl="1" w:tplc="04190003" w:tentative="1">
+      <w:start w:val="1"/>
+      <w:numFmt w:val="bullet"/>
+      <w:lvlText w:val="o"/>
+      <w:lvlJc w:val="left"/>
+      <w:pPr>
+        <w:ind w:left="1440" w:hanging="360"/>
+      </w:pPr>
+      <w:rPr>
+        <w:rFonts w:ascii="Courier New" w:hAnsi="Courier New" w:cs="Courier New" w:hint="default"/>
+      </w:rPr>
+    </w:lvl>
+    <w:lvl w:ilvl="2" w:tplc="04190005" w:tentative="1">
+      <w:start w:val="1"/>
+      <w:numFmt w:val="bullet"/>
+      <w:lvlText w:val=""/>
+      <w:lvlJc w:val="left"/>
+      <w:pPr>
+        <w:ind w:left="2160" w:hanging="360"/>
+      </w:pPr>
+      <w:rPr>
+        <w:rFonts w:ascii="Wingdings" w:hAnsi="Wingdings" w:hint="default"/>
+      </w:rPr>
+    </w:lvl>
+    <w:lvl w:ilvl="3" w:tplc="04190001" w:tentative="1">
+      <w:start w:val="1"/>
+      <w:numFmt w:val="bullet"/>
+      <w:lvlText w:val=""/>
+      <w:lvlJc w:val="left"/>
+      <w:pPr>
+        <w:ind w:left="2880" w:hanging="360"/>
+      </w:pPr>
+      <w:rPr>
+        <w:rFonts w:ascii="Symbol" w:hAnsi="Symbol" w:hint="default"/>
+      </w:rPr>
+    </w:lvl>
+    <w:lvl w:ilvl="4" w:tplc="04190003" w:tentative="1">
+      <w:start w:val="1"/>
+      <w:numFmt w:val="bullet"/>
+      <w:lvlText w:val="o"/>
+      <w:lvlJc w:val="left"/>
+      <w:pPr>
+        <w:ind w:left="3600" w:hanging="360"/>
+      </w:pPr>
+      <w:rPr>
+        <w:rFonts w:ascii="Courier New" w:hAnsi="Courier New" w:cs="Courier New" w:hint="default"/>
+      </w:rPr>
+    </w:lvl>
+    <w:lvl w:ilvl="5" w:tplc="04190005" w:tentative="1">
+      <w:start w:val="1"/>
+      <w:numFmt w:val="bullet"/>
+      <w:lvlText w:val=""/>
+      <w:lvlJc w:val="left"/>
+      <w:pPr>
+        <w:ind w:left="4320" w:hanging="360"/>
+      </w:pPr>
+      <w:rPr>
+        <w:rFonts w:ascii="Wingdings" w:hAnsi="Wingdings" w:hint="default"/>
+      </w:rPr>
+    </w:lvl>
+    <w:lvl w:ilvl="6" w:tplc="04190001" w:tentative="1">
+      <w:start w:val="1"/>
+      <w:numFmt w:val="bullet"/>
+      <w:lvlText w:val=""/>
+      <w:lvlJc w:val="left"/>
+      <w:pPr>
+        <w:ind w:left="5040" w:hanging="360"/>
+      </w:pPr>
+      <w:rPr>
+        <w:rFonts w:ascii="Symbol" w:hAnsi="Symbol" w:hint="default"/>
+      </w:rPr>
+    </w:lvl>
+    <w:lvl w:ilvl="7" w:tplc="04190003" w:tentative="1">
+      <w:start w:val="1"/>
+      <w:numFmt w:val="bullet"/>
+      <w:lvlText w:val="o"/>
+      <w:lvlJc w:val="left"/>
+      <w:pPr>
+        <w:ind w:left="5760" w:hanging="360"/>
+      </w:pPr>
+      <w:rPr>
+        <w:rFonts w:ascii="Courier New" w:hAnsi="Courier New" w:cs="Courier New" w:hint="default"/>
+      </w:rPr>
+    </w:lvl>
+    <w:lvl w:ilvl="8" w:tplc="04190005" w:tentative="1">
+      <w:start w:val="1"/>
+      <w:numFmt w:val="bullet"/>
+      <w:lvlText w:val=""/>
+      <w:lvlJc w:val="left"/>
+      <w:pPr>
+        <w:ind w:left="6480" w:hanging="360"/>
+      </w:pPr>
+      <w:rPr>
+        <w:rFonts w:ascii="Wingdings" w:hAnsi="Wingdings" w:hint="default"/>
+      </w:rPr>
+    </w:lvl>
+  </w:abstractNum>
+  <w:abstractNum w:abstractNumId="34" w15:restartNumberingAfterBreak="0">
+    <w:nsid w:val="7BC10188"/>
+    <w:multiLevelType w:val="hybridMultilevel"/>
+    <w:tmpl w:val="D9A2B2DA"/>
+    <w:lvl w:ilvl="0" w:tplc="E2FCA2EA">
+      <w:start w:val="1"/>
+      <w:numFmt w:val="decimal"/>
+      <w:lvlText w:val="П%1."/>
+      <w:lvlJc w:val="left"/>
+      <w:pPr>
+        <w:ind w:left="1429" w:hanging="360"/>
+      </w:pPr>
+      <w:rPr>
+        <w:rFonts w:hint="default"/>
+      </w:rPr>
+    </w:lvl>
+    <w:lvl w:ilvl="1" w:tplc="04190019" w:tentative="1">
+      <w:start w:val="1"/>
+      <w:numFmt w:val="lowerLetter"/>
+      <w:lvlText w:val="%2."/>
+      <w:lvlJc w:val="left"/>
+      <w:pPr>
+        <w:ind w:left="1440" w:hanging="360"/>
+      </w:pPr>
+    </w:lvl>
+    <w:lvl w:ilvl="2" w:tplc="0419001B" w:tentative="1">
+      <w:start w:val="1"/>
+      <w:numFmt w:val="lowerRoman"/>
+      <w:lvlText w:val="%3."/>
+      <w:lvlJc w:val="right"/>
+      <w:pPr>
+        <w:ind w:left="2160" w:hanging="180"/>
+      </w:pPr>
+    </w:lvl>
+    <w:lvl w:ilvl="3" w:tplc="0419000F" w:tentative="1">
+      <w:start w:val="1"/>
+      <w:numFmt w:val="decimal"/>
+      <w:lvlText w:val="%4."/>
+      <w:lvlJc w:val="left"/>
+      <w:pPr>
+        <w:ind w:left="2880" w:hanging="360"/>
+      </w:pPr>
+    </w:lvl>
+    <w:lvl w:ilvl="4" w:tplc="04190019" w:tentative="1">
+      <w:start w:val="1"/>
+      <w:numFmt w:val="lowerLetter"/>
+      <w:lvlText w:val="%5."/>
+      <w:lvlJc w:val="left"/>
+      <w:pPr>
+        <w:ind w:left="3600" w:hanging="360"/>
+      </w:pPr>
+    </w:lvl>
+    <w:lvl w:ilvl="5" w:tplc="0419001B" w:tentative="1">
+      <w:start w:val="1"/>
+      <w:numFmt w:val="lowerRoman"/>
+      <w:lvlText w:val="%6."/>
+      <w:lvlJc w:val="right"/>
+      <w:pPr>
+        <w:ind w:left="4320" w:hanging="180"/>
+      </w:pPr>
+    </w:lvl>
+    <w:lvl w:ilvl="6" w:tplc="0419000F" w:tentative="1">
+      <w:start w:val="1"/>
+      <w:numFmt w:val="decimal"/>
+      <w:lvlText w:val="%7."/>
+      <w:lvlJc w:val="left"/>
+      <w:pPr>
+        <w:ind w:left="5040" w:hanging="360"/>
+      </w:pPr>
+    </w:lvl>
+    <w:lvl w:ilvl="7" w:tplc="04190019" w:tentative="1">
+      <w:start w:val="1"/>
+      <w:numFmt w:val="lowerLetter"/>
+      <w:lvlText w:val="%8."/>
+      <w:lvlJc w:val="left"/>
+      <w:pPr>
+        <w:ind w:left="5760" w:hanging="360"/>
+      </w:pPr>
+    </w:lvl>
+    <w:lvl w:ilvl="8" w:tplc="0419001B" w:tentative="1">
+      <w:start w:val="1"/>
+      <w:numFmt w:val="lowerRoman"/>
+      <w:lvlText w:val="%9."/>
+      <w:lvlJc w:val="right"/>
+      <w:pPr>
+        <w:ind w:left="6480" w:hanging="180"/>
+      </w:pPr>
+    </w:lvl>
+  </w:abstractNum>
   <w:num w:numId="1" w16cid:durableId="1628320342">
-    <w:abstractNumId w:val="15"/>
+    <w:abstractNumId w:val="24"/>
   </w:num>
   <w:num w:numId="2" w16cid:durableId="1739089533">
-    <w:abstractNumId w:val="4"/>
+    <w:abstractNumId w:val="7"/>
   </w:num>
   <w:num w:numId="3" w16cid:durableId="1981617800">
-    <w:abstractNumId w:val="18"/>
+    <w:abstractNumId w:val="28"/>
   </w:num>
   <w:num w:numId="4" w16cid:durableId="1307585225">
-    <w:abstractNumId w:val="16"/>
+    <w:abstractNumId w:val="26"/>
   </w:num>
   <w:num w:numId="5" w16cid:durableId="1107852386">
-    <w:abstractNumId w:val="5"/>
+    <w:abstractNumId w:val="9"/>
   </w:num>
   <w:num w:numId="6" w16cid:durableId="1064645735">
     <w:abstractNumId w:val="0"/>
   </w:num>
   <w:num w:numId="7" w16cid:durableId="758987443">
-    <w:abstractNumId w:val="12"/>
+    <w:abstractNumId w:val="19"/>
   </w:num>
   <w:num w:numId="8" w16cid:durableId="1484196201">
-    <w:abstractNumId w:val="14"/>
+    <w:abstractNumId w:val="23"/>
   </w:num>
   <w:num w:numId="9" w16cid:durableId="133528228">
-    <w:abstractNumId w:val="17"/>
+    <w:abstractNumId w:val="27"/>
   </w:num>
   <w:num w:numId="10" w16cid:durableId="1400251576">
     <w:abstractNumId w:val="0"/>
@@ -3624,7 +10277,7 @@
     <w:abstractNumId w:val="0"/>
   </w:num>
   <w:num w:numId="19" w16cid:durableId="1070496625">
-    <w:abstractNumId w:val="19"/>
+    <w:abstractNumId w:val="31"/>
     <w:lvlOverride w:ilvl="0">
       <w:startOverride w:val="1"/>
     </w:lvlOverride>
@@ -3654,40 +10307,88 @@
     </w:lvlOverride>
   </w:num>
   <w:num w:numId="20" w16cid:durableId="567231994">
-    <w:abstractNumId w:val="19"/>
+    <w:abstractNumId w:val="31"/>
   </w:num>
   <w:num w:numId="21" w16cid:durableId="1464468918">
-    <w:abstractNumId w:val="6"/>
+    <w:abstractNumId w:val="10"/>
   </w:num>
   <w:num w:numId="22" w16cid:durableId="1733575044">
-    <w:abstractNumId w:val="3"/>
+    <w:abstractNumId w:val="5"/>
   </w:num>
   <w:num w:numId="23" w16cid:durableId="1445154255">
-    <w:abstractNumId w:val="10"/>
+    <w:abstractNumId w:val="17"/>
   </w:num>
   <w:num w:numId="24" w16cid:durableId="665935075">
-    <w:abstractNumId w:val="8"/>
+    <w:abstractNumId w:val="13"/>
   </w:num>
   <w:num w:numId="25" w16cid:durableId="212691961">
     <w:abstractNumId w:val="1"/>
   </w:num>
   <w:num w:numId="26" w16cid:durableId="257758473">
-    <w:abstractNumId w:val="9"/>
+    <w:abstractNumId w:val="14"/>
   </w:num>
   <w:num w:numId="27" w16cid:durableId="23099599">
+    <w:abstractNumId w:val="32"/>
+  </w:num>
+  <w:num w:numId="28" w16cid:durableId="1907647159">
+    <w:abstractNumId w:val="18"/>
+  </w:num>
+  <w:num w:numId="29" w16cid:durableId="843789021">
+    <w:abstractNumId w:val="3"/>
+  </w:num>
+  <w:num w:numId="30" w16cid:durableId="1435704628">
+    <w:abstractNumId w:val="12"/>
+  </w:num>
+  <w:num w:numId="31" w16cid:durableId="1442338086">
+    <w:abstractNumId w:val="22"/>
+  </w:num>
+  <w:num w:numId="32" w16cid:durableId="653878874">
+    <w:abstractNumId w:val="30"/>
+    <w:lvlOverride w:ilvl="0">
+      <w:startOverride w:val="1"/>
+    </w:lvlOverride>
+  </w:num>
+  <w:num w:numId="33" w16cid:durableId="471866462">
+    <w:abstractNumId w:val="30"/>
+  </w:num>
+  <w:num w:numId="34" w16cid:durableId="113600292">
+    <w:abstractNumId w:val="15"/>
+  </w:num>
+  <w:num w:numId="35" w16cid:durableId="1459952373">
+    <w:abstractNumId w:val="21"/>
+  </w:num>
+  <w:num w:numId="36" w16cid:durableId="1920094273">
+    <w:abstractNumId w:val="2"/>
+  </w:num>
+  <w:num w:numId="37" w16cid:durableId="1810047680">
     <w:abstractNumId w:val="20"/>
   </w:num>
-  <w:num w:numId="28" w16cid:durableId="1907647159">
+  <w:num w:numId="38" w16cid:durableId="2002196535">
+    <w:abstractNumId w:val="16"/>
+  </w:num>
+  <w:num w:numId="39" w16cid:durableId="388774534">
+    <w:abstractNumId w:val="33"/>
+  </w:num>
+  <w:num w:numId="40" w16cid:durableId="135950090">
+    <w:abstractNumId w:val="8"/>
+  </w:num>
+  <w:num w:numId="41" w16cid:durableId="1384987927">
+    <w:abstractNumId w:val="25"/>
+  </w:num>
+  <w:num w:numId="42" w16cid:durableId="1205370352">
+    <w:abstractNumId w:val="4"/>
+  </w:num>
+  <w:num w:numId="43" w16cid:durableId="611934316">
+    <w:abstractNumId w:val="6"/>
+  </w:num>
+  <w:num w:numId="44" w16cid:durableId="2018578839">
+    <w:abstractNumId w:val="29"/>
+  </w:num>
+  <w:num w:numId="45" w16cid:durableId="871766774">
+    <w:abstractNumId w:val="34"/>
+  </w:num>
+  <w:num w:numId="46" w16cid:durableId="1236552022">
     <w:abstractNumId w:val="11"/>
-  </w:num>
-  <w:num w:numId="29" w16cid:durableId="843789021">
-    <w:abstractNumId w:val="2"/>
-  </w:num>
-  <w:num w:numId="30" w16cid:durableId="1435704628">
-    <w:abstractNumId w:val="7"/>
-  </w:num>
-  <w:num w:numId="31" w16cid:durableId="1442338086">
-    <w:abstractNumId w:val="13"/>
   </w:num>
 </w:numbering>
 </file>
@@ -3883,7 +10584,7 @@
     <w:lsdException w:name="Medium Shading 2 Accent 1" w:uiPriority="64"/>
     <w:lsdException w:name="Medium List 1 Accent 1" w:uiPriority="65"/>
     <w:lsdException w:name="Revision" w:semiHidden="1"/>
-    <w:lsdException w:name="List Paragraph" w:uiPriority="34" w:qFormat="1"/>
+    <w:lsdException w:name="List Paragraph" w:uiPriority="0" w:qFormat="1"/>
     <w:lsdException w:name="Quote" w:uiPriority="29" w:qFormat="1"/>
     <w:lsdException w:name="Intense Quote" w:uiPriority="30" w:qFormat="1"/>
     <w:lsdException w:name="Medium List 2 Accent 1" w:uiPriority="66"/>
@@ -4084,7 +10785,7 @@
   <w:style w:type="paragraph" w:default="1" w:styleId="a0">
     <w:name w:val="Normal"/>
     <w:qFormat/>
-    <w:rsid w:val="00C5783C"/>
+    <w:rsid w:val="00DE1160"/>
     <w:pPr>
       <w:ind w:firstLine="709"/>
       <w:jc w:val="both"/>
@@ -4562,7 +11263,6 @@
     <w:name w:val="List Paragraph"/>
     <w:basedOn w:val="a0"/>
     <w:link w:val="ab"/>
-    <w:uiPriority w:val="34"/>
     <w:qFormat/>
     <w:rsid w:val="00E21DFE"/>
     <w:pPr>
@@ -4781,10 +11481,9 @@
     <w:name w:val="Название таблицы (продолжение/окончание)"/>
     <w:basedOn w:val="af8"/>
     <w:link w:val="afb"/>
-    <w:qFormat/>
-    <w:rsid w:val="009D687A"/>
+    <w:rsid w:val="00EE2313"/>
     <w:pPr>
-      <w:jc w:val="right"/>
+      <w:jc w:val="left"/>
     </w:pPr>
   </w:style>
   <w:style w:type="character" w:customStyle="1" w:styleId="af9">
@@ -4817,9 +11516,9 @@
   <w:style w:type="character" w:customStyle="1" w:styleId="afb">
     <w:name w:val="Название таблицы (продолжение/окончание) Знак"/>
     <w:link w:val="afa"/>
-    <w:rsid w:val="009D687A"/>
+    <w:rsid w:val="00EE2313"/>
     <w:rPr>
-      <w:rFonts w:ascii="Liberation Serif" w:hAnsi="Liberation Serif"/>
+      <w:rFonts w:ascii="Times New Roman" w:hAnsi="Times New Roman"/>
       <w:sz w:val="24"/>
       <w:szCs w:val="24"/>
       <w:lang w:eastAsia="en-US"/>
